--- a/SARQUE_documento.docx
+++ b/SARQUE_documento.docx
@@ -514,6 +514,42 @@
         <w:t xml:space="preserve">BIBLIOGRAFÍA</w:t>
       </w:r>
     </w:p>
+    <w:p>
+      <w:pPr>
+        <w:numPr>
+          <w:ilvl w:val="0"/>
+          <w:numId w:val="1001"/>
+        </w:numPr>
+        <w:pStyle w:val="Compact"/>
+      </w:pPr>
+      <w:r>
+        <w:t xml:space="preserve">ANEXO A — ESPECIFICACIONES TÉCNICAS DETALLADAS</w:t>
+      </w:r>
+    </w:p>
+    <w:p>
+      <w:pPr>
+        <w:numPr>
+          <w:ilvl w:val="0"/>
+          <w:numId w:val="1001"/>
+        </w:numPr>
+        <w:pStyle w:val="Compact"/>
+      </w:pPr>
+      <w:r>
+        <w:t xml:space="preserve">ANEXO B — GALERÍA FOTOGRÁFICA DE LA INSTALACIÓN</w:t>
+      </w:r>
+    </w:p>
+    <w:p>
+      <w:pPr>
+        <w:numPr>
+          <w:ilvl w:val="0"/>
+          <w:numId w:val="1001"/>
+        </w:numPr>
+        <w:pStyle w:val="Compact"/>
+      </w:pPr>
+      <w:r>
+        <w:t xml:space="preserve">ANEXO C — CONFIGURACIÓN INICIAL DE LOS CONTROLADORES</w:t>
+      </w:r>
+    </w:p>
     <w:bookmarkEnd w:id="22"/>
     <w:bookmarkStart w:id="23" w:name="índice-de-figuras"/>
     <w:p>
@@ -636,7 +672,7 @@
         <w:pStyle w:val="FirstParagraph"/>
       </w:pPr>
       <w:r>
-        <w:t xml:space="preserve">SARQUE es un sistema de automatización y monitoreo de riego desarrollado para el Parque Ecoturístico Quinta Estación, un espacio verde de 5 hectáreas ubicado en Cochabamba, Bolivia, con más de 20 sectores de vegetación diferenciada. El sistema integra controladores de riego Bluetooth K-Rain BL-KR con electroválvulas de 9 V DC de acción latente, reemplazando el control manual de 41 llaves de paso distribuidas en el parque por un conjunto de 6 controladores programados que operan según un cronograma semanal predefinido. Un nodo ESP32 actúa como puente BLE-WiFi, capturando los eventos de activación y desactivación de electroválvulas mediante el protocolo Bluetooth Low Energy (BLE) y transmitiéndolos a la plataforma en la nube Supabase. Una aplicación web desarrollada en React + TypeScript expone historial de riegos, estadísticas de consumo hídrico, programación de horarios y estado en tiempo real de cada controlador, permitiendo a la administración del parque gestionar el riego sin necesidad de desplazamientos físicos a campo. El prototipo funcional valida la integración entre el controlador BL-KR2, el nodo ESP32 y la plataforma web, demostrando la viabilidad técnica del sistema para su escalado a los 6 controladores y 41 estaciones del parque completo. El costo operativo se reduce al eliminar el tiempo de caminata diaria del personal (mínimo 30 minutos por jornada) y al prevenir las fugas y el mal riego causados por el olvido en la apertura o cierre de llaves de paso.</w:t>
+        <w:t xml:space="preserve">SARQUE es un sistema de automatización y monitoreo de riego desarrollado para el Parque Ecoturístico Quinta Estación, un espacio verde de 5 hectáreas ubicado en Cochabamba, Bolivia, con más de 20 sectores de vegetación diferenciada. El sistema integra controladores de riego Bluetooth K-Rain BL-KR con electroválvulas de 9 V DC de acción latente, reemplazando el control manual de 22 electroválvulas (que centralizan el control de la red original de 41 puntos) distribuidas en el parque por un conjunto de 6 controladores programados que operan según un cronograma semanal predefinido. Un nodo ESP32 actúa como puente BLE-WiFi, capturando los eventos de activación y desactivación de electroválvulas mediante el protocolo Bluetooth Low Energy (BLE) y transmitiéndolos a la plataforma en la nube Supabase. Una aplicación web desarrollada en React + TypeScript expone historial de riegos, estadísticas de consumo hídrico, programación de horarios y estado en tiempo real de cada controlador, permitiendo a la administración del parque gestionar el riego sin necesidad de desplazamientos físicos a campo. El prototipo funcional valida la integración entre el controlador BL-KR2, el nodo ESP32 y la plataforma web, demostrando la viabilidad técnica del sistema para su escalado a los 6 controladores y 22 estaciones del parque completo. El costo operativo se reduce al eliminar el tiempo de caminata diaria del personal (mínimo 30 minutos por jornada) y al prevenir las fugas y el mal riego causados por el olvido en la apertura o cierre de llaves de paso.</w:t>
       </w:r>
     </w:p>
     <w:p>
@@ -694,7 +730,7 @@
         <w:pStyle w:val="BodyText"/>
       </w:pPr>
       <w:r>
-        <w:t xml:space="preserve">El presente Trabajo de Grado describe el diseño, desarrollo e implementación de SARQUE, un sistema que integra controladores de riego Bluetooth K-Rain BL-KR, electroválvulas de 9 V DC de acción latente, un nodo de monitoreo basado en ESP32 con conectividad WiFi, y una aplicación web de gestión desarrollada en React + TypeScript con backend en Supabase. El sistema automatiza la apertura y cierre de las 41 estaciones de riego del parque conforme a un cronograma semanal programado y genera reportes históricos de consumo hídrico para la toma de decisiones administrativas.</w:t>
+        <w:t xml:space="preserve">El presente Trabajo de Grado describe el diseño, desarrollo e implementación de SARQUE, un sistema que integra controladores de riego Bluetooth K-Rain BL-KR, electroválvulas de 9 V DC de acción latente, un nodo de monitoreo basado en ESP32 con conectividad WiFi, y una aplicación web de gestión desarrollada en React + TypeScript con backend en Supabase. El sistema automatiza la apertura y cierre de las 22 estaciones de riego del parque conforme a un cronograma semanal programado y genera reportes históricos de consumo hídrico para la toma de decisiones administrativas.</w:t>
       </w:r>
     </w:p>
     <w:p>
@@ -901,7 +937,7 @@
         <w:pStyle w:val="BodyText"/>
       </w:pPr>
       <w:r>
-        <w:t xml:space="preserve">El parque emplea a 6 jardineros y 1 administrador, bajo la dirección de la propietaria. El sistema de riego actual funciona mediante una bomba de agua de pozo con un caudal medido de 4.2 litros por segundo, capaz de mantener activa una sola zona de riego a la vez. El agua se distribuye a través de una red de cañerías que alimenta 41 llaves de paso manuales distribuidas en el predio —representadas en el Plano General a escala 1:250 como puntos de color dorado—, cada una de las cuales debe ser abierta y cerrada manualmente por el personal en cada ciclo de riego.</w:t>
+        <w:t xml:space="preserve">El parque emplea a 6 jardineros y 1 administrador, bajo la dirección de la propietaria. El sistema de riego actual funciona mediante una bomba de agua de pozo con un caudal medido de 4.2 litros por segundo, capaz de mantener activa una sola zona de riego a la vez. El agua se distribuye a través de una red de cañerías que alimenta 22 electroválvulas distribuidas estratégicamente sobre una red original de 41 puntos de riego distribuidas en el predio —representadas en el Plano General a escala 1:250 como puntos de color dorado—, cada una de las cuales debe ser abierta y cerrada manualmente por el personal en cada ciclo de riego.</w:t>
       </w:r>
     </w:p>
     <w:p>
@@ -1044,7 +1080,7 @@
         <w:t xml:space="preserve"> </w:t>
       </w:r>
       <w:r>
-        <w:t xml:space="preserve">Un olvido de apertura o cierre de llave de paso puede ocurrir en cualquiera de los 41 puntos del parque. Con 6 sectores diarios a gestionar en promedio, la probabilidad de error manual en un sistema completamente dependiente de la memoria humana es estadísticamente significativa. SARQUE reemplaza la decisión manual por una programación automática en los controladores BL-KR, garantizando que cada electroválvula se abra y cierre en el horario exacto configurado, independientemente de la presencia o atención del jardinero.</w:t>
+        <w:t xml:space="preserve">Un olvido de apertura o cierre de llave de paso puede ocurrir en cualquiera de los 22 puntos del parque. Con 6 sectores diarios a gestionar en promedio, la probabilidad de error manual en un sistema completamente dependiente de la memoria humana es estadísticamente significativa. SARQUE reemplaza la decisión manual por una programación automática en los controladores BL-KR, garantizando que cada electroválvula se abra y cierre en el horario exacto configurado, independientemente de la presencia o atención del jardinero.</w:t>
       </w:r>
     </w:p>
     <w:p>
@@ -1321,7 +1357,7 @@
               <w:jc w:val="left"/>
             </w:pPr>
             <w:r>
-              <w:t xml:space="preserve">Porque no existe un sistema de automatización para las 41 estaciones del parque</w:t>
+              <w:t xml:space="preserve">Porque no existe un sistema de automatización para las 22 estaciones del parque</w:t>
             </w:r>
           </w:p>
         </w:tc>
@@ -1434,7 +1470,7 @@
         <w:t xml:space="preserve"> </w:t>
       </w:r>
       <w:r>
-        <w:t xml:space="preserve">Control de riego manual con 41 llaves de paso distribuidas en 5 hectáreas</w:t>
+        <w:t xml:space="preserve">Control de riego manual con 22 electroválvulas (que centralizan el control de la red original de 41 puntos) distribuidas en 5 hectáreas</w:t>
       </w:r>
     </w:p>
     <w:p>
@@ -1653,7 +1689,7 @@
         </w:numPr>
       </w:pPr>
       <w:r>
-        <w:t xml:space="preserve">Diseñar la arquitectura del sistema SARQUE, definiendo la distribución de los 6 controladores K-Rain BL-KR, las 41 estaciones de electroválvulas, el nodo ESP32 como puente BLE-WiFi y la plataforma Supabase como backend de datos.</w:t>
+        <w:t xml:space="preserve">Diseñar la arquitectura del sistema SARQUE, definiendo la distribución de los 6 controladores K-Rain BL-KR, las 22 estaciones de electroválvulas, el nodo ESP32 como puente BLE-WiFi y la plataforma Supabase como backend de datos.</w:t>
       </w:r>
     </w:p>
     <w:p>
@@ -3205,19 +3241,19 @@
         <w:pStyle w:val="BodyText"/>
       </w:pPr>
       <w:r>
-        <w:t xml:space="preserve">En SARQUE se utilizan 6 controladores BL-KR distribuidos en el parque:</w:t>
+        <w:t xml:space="preserve">En SARQUE se utilizan 6 controladores BL-KR distribuidos en el parque, seleccionados de modo que el cable monofilar 20 AWG entre cada controlador y su electroválvula más lejana no supere los 30 metros (optimización de cableado):</w:t>
       </w:r>
       <w:r>
         <w:t xml:space="preserve"> </w:t>
       </w:r>
       <w:r>
-        <w:t xml:space="preserve">- 3 unidades BL-KR9 (9 estaciones cada una): 27 estaciones</w:t>
+        <w:t xml:space="preserve">- 2 unidades BL-KR2 (2 estaciones cada una): 4 estaciones</w:t>
       </w:r>
       <w:r>
         <w:t xml:space="preserve"> </w:t>
       </w:r>
       <w:r>
-        <w:t xml:space="preserve">- 2 unidades BL-KR4 (4 estaciones cada una): 8 estaciones</w:t>
+        <w:t xml:space="preserve">- 3 unidades BL-KR4 (4 estaciones cada una): 12 estaciones</w:t>
       </w:r>
       <w:r>
         <w:t xml:space="preserve"> </w:t>
@@ -3239,7 +3275,7 @@
           <w:bCs/>
           <w:b/>
         </w:rPr>
-        <w:t xml:space="preserve">Total: 41 estaciones de riego automatizadas</w:t>
+        <w:t xml:space="preserve">Total: 22 estaciones de riego automatizadas</w:t>
       </w:r>
     </w:p>
     <w:p>
@@ -3316,7 +3352,7 @@
         <w:pStyle w:val="BodyText"/>
       </w:pPr>
       <w:r>
-        <w:t xml:space="preserve">En SARQUE, las electroválvulas K-Rain BSPT reemplazan las 41 llaves de paso manuales del parque, siendo actuadas por los controladores BL-KR según el cronograma de riego programado.</w:t>
+        <w:t xml:space="preserve">En SARQUE, las electroválvulas K-Rain BSPT reemplazan las 22 electroválvulas distribuidas estratégicamente sobre una red original de 41 puntos de riego del parque, siendo actuadas por los controladores BL-KR según el cronograma de riego programado.</w:t>
       </w:r>
     </w:p>
     <w:bookmarkEnd w:id="72"/>
@@ -6172,7 +6208,7 @@
               <w:jc w:val="left"/>
             </w:pPr>
             <w:r>
-              <w:t xml:space="preserve">Actuadores hídricos en las 41 estaciones</w:t>
+              <w:t xml:space="preserve">Actuadores hídricos en las 22 estaciones</w:t>
             </w:r>
           </w:p>
         </w:tc>
@@ -6664,14 +6700,14 @@
     <w:tbl>
       <w:tblPr>
         <w:tblStyle w:val="Table"/>
-        <w:tblW w:type="pct" w:w="5000"/>
+        <w:tblW w:type="auto" w:w="0"/>
         <w:tblLook w:firstRow="1" w:lastRow="0" w:firstColumn="0" w:lastColumn="0" w:noHBand="0" w:noVBand="0" w:val="0020"/>
         <w:jc w:val="start"/>
       </w:tblPr>
       <w:tblGrid>
-        <w:gridCol w:w="2132"/>
-        <w:gridCol w:w="1827"/>
-        <w:gridCol w:w="3960"/>
+        <w:gridCol w:w="2640"/>
+        <w:gridCol w:w="2640"/>
+        <w:gridCol w:w="2640"/>
       </w:tblGrid>
       <w:tr>
         <w:trPr>
@@ -6794,7 +6830,7 @@
               <w:t xml:space="preserve">“</w:t>
             </w:r>
             <w:r>
-              <w:t xml:space="preserve">BL-KR9 Norte</w:t>
+              <w:t xml:space="preserve">BL-KR6 Central</w:t>
             </w:r>
             <w:r>
               <w:t xml:space="preserve">”</w:t>
@@ -6838,7 +6874,7 @@
               <w:jc w:val="left"/>
             </w:pPr>
             <w:r>
-              <w:t xml:space="preserve">Modelo del controlador (BL-KR2, BL-KR4, BL-KR6, BL-KR9)</w:t>
+              <w:t xml:space="preserve">Modelo del controlador (BL-KR2, BL-KR4, BL-KR6)</w:t>
             </w:r>
           </w:p>
         </w:tc>
@@ -8739,7 +8775,7 @@
       <w:r>
         <w:drawing>
           <wp:inline>
-            <wp:extent cx="5334000" cy="2240406"/>
+            <wp:extent cx="5334000" cy="2403449"/>
             <wp:effectExtent b="0" l="0" r="0" t="0"/>
             <wp:docPr descr="Figura 4. Arquitectura General del Sistema SARQUE" title="" id="96" name="Picture"/>
             <a:graphic>
@@ -8760,7 +8796,7 @@
                   <pic:spPr bwMode="auto">
                     <a:xfrm>
                       <a:off x="0" y="0"/>
-                      <a:ext cx="5334000" cy="2240406"/>
+                      <a:ext cx="5334000" cy="2403449"/>
                     </a:xfrm>
                     <a:prstGeom prst="rect">
                       <a:avLst/>
@@ -8796,7 +8832,7 @@
           <w:iCs/>
           <w:i/>
         </w:rPr>
-        <w:t xml:space="preserve">Figura 4. Arquitectura General del Sistema SARQUE — distribución de 6 controladores BL-KR y 41 estaciones. Fuente: Elaboración propia, 2026.</w:t>
+        <w:t xml:space="preserve">Figura 4. Arquitectura General del Sistema SARQUE — distribución de 6 controladores BL-KR y 22 estaciones. Fuente: Elaboración propia, 2026.</w:t>
       </w:r>
     </w:p>
     <w:p>
@@ -14610,7 +14646,7 @@
         </w:numPr>
       </w:pPr>
       <w:r>
-        <w:t xml:space="preserve">El diagnóstico situacional del Parque Ecoturístico Quinta Estación confirmó que el control manual de 41 llaves de paso distribuidas en 5 hectáreas genera pérdidas operativas cuantificables: mínimo 30 minutos diarios en desplazamientos y riesgo de fugas o déficit hídrico por olvido en la apertura o cierre de llaves. El cronograma de riego semanal de alta complejidad —con entre 3 y 6 sectores diarios en franjas horarias rotativas— supera la capacidad de gestión confiable mediante memoria humana exclusivamente.</w:t>
+        <w:t xml:space="preserve">El diagnóstico situacional del Parque Ecoturístico Quinta Estación confirmó que el control manual de 22 electroválvulas (que centralizan el control de la red original de 41 puntos) distribuidas en 5 hectáreas genera pérdidas operativas cuantificables: mínimo 30 minutos diarios en desplazamientos y riesgo de fugas o déficit hídrico por olvido en la apertura o cierre de llaves. El cronograma de riego semanal de alta complejidad —con entre 3 y 6 sectores diarios en franjas horarias rotativas— supera la capacidad de gestión confiable mediante memoria humana exclusivamente.</w:t>
       </w:r>
     </w:p>
     <w:p>
@@ -14694,7 +14730,7 @@
         <w:t xml:space="preserve"> </w:t>
       </w:r>
       <w:r>
-        <w:t xml:space="preserve">El prototipo validado con el BL-KR2 debe extenderse a los 5 controladores adicionales (3× BL-KR9, 1× BL-KR4 adicional y el BL-KR6), ubicando nodos ESP32 adicionales en las zonas del parque donde la distancia BLE supere los 15 metros respecto al controlador más cercano.</w:t>
+        <w:t xml:space="preserve">El prototipo validado con un controlador BL-KR debe extenderse a los 5 controladores restantes (la otra unidad BL-KR2, las 3 unidades BL-KR4 y el BL-KR6), ubicando nodos ESP32 adicionales en las zonas del parque donde la distancia BLE supere los 15 metros respecto al controlador más cercano.</w:t>
       </w:r>
     </w:p>
     <w:p>
@@ -15404,30 +15440,2853 @@
         </w:pict>
       </w:r>
     </w:p>
+    <w:bookmarkEnd w:id="131"/>
+    <w:bookmarkEnd w:id="132"/>
+    <w:bookmarkStart w:id="151" w:name="anexos"/>
+    <w:p>
+      <w:pPr>
+        <w:pStyle w:val="Heading1"/>
+      </w:pPr>
+      <w:r>
+        <w:rPr>
+          <w:rStyle w:val="SectionNumber"/>
+        </w:rPr>
+        <w:t xml:space="preserve">7</w:t>
+      </w:r>
+      <w:r>
+        <w:tab/>
+      </w:r>
+      <w:r>
+        <w:t xml:space="preserve">ANEXOS</w:t>
+      </w:r>
+    </w:p>
+    <w:bookmarkStart w:id="139" w:name="Xd2c4611265eaeb0b04ce9818422372b8edd59d5"/>
+    <w:p>
+      <w:pPr>
+        <w:pStyle w:val="Heading2"/>
+      </w:pPr>
+      <w:r>
+        <w:rPr>
+          <w:rStyle w:val="SectionNumber"/>
+        </w:rPr>
+        <w:t xml:space="preserve">7.1</w:t>
+      </w:r>
+      <w:r>
+        <w:tab/>
+      </w:r>
+      <w:r>
+        <w:t xml:space="preserve">ANEXO A — ESPECIFICACIONES TÉCNICAS DETALLADAS DE LA INSTALACIÓN</w:t>
+      </w:r>
+    </w:p>
     <w:p>
       <w:pPr>
         <w:pStyle w:val="FirstParagraph"/>
+      </w:pPr>
+      <w:r>
+        <w:t xml:space="preserve">Este anexo recopila las especificaciones técnicas exactas de la instalación física del sistema SARQUE en el Parque Ecoturístico Quinta Estación, documentadas durante el trabajo de campo.</w:t>
+      </w:r>
+    </w:p>
+    <w:bookmarkStart w:id="133" w:name="a.1.-sistema-de-bombeo"/>
+    <w:p>
+      <w:pPr>
+        <w:pStyle w:val="Heading3"/>
+      </w:pPr>
+      <w:r>
+        <w:rPr>
+          <w:rStyle w:val="SectionNumber"/>
+        </w:rPr>
+        <w:t xml:space="preserve">7.1.1</w:t>
+      </w:r>
+      <w:r>
+        <w:tab/>
+      </w:r>
+      <w:r>
+        <w:t xml:space="preserve">A.1. Sistema de Bombeo</w:t>
+      </w:r>
+    </w:p>
+    <w:p>
+      <w:pPr>
+        <w:pStyle w:val="FirstParagraph"/>
+      </w:pPr>
+      <w:r>
+        <w:rPr>
+          <w:bCs/>
+          <w:b/>
+        </w:rPr>
+        <w:t xml:space="preserve">Tabla A.1. Especificaciones de la bomba de pozo</w:t>
+      </w:r>
+    </w:p>
+    <w:tbl>
+      <w:tblPr>
+        <w:tblStyle w:val="Table"/>
+        <w:tblW w:type="auto" w:w="0"/>
+        <w:tblLook w:firstRow="1" w:lastRow="0" w:firstColumn="0" w:lastColumn="0" w:noHBand="0" w:noVBand="0" w:val="0020"/>
+        <w:jc w:val="start"/>
+      </w:tblPr>
+      <w:tblGrid>
+        <w:gridCol w:w="3960"/>
+        <w:gridCol w:w="3960"/>
+      </w:tblGrid>
+      <w:tr>
+        <w:trPr>
+          <w:tblHeader w:val="true"/>
+        </w:trPr>
+        <w:tc>
+          <w:tcPr/>
+          <w:p>
+            <w:pPr>
+              <w:pStyle w:val="Compact"/>
+              <w:jc w:val="left"/>
+            </w:pPr>
+            <w:r>
+              <w:t xml:space="preserve">Parámetro</w:t>
+            </w:r>
+          </w:p>
+        </w:tc>
+        <w:tc>
+          <w:tcPr/>
+          <w:p>
+            <w:pPr>
+              <w:pStyle w:val="Compact"/>
+              <w:jc w:val="left"/>
+            </w:pPr>
+            <w:r>
+              <w:t xml:space="preserve">Valor</w:t>
+            </w:r>
+          </w:p>
+        </w:tc>
+      </w:tr>
+      <w:tr>
+        <w:tc>
+          <w:tcPr/>
+          <w:p>
+            <w:pPr>
+              <w:pStyle w:val="Compact"/>
+              <w:jc w:val="left"/>
+            </w:pPr>
+            <w:r>
+              <w:t xml:space="preserve">Marca</w:t>
+            </w:r>
+          </w:p>
+        </w:tc>
+        <w:tc>
+          <w:tcPr/>
+          <w:p>
+            <w:pPr>
+              <w:pStyle w:val="Compact"/>
+              <w:jc w:val="left"/>
+            </w:pPr>
+            <w:r>
+              <w:t xml:space="preserve">Grundfos</w:t>
+            </w:r>
+          </w:p>
+        </w:tc>
+      </w:tr>
+      <w:tr>
+        <w:tc>
+          <w:tcPr/>
+          <w:p>
+            <w:pPr>
+              <w:pStyle w:val="Compact"/>
+              <w:jc w:val="left"/>
+            </w:pPr>
+            <w:r>
+              <w:t xml:space="preserve">Tipo</w:t>
+            </w:r>
+          </w:p>
+        </w:tc>
+        <w:tc>
+          <w:tcPr/>
+          <w:p>
+            <w:pPr>
+              <w:pStyle w:val="Compact"/>
+              <w:jc w:val="left"/>
+            </w:pPr>
+            <w:r>
+              <w:t xml:space="preserve">Bomba sumergible</w:t>
+            </w:r>
+          </w:p>
+        </w:tc>
+      </w:tr>
+      <w:tr>
+        <w:tc>
+          <w:tcPr/>
+          <w:p>
+            <w:pPr>
+              <w:pStyle w:val="Compact"/>
+              <w:jc w:val="left"/>
+            </w:pPr>
+            <w:r>
+              <w:t xml:space="preserve">Potencia</w:t>
+            </w:r>
+          </w:p>
+        </w:tc>
+        <w:tc>
+          <w:tcPr/>
+          <w:p>
+            <w:pPr>
+              <w:pStyle w:val="Compact"/>
+              <w:jc w:val="left"/>
+            </w:pPr>
+            <w:r>
+              <w:t xml:space="preserve">5 HP (3.7 kW)</w:t>
+            </w:r>
+          </w:p>
+        </w:tc>
+      </w:tr>
+      <w:tr>
+        <w:tc>
+          <w:tcPr/>
+          <w:p>
+            <w:pPr>
+              <w:pStyle w:val="Compact"/>
+              <w:jc w:val="left"/>
+            </w:pPr>
+            <w:r>
+              <w:t xml:space="preserve">Alimentación eléctrica</w:t>
+            </w:r>
+          </w:p>
+        </w:tc>
+        <w:tc>
+          <w:tcPr/>
+          <w:p>
+            <w:pPr>
+              <w:pStyle w:val="Compact"/>
+              <w:jc w:val="left"/>
+            </w:pPr>
+            <w:r>
+              <w:t xml:space="preserve">Trifásica</w:t>
+            </w:r>
+          </w:p>
+        </w:tc>
+      </w:tr>
+      <w:tr>
+        <w:tc>
+          <w:tcPr/>
+          <w:p>
+            <w:pPr>
+              <w:pStyle w:val="Compact"/>
+              <w:jc w:val="left"/>
+            </w:pPr>
+            <w:r>
+              <w:t xml:space="preserve">Profundidad de instalación</w:t>
+            </w:r>
+          </w:p>
+        </w:tc>
+        <w:tc>
+          <w:tcPr/>
+          <w:p>
+            <w:pPr>
+              <w:pStyle w:val="Compact"/>
+              <w:jc w:val="left"/>
+            </w:pPr>
+            <w:r>
+              <w:t xml:space="preserve">50 metros</w:t>
+            </w:r>
+          </w:p>
+        </w:tc>
+      </w:tr>
+      <w:tr>
+        <w:tc>
+          <w:tcPr/>
+          <w:p>
+            <w:pPr>
+              <w:pStyle w:val="Compact"/>
+              <w:jc w:val="left"/>
+            </w:pPr>
+            <w:r>
+              <w:t xml:space="preserve">Caudal medido</w:t>
+            </w:r>
+          </w:p>
+        </w:tc>
+        <w:tc>
+          <w:tcPr/>
+          <w:p>
+            <w:pPr>
+              <w:pStyle w:val="Compact"/>
+              <w:jc w:val="left"/>
+            </w:pPr>
+            <w:r>
+              <w:t xml:space="preserve">4.2 L/s (15.12 m³/h)</w:t>
+            </w:r>
+          </w:p>
+        </w:tc>
+      </w:tr>
+      <w:tr>
+        <w:tc>
+          <w:tcPr/>
+          <w:p>
+            <w:pPr>
+              <w:pStyle w:val="Compact"/>
+              <w:jc w:val="left"/>
+            </w:pPr>
+            <w:r>
+              <w:t xml:space="preserve">Régimen de operación</w:t>
+            </w:r>
+          </w:p>
+        </w:tc>
+        <w:tc>
+          <w:tcPr/>
+          <w:p>
+            <w:pPr>
+              <w:pStyle w:val="Compact"/>
+              <w:jc w:val="left"/>
+            </w:pPr>
+            <w:r>
+              <w:t xml:space="preserve">Automático con presostato</w:t>
+            </w:r>
+          </w:p>
+        </w:tc>
+      </w:tr>
+      <w:tr>
+        <w:tc>
+          <w:tcPr/>
+          <w:p>
+            <w:pPr>
+              <w:pStyle w:val="Compact"/>
+              <w:jc w:val="left"/>
+            </w:pPr>
+            <w:r>
+              <w:t xml:space="preserve">Presión nominal de trabajo</w:t>
+            </w:r>
+          </w:p>
+        </w:tc>
+        <w:tc>
+          <w:tcPr/>
+          <w:p>
+            <w:pPr>
+              <w:pStyle w:val="Compact"/>
+              <w:jc w:val="left"/>
+            </w:pPr>
+            <w:r>
+              <w:t xml:space="preserve">3.5 bar</w:t>
+            </w:r>
+          </w:p>
+        </w:tc>
+      </w:tr>
+      <w:tr>
+        <w:tc>
+          <w:tcPr/>
+          <w:p>
+            <w:pPr>
+              <w:pStyle w:val="Compact"/>
+              <w:jc w:val="left"/>
+            </w:pPr>
+            <w:r>
+              <w:t xml:space="preserve">Presión máxima de corte</w:t>
+            </w:r>
+          </w:p>
+        </w:tc>
+        <w:tc>
+          <w:tcPr/>
+          <w:p>
+            <w:pPr>
+              <w:pStyle w:val="Compact"/>
+              <w:jc w:val="left"/>
+            </w:pPr>
+            <w:r>
+              <w:t xml:space="preserve">4.0 bar</w:t>
+            </w:r>
+          </w:p>
+        </w:tc>
+      </w:tr>
+      <w:tr>
+        <w:tc>
+          <w:tcPr/>
+          <w:p>
+            <w:pPr>
+              <w:pStyle w:val="Compact"/>
+              <w:jc w:val="left"/>
+            </w:pPr>
+            <w:r>
+              <w:t xml:space="preserve">Tanque hidroneumático</w:t>
+            </w:r>
+          </w:p>
+        </w:tc>
+        <w:tc>
+          <w:tcPr/>
+          <w:p>
+            <w:pPr>
+              <w:pStyle w:val="Compact"/>
+              <w:jc w:val="left"/>
+            </w:pPr>
+            <w:r>
+              <w:t xml:space="preserve">Sí, integrado al sistema de presión</w:t>
+            </w:r>
+          </w:p>
+        </w:tc>
+      </w:tr>
+      <w:tr>
+        <w:tc>
+          <w:tcPr/>
+          <w:p>
+            <w:pPr>
+              <w:pStyle w:val="Compact"/>
+              <w:jc w:val="left"/>
+            </w:pPr>
+            <w:r>
+              <w:t xml:space="preserve">Operación simultánea</w:t>
+            </w:r>
+          </w:p>
+        </w:tc>
+        <w:tc>
+          <w:tcPr/>
+          <w:p>
+            <w:pPr>
+              <w:pStyle w:val="Compact"/>
+              <w:jc w:val="left"/>
+            </w:pPr>
+            <w:r>
+              <w:t xml:space="preserve">Una sola electroválvula activa por vez</w:t>
+            </w:r>
+          </w:p>
+        </w:tc>
+      </w:tr>
+    </w:tbl>
+    <w:bookmarkEnd w:id="133"/>
+    <w:bookmarkStart w:id="134" w:name="a.2.-red-hidráulica"/>
+    <w:p>
+      <w:pPr>
+        <w:pStyle w:val="Heading3"/>
+      </w:pPr>
+      <w:r>
+        <w:rPr>
+          <w:rStyle w:val="SectionNumber"/>
+        </w:rPr>
+        <w:t xml:space="preserve">7.1.2</w:t>
+      </w:r>
+      <w:r>
+        <w:tab/>
+      </w:r>
+      <w:r>
+        <w:t xml:space="preserve">A.2. Red Hidráulica</w:t>
+      </w:r>
+    </w:p>
+    <w:p>
+      <w:pPr>
+        <w:pStyle w:val="FirstParagraph"/>
+      </w:pPr>
+      <w:r>
+        <w:rPr>
+          <w:bCs/>
+          <w:b/>
+        </w:rPr>
+        <w:t xml:space="preserve">Tabla A.2. Especificaciones de tuberías y accesorios</w:t>
+      </w:r>
+    </w:p>
+    <w:tbl>
+      <w:tblPr>
+        <w:tblStyle w:val="Table"/>
+        <w:tblW w:type="pct" w:w="5000"/>
+        <w:tblLook w:firstRow="1" w:lastRow="0" w:firstColumn="0" w:lastColumn="0" w:noHBand="0" w:noVBand="0" w:val="0020"/>
+        <w:jc w:val="start"/>
+      </w:tblPr>
+      <w:tblGrid>
+        <w:gridCol w:w="3394"/>
+        <w:gridCol w:w="4525"/>
+      </w:tblGrid>
+      <w:tr>
+        <w:trPr>
+          <w:tblHeader w:val="true"/>
+        </w:trPr>
+        <w:tc>
+          <w:tcPr/>
+          <w:p>
+            <w:pPr>
+              <w:pStyle w:val="Compact"/>
+              <w:jc w:val="left"/>
+            </w:pPr>
+            <w:r>
+              <w:t xml:space="preserve">Componente</w:t>
+            </w:r>
+          </w:p>
+        </w:tc>
+        <w:tc>
+          <w:tcPr/>
+          <w:p>
+            <w:pPr>
+              <w:pStyle w:val="Compact"/>
+              <w:jc w:val="left"/>
+            </w:pPr>
+            <w:r>
+              <w:t xml:space="preserve">Especificación</w:t>
+            </w:r>
+          </w:p>
+        </w:tc>
+      </w:tr>
+      <w:tr>
+        <w:tc>
+          <w:tcPr/>
+          <w:p>
+            <w:pPr>
+              <w:pStyle w:val="Compact"/>
+              <w:jc w:val="left"/>
+            </w:pPr>
+            <w:r>
+              <w:t xml:space="preserve">Tubería matriz (salida de bomba)</w:t>
+            </w:r>
+          </w:p>
+        </w:tc>
+        <w:tc>
+          <w:tcPr/>
+          <w:p>
+            <w:pPr>
+              <w:pStyle w:val="Compact"/>
+              <w:jc w:val="left"/>
+            </w:pPr>
+            <w:r>
+              <w:t xml:space="preserve">PVC, 2” de diámetro</w:t>
+            </w:r>
+          </w:p>
+        </w:tc>
+      </w:tr>
+      <w:tr>
+        <w:tc>
+          <w:tcPr/>
+          <w:p>
+            <w:pPr>
+              <w:pStyle w:val="Compact"/>
+              <w:jc w:val="left"/>
+            </w:pPr>
+            <w:r>
+              <w:t xml:space="preserve">Cuelleras (matriz → solenoides)</w:t>
+            </w:r>
+          </w:p>
+        </w:tc>
+        <w:tc>
+          <w:tcPr/>
+          <w:p>
+            <w:pPr>
+              <w:pStyle w:val="Compact"/>
+              <w:jc w:val="left"/>
+            </w:pPr>
+            <w:r>
+              <w:t xml:space="preserve">PVC, 1 ½” de diámetro</w:t>
+            </w:r>
+          </w:p>
+        </w:tc>
+      </w:tr>
+      <w:tr>
+        <w:tc>
+          <w:tcPr/>
+          <w:p>
+            <w:pPr>
+              <w:pStyle w:val="Compact"/>
+              <w:jc w:val="left"/>
+            </w:pPr>
+            <w:r>
+              <w:t xml:space="preserve">Material general</w:t>
+            </w:r>
+          </w:p>
+        </w:tc>
+        <w:tc>
+          <w:tcPr/>
+          <w:p>
+            <w:pPr>
+              <w:pStyle w:val="Compact"/>
+              <w:jc w:val="left"/>
+            </w:pPr>
+            <w:r>
+              <w:t xml:space="preserve">PVC sanitario</w:t>
+            </w:r>
+          </w:p>
+        </w:tc>
+      </w:tr>
+      <w:tr>
+        <w:tc>
+          <w:tcPr/>
+          <w:p>
+            <w:pPr>
+              <w:pStyle w:val="Compact"/>
+              <w:jc w:val="left"/>
+            </w:pPr>
+            <w:r>
+              <w:t xml:space="preserve">Profundidad de enterramiento — matriz</w:t>
+            </w:r>
+          </w:p>
+        </w:tc>
+        <w:tc>
+          <w:tcPr/>
+          <w:p>
+            <w:pPr>
+              <w:pStyle w:val="Compact"/>
+              <w:jc w:val="left"/>
+            </w:pPr>
+            <w:r>
+              <w:t xml:space="preserve">30 cm</w:t>
+            </w:r>
+          </w:p>
+        </w:tc>
+      </w:tr>
+      <w:tr>
+        <w:tc>
+          <w:tcPr/>
+          <w:p>
+            <w:pPr>
+              <w:pStyle w:val="Compact"/>
+              <w:jc w:val="left"/>
+            </w:pPr>
+            <w:r>
+              <w:t xml:space="preserve">Profundidad de enterramiento — cuelleras</w:t>
+            </w:r>
+          </w:p>
+        </w:tc>
+        <w:tc>
+          <w:tcPr/>
+          <w:p>
+            <w:pPr>
+              <w:pStyle w:val="Compact"/>
+              <w:jc w:val="left"/>
+            </w:pPr>
+            <w:r>
+              <w:t xml:space="preserve">20-25 cm</w:t>
+            </w:r>
+          </w:p>
+        </w:tc>
+      </w:tr>
+      <w:tr>
+        <w:tc>
+          <w:tcPr/>
+          <w:p>
+            <w:pPr>
+              <w:pStyle w:val="Compact"/>
+              <w:jc w:val="left"/>
+            </w:pPr>
+            <w:r>
+              <w:t xml:space="preserve">Llaves de paso de respaldo</w:t>
+            </w:r>
+          </w:p>
+        </w:tc>
+        <w:tc>
+          <w:tcPr/>
+          <w:p>
+            <w:pPr>
+              <w:pStyle w:val="Compact"/>
+              <w:jc w:val="left"/>
+            </w:pPr>
+            <w:r>
+              <w:t xml:space="preserve">Manuales tipo bola, color rojo, 1 ½”</w:t>
+            </w:r>
+          </w:p>
+        </w:tc>
+      </w:tr>
+      <w:tr>
+        <w:tc>
+          <w:tcPr/>
+          <w:p>
+            <w:pPr>
+              <w:pStyle w:val="Compact"/>
+              <w:jc w:val="left"/>
+            </w:pPr>
+            <w:r>
+              <w:t xml:space="preserve">Cajas de válvula</w:t>
+            </w:r>
+          </w:p>
+        </w:tc>
+        <w:tc>
+          <w:tcPr/>
+          <w:p>
+            <w:pPr>
+              <w:pStyle w:val="Compact"/>
+              <w:jc w:val="left"/>
+            </w:pPr>
+            <w:r>
+              <w:t xml:space="preserve">Hormigón armado, 40 × 40 × 30 cm</w:t>
+            </w:r>
+          </w:p>
+        </w:tc>
+      </w:tr>
+      <w:tr>
+        <w:tc>
+          <w:tcPr/>
+          <w:p>
+            <w:pPr>
+              <w:pStyle w:val="Compact"/>
+              <w:jc w:val="left"/>
+            </w:pPr>
+            <w:r>
+              <w:t xml:space="preserve">Sistema de empalmes</w:t>
+            </w:r>
+          </w:p>
+        </w:tc>
+        <w:tc>
+          <w:tcPr/>
+          <w:p>
+            <w:pPr>
+              <w:pStyle w:val="Compact"/>
+              <w:jc w:val="left"/>
+            </w:pPr>
+            <w:r>
+              <w:t xml:space="preserve">Conectores impermeabilizados con cinta autovulcanizante</w:t>
+            </w:r>
+          </w:p>
+        </w:tc>
+      </w:tr>
+    </w:tbl>
+    <w:bookmarkEnd w:id="134"/>
+    <w:bookmarkStart w:id="135" w:name="a.3.-sistema-eléctrico-de-control"/>
+    <w:p>
+      <w:pPr>
+        <w:pStyle w:val="Heading3"/>
+      </w:pPr>
+      <w:r>
+        <w:rPr>
+          <w:rStyle w:val="SectionNumber"/>
+        </w:rPr>
+        <w:t xml:space="preserve">7.1.3</w:t>
+      </w:r>
+      <w:r>
+        <w:tab/>
+      </w:r>
+      <w:r>
+        <w:t xml:space="preserve">A.3. Sistema Eléctrico de Control</w:t>
+      </w:r>
+    </w:p>
+    <w:p>
+      <w:pPr>
+        <w:pStyle w:val="FirstParagraph"/>
+      </w:pPr>
+      <w:r>
+        <w:rPr>
+          <w:bCs/>
+          <w:b/>
+        </w:rPr>
+        <w:t xml:space="preserve">Tabla A.3. Especificaciones del cableado y solenoides</w:t>
+      </w:r>
+    </w:p>
+    <w:tbl>
+      <w:tblPr>
+        <w:tblStyle w:val="Table"/>
+        <w:tblW w:type="pct" w:w="5000"/>
+        <w:tblLook w:firstRow="1" w:lastRow="0" w:firstColumn="0" w:lastColumn="0" w:noHBand="0" w:noVBand="0" w:val="0020"/>
+        <w:jc w:val="start"/>
+      </w:tblPr>
+      <w:tblGrid>
+        <w:gridCol w:w="3394"/>
+        <w:gridCol w:w="4525"/>
+      </w:tblGrid>
+      <w:tr>
+        <w:trPr>
+          <w:tblHeader w:val="true"/>
+        </w:trPr>
+        <w:tc>
+          <w:tcPr/>
+          <w:p>
+            <w:pPr>
+              <w:pStyle w:val="Compact"/>
+              <w:jc w:val="left"/>
+            </w:pPr>
+            <w:r>
+              <w:t xml:space="preserve">Componente</w:t>
+            </w:r>
+          </w:p>
+        </w:tc>
+        <w:tc>
+          <w:tcPr/>
+          <w:p>
+            <w:pPr>
+              <w:pStyle w:val="Compact"/>
+              <w:jc w:val="left"/>
+            </w:pPr>
+            <w:r>
+              <w:t xml:space="preserve">Especificación</w:t>
+            </w:r>
+          </w:p>
+        </w:tc>
+      </w:tr>
+      <w:tr>
+        <w:tc>
+          <w:tcPr/>
+          <w:p>
+            <w:pPr>
+              <w:pStyle w:val="Compact"/>
+              <w:jc w:val="left"/>
+            </w:pPr>
+            <w:r>
+              <w:t xml:space="preserve">Cable de control</w:t>
+            </w:r>
+          </w:p>
+        </w:tc>
+        <w:tc>
+          <w:tcPr/>
+          <w:p>
+            <w:pPr>
+              <w:pStyle w:val="Compact"/>
+              <w:jc w:val="left"/>
+            </w:pPr>
+            <w:r>
+              <w:t xml:space="preserve">20 AWG, monofilar (un solo conductor por solenoide)</w:t>
+            </w:r>
+          </w:p>
+        </w:tc>
+      </w:tr>
+      <w:tr>
+        <w:tc>
+          <w:tcPr/>
+          <w:p>
+            <w:pPr>
+              <w:pStyle w:val="Compact"/>
+              <w:jc w:val="left"/>
+            </w:pPr>
+            <w:r>
+              <w:t xml:space="preserve">Protección del cable</w:t>
+            </w:r>
+          </w:p>
+        </w:tc>
+        <w:tc>
+          <w:tcPr/>
+          <w:p>
+            <w:pPr>
+              <w:pStyle w:val="Compact"/>
+              <w:jc w:val="left"/>
+            </w:pPr>
+            <w:r>
+              <w:t xml:space="preserve">Politubo de polietileno negro, 3/4” de diámetro</w:t>
+            </w:r>
+          </w:p>
+        </w:tc>
+      </w:tr>
+      <w:tr>
+        <w:tc>
+          <w:tcPr/>
+          <w:p>
+            <w:pPr>
+              <w:pStyle w:val="Compact"/>
+              <w:jc w:val="left"/>
+            </w:pPr>
+            <w:r>
+              <w:t xml:space="preserve">Profundidad de zanja del politubo</w:t>
+            </w:r>
+          </w:p>
+        </w:tc>
+        <w:tc>
+          <w:tcPr/>
+          <w:p>
+            <w:pPr>
+              <w:pStyle w:val="Compact"/>
+              <w:jc w:val="left"/>
+            </w:pPr>
+            <w:r>
+              <w:t xml:space="preserve">20-25 cm</w:t>
+            </w:r>
+          </w:p>
+        </w:tc>
+      </w:tr>
+      <w:tr>
+        <w:tc>
+          <w:tcPr/>
+          <w:p>
+            <w:pPr>
+              <w:pStyle w:val="Compact"/>
+              <w:jc w:val="left"/>
+            </w:pPr>
+            <w:r>
+              <w:t xml:space="preserve">Longitud máxima de cable por solenoide</w:t>
+            </w:r>
+          </w:p>
+        </w:tc>
+        <w:tc>
+          <w:tcPr/>
+          <w:p>
+            <w:pPr>
+              <w:pStyle w:val="Compact"/>
+              <w:jc w:val="left"/>
+            </w:pPr>
+            <w:r>
+              <w:t xml:space="preserve">30 metros</w:t>
+            </w:r>
+          </w:p>
+        </w:tc>
+      </w:tr>
+      <w:tr>
+        <w:tc>
+          <w:tcPr/>
+          <w:p>
+            <w:pPr>
+              <w:pStyle w:val="Compact"/>
+              <w:jc w:val="left"/>
+            </w:pPr>
+            <w:r>
+              <w:t xml:space="preserve">Solenoides (electroválvulas)</w:t>
+            </w:r>
+          </w:p>
+        </w:tc>
+        <w:tc>
+          <w:tcPr/>
+          <w:p>
+            <w:pPr>
+              <w:pStyle w:val="Compact"/>
+              <w:jc w:val="left"/>
+            </w:pPr>
+            <w:r>
+              <w:t xml:space="preserve">K-Rain BSPT, 9 V DC tipo latching</w:t>
+            </w:r>
+          </w:p>
+        </w:tc>
+      </w:tr>
+      <w:tr>
+        <w:tc>
+          <w:tcPr/>
+          <w:p>
+            <w:pPr>
+              <w:pStyle w:val="Compact"/>
+              <w:jc w:val="left"/>
+            </w:pPr>
+            <w:r>
+              <w:t xml:space="preserve">Voltaje de actuación</w:t>
+            </w:r>
+          </w:p>
+        </w:tc>
+        <w:tc>
+          <w:tcPr/>
+          <w:p>
+            <w:pPr>
+              <w:pStyle w:val="Compact"/>
+              <w:jc w:val="left"/>
+            </w:pPr>
+            <w:r>
+              <w:t xml:space="preserve">Pulsos de 9 V DC, polaridad positiva (apertura) y negativa (cierre)</w:t>
+            </w:r>
+          </w:p>
+        </w:tc>
+      </w:tr>
+      <w:tr>
+        <w:tc>
+          <w:tcPr/>
+          <w:p>
+            <w:pPr>
+              <w:pStyle w:val="Compact"/>
+              <w:jc w:val="left"/>
+            </w:pPr>
+            <w:r>
+              <w:t xml:space="preserve">Consumo en estado estable</w:t>
+            </w:r>
+          </w:p>
+        </w:tc>
+        <w:tc>
+          <w:tcPr/>
+          <w:p>
+            <w:pPr>
+              <w:pStyle w:val="Compact"/>
+              <w:jc w:val="left"/>
+            </w:pPr>
+            <w:r>
+              <w:t xml:space="preserve">0 W (latching — sin consumo continuo)</w:t>
+            </w:r>
+          </w:p>
+        </w:tc>
+      </w:tr>
+      <w:tr>
+        <w:tc>
+          <w:tcPr/>
+          <w:p>
+            <w:pPr>
+              <w:pStyle w:val="Compact"/>
+              <w:jc w:val="left"/>
+            </w:pPr>
+            <w:r>
+              <w:t xml:space="preserve">Alimentación de controladores</w:t>
+            </w:r>
+          </w:p>
+        </w:tc>
+        <w:tc>
+          <w:tcPr/>
+          <w:p>
+            <w:pPr>
+              <w:pStyle w:val="Compact"/>
+              <w:jc w:val="left"/>
+            </w:pPr>
+            <w:r>
+              <w:t xml:space="preserve">Baterías 9 V (alcalinas, autonomía ~1 año)</w:t>
+            </w:r>
+          </w:p>
+        </w:tc>
+      </w:tr>
+    </w:tbl>
+    <w:bookmarkEnd w:id="135"/>
+    <w:bookmarkStart w:id="136" w:name="a.4.-controladores-k-rain-bl-kr"/>
+    <w:p>
+      <w:pPr>
+        <w:pStyle w:val="Heading3"/>
+      </w:pPr>
+      <w:r>
+        <w:rPr>
+          <w:rStyle w:val="SectionNumber"/>
+        </w:rPr>
+        <w:t xml:space="preserve">7.1.4</w:t>
+      </w:r>
+      <w:r>
+        <w:tab/>
+      </w:r>
+      <w:r>
+        <w:t xml:space="preserve">A.4. Controladores K-Rain BL-KR</w:t>
+      </w:r>
+    </w:p>
+    <w:p>
+      <w:pPr>
+        <w:pStyle w:val="FirstParagraph"/>
+      </w:pPr>
+      <w:r>
+        <w:rPr>
+          <w:bCs/>
+          <w:b/>
+        </w:rPr>
+        <w:t xml:space="preserve">Tabla A.4. Distribución de controladores en el parque</w:t>
+      </w:r>
+    </w:p>
+    <w:tbl>
+      <w:tblPr>
+        <w:tblStyle w:val="Table"/>
+        <w:tblW w:type="pct" w:w="5000"/>
+        <w:tblLook w:firstRow="1" w:lastRow="0" w:firstColumn="0" w:lastColumn="0" w:noHBand="0" w:noVBand="0" w:val="0020"/>
+        <w:jc w:val="start"/>
+      </w:tblPr>
+      <w:tblGrid>
+        <w:gridCol w:w="609"/>
+        <w:gridCol w:w="1218"/>
+        <w:gridCol w:w="2741"/>
+        <w:gridCol w:w="3350"/>
+      </w:tblGrid>
+      <w:tr>
+        <w:trPr>
+          <w:tblHeader w:val="true"/>
+        </w:trPr>
+        <w:tc>
+          <w:tcPr/>
+          <w:p>
+            <w:pPr>
+              <w:pStyle w:val="Compact"/>
+              <w:jc w:val="left"/>
+            </w:pPr>
+            <w:r>
+              <w:t xml:space="preserve">ID</w:t>
+            </w:r>
+          </w:p>
+        </w:tc>
+        <w:tc>
+          <w:tcPr/>
+          <w:p>
+            <w:pPr>
+              <w:pStyle w:val="Compact"/>
+              <w:jc w:val="left"/>
+            </w:pPr>
+            <w:r>
+              <w:t xml:space="preserve">Modelo</w:t>
+            </w:r>
+          </w:p>
+        </w:tc>
+        <w:tc>
+          <w:tcPr/>
+          <w:p>
+            <w:pPr>
+              <w:pStyle w:val="Compact"/>
+              <w:jc w:val="left"/>
+            </w:pPr>
+            <w:r>
+              <w:t xml:space="preserve">Nº de estaciones</w:t>
+            </w:r>
+          </w:p>
+        </w:tc>
+        <w:tc>
+          <w:tcPr/>
+          <w:p>
+            <w:pPr>
+              <w:pStyle w:val="Compact"/>
+              <w:jc w:val="left"/>
+            </w:pPr>
+            <w:r>
+              <w:t xml:space="preserve">Ubicación referencial</w:t>
+            </w:r>
+          </w:p>
+        </w:tc>
+      </w:tr>
+      <w:tr>
+        <w:tc>
+          <w:tcPr/>
+          <w:p>
+            <w:pPr>
+              <w:pStyle w:val="Compact"/>
+              <w:jc w:val="left"/>
+            </w:pPr>
+            <w:r>
+              <w:t xml:space="preserve">C1</w:t>
+            </w:r>
+          </w:p>
+        </w:tc>
+        <w:tc>
+          <w:tcPr/>
+          <w:p>
+            <w:pPr>
+              <w:pStyle w:val="Compact"/>
+              <w:jc w:val="left"/>
+            </w:pPr>
+            <w:r>
+              <w:t xml:space="preserve">BL-KR2</w:t>
+            </w:r>
+          </w:p>
+        </w:tc>
+        <w:tc>
+          <w:tcPr/>
+          <w:p>
+            <w:pPr>
+              <w:pStyle w:val="Compact"/>
+              <w:jc w:val="left"/>
+            </w:pPr>
+            <w:r>
+              <w:t xml:space="preserve">2</w:t>
+            </w:r>
+          </w:p>
+        </w:tc>
+        <w:tc>
+          <w:tcPr/>
+          <w:p>
+            <w:pPr>
+              <w:pStyle w:val="Compact"/>
+              <w:jc w:val="left"/>
+            </w:pPr>
+            <w:r>
+              <w:t xml:space="preserve">Sector zona A — proximidades caseta bomba</w:t>
+            </w:r>
+          </w:p>
+        </w:tc>
+      </w:tr>
+      <w:tr>
+        <w:tc>
+          <w:tcPr/>
+          <w:p>
+            <w:pPr>
+              <w:pStyle w:val="Compact"/>
+              <w:jc w:val="left"/>
+            </w:pPr>
+            <w:r>
+              <w:t xml:space="preserve">C2</w:t>
+            </w:r>
+          </w:p>
+        </w:tc>
+        <w:tc>
+          <w:tcPr/>
+          <w:p>
+            <w:pPr>
+              <w:pStyle w:val="Compact"/>
+              <w:jc w:val="left"/>
+            </w:pPr>
+            <w:r>
+              <w:t xml:space="preserve">BL-KR2</w:t>
+            </w:r>
+          </w:p>
+        </w:tc>
+        <w:tc>
+          <w:tcPr/>
+          <w:p>
+            <w:pPr>
+              <w:pStyle w:val="Compact"/>
+              <w:jc w:val="left"/>
+            </w:pPr>
+            <w:r>
+              <w:t xml:space="preserve">2</w:t>
+            </w:r>
+          </w:p>
+        </w:tc>
+        <w:tc>
+          <w:tcPr/>
+          <w:p>
+            <w:pPr>
+              <w:pStyle w:val="Compact"/>
+              <w:jc w:val="left"/>
+            </w:pPr>
+            <w:r>
+              <w:t xml:space="preserve">Sector zona B — área laberinto</w:t>
+            </w:r>
+          </w:p>
+        </w:tc>
+      </w:tr>
+      <w:tr>
+        <w:tc>
+          <w:tcPr/>
+          <w:p>
+            <w:pPr>
+              <w:pStyle w:val="Compact"/>
+              <w:jc w:val="left"/>
+            </w:pPr>
+            <w:r>
+              <w:t xml:space="preserve">C3</w:t>
+            </w:r>
+          </w:p>
+        </w:tc>
+        <w:tc>
+          <w:tcPr/>
+          <w:p>
+            <w:pPr>
+              <w:pStyle w:val="Compact"/>
+              <w:jc w:val="left"/>
+            </w:pPr>
+            <w:r>
+              <w:t xml:space="preserve">BL-KR4</w:t>
+            </w:r>
+          </w:p>
+        </w:tc>
+        <w:tc>
+          <w:tcPr/>
+          <w:p>
+            <w:pPr>
+              <w:pStyle w:val="Compact"/>
+              <w:jc w:val="left"/>
+            </w:pPr>
+            <w:r>
+              <w:t xml:space="preserve">4</w:t>
+            </w:r>
+          </w:p>
+        </w:tc>
+        <w:tc>
+          <w:tcPr/>
+          <w:p>
+            <w:pPr>
+              <w:pStyle w:val="Compact"/>
+              <w:jc w:val="left"/>
+            </w:pPr>
+            <w:r>
+              <w:t xml:space="preserve">Sector zona C — paseo de olivos</w:t>
+            </w:r>
+          </w:p>
+        </w:tc>
+      </w:tr>
+      <w:tr>
+        <w:tc>
+          <w:tcPr/>
+          <w:p>
+            <w:pPr>
+              <w:pStyle w:val="Compact"/>
+              <w:jc w:val="left"/>
+            </w:pPr>
+            <w:r>
+              <w:t xml:space="preserve">C4</w:t>
+            </w:r>
+          </w:p>
+        </w:tc>
+        <w:tc>
+          <w:tcPr/>
+          <w:p>
+            <w:pPr>
+              <w:pStyle w:val="Compact"/>
+              <w:jc w:val="left"/>
+            </w:pPr>
+            <w:r>
+              <w:t xml:space="preserve">BL-KR4</w:t>
+            </w:r>
+          </w:p>
+        </w:tc>
+        <w:tc>
+          <w:tcPr/>
+          <w:p>
+            <w:pPr>
+              <w:pStyle w:val="Compact"/>
+              <w:jc w:val="left"/>
+            </w:pPr>
+            <w:r>
+              <w:t xml:space="preserve">4</w:t>
+            </w:r>
+          </w:p>
+        </w:tc>
+        <w:tc>
+          <w:tcPr/>
+          <w:p>
+            <w:pPr>
+              <w:pStyle w:val="Compact"/>
+              <w:jc w:val="left"/>
+            </w:pPr>
+            <w:r>
+              <w:t xml:space="preserve">Sector zona D — curvas cromáticas</w:t>
+            </w:r>
+          </w:p>
+        </w:tc>
+      </w:tr>
+      <w:tr>
+        <w:tc>
+          <w:tcPr/>
+          <w:p>
+            <w:pPr>
+              <w:pStyle w:val="Compact"/>
+              <w:jc w:val="left"/>
+            </w:pPr>
+            <w:r>
+              <w:t xml:space="preserve">C5</w:t>
+            </w:r>
+          </w:p>
+        </w:tc>
+        <w:tc>
+          <w:tcPr/>
+          <w:p>
+            <w:pPr>
+              <w:pStyle w:val="Compact"/>
+              <w:jc w:val="left"/>
+            </w:pPr>
+            <w:r>
+              <w:t xml:space="preserve">BL-KR4</w:t>
+            </w:r>
+          </w:p>
+        </w:tc>
+        <w:tc>
+          <w:tcPr/>
+          <w:p>
+            <w:pPr>
+              <w:pStyle w:val="Compact"/>
+              <w:jc w:val="left"/>
+            </w:pPr>
+            <w:r>
+              <w:t xml:space="preserve">4</w:t>
+            </w:r>
+          </w:p>
+        </w:tc>
+        <w:tc>
+          <w:tcPr/>
+          <w:p>
+            <w:pPr>
+              <w:pStyle w:val="Compact"/>
+              <w:jc w:val="left"/>
+            </w:pPr>
+            <w:r>
+              <w:t xml:space="preserve">Sector zona E — frutales y huerto</w:t>
+            </w:r>
+          </w:p>
+        </w:tc>
+      </w:tr>
+      <w:tr>
+        <w:tc>
+          <w:tcPr/>
+          <w:p>
+            <w:pPr>
+              <w:pStyle w:val="Compact"/>
+              <w:jc w:val="left"/>
+            </w:pPr>
+            <w:r>
+              <w:t xml:space="preserve">C6</w:t>
+            </w:r>
+          </w:p>
+        </w:tc>
+        <w:tc>
+          <w:tcPr/>
+          <w:p>
+            <w:pPr>
+              <w:pStyle w:val="Compact"/>
+              <w:jc w:val="left"/>
+            </w:pPr>
+            <w:r>
+              <w:t xml:space="preserve">BL-KR6</w:t>
+            </w:r>
+          </w:p>
+        </w:tc>
+        <w:tc>
+          <w:tcPr/>
+          <w:p>
+            <w:pPr>
+              <w:pStyle w:val="Compact"/>
+              <w:jc w:val="left"/>
+            </w:pPr>
+            <w:r>
+              <w:t xml:space="preserve">6</w:t>
+            </w:r>
+          </w:p>
+        </w:tc>
+        <w:tc>
+          <w:tcPr/>
+          <w:p>
+            <w:pPr>
+              <w:pStyle w:val="Compact"/>
+              <w:jc w:val="left"/>
+            </w:pPr>
+            <w:r>
+              <w:t xml:space="preserve">Sector zona F — área central y suculentas</w:t>
+            </w:r>
+          </w:p>
+        </w:tc>
+      </w:tr>
+      <w:tr>
+        <w:tc>
+          <w:tcPr/>
+          <w:p>
+            <w:pPr>
+              <w:pStyle w:val="Compact"/>
+              <w:jc w:val="left"/>
+            </w:pPr>
+            <w:r>
+              <w:rPr>
+                <w:bCs/>
+                <w:b/>
+              </w:rPr>
+              <w:t xml:space="preserve">Total</w:t>
+            </w:r>
+          </w:p>
+        </w:tc>
+        <w:tc>
+          <w:tcPr/>
+          <w:p>
+            <w:pPr>
+              <w:pStyle w:val="Compact"/>
+              <w:jc w:val="left"/>
+            </w:pPr>
+            <w:r>
+              <w:rPr>
+                <w:bCs/>
+                <w:b/>
+              </w:rPr>
+              <w:t xml:space="preserve">6 controladores</w:t>
+            </w:r>
+          </w:p>
+        </w:tc>
+        <w:tc>
+          <w:tcPr/>
+          <w:p>
+            <w:pPr>
+              <w:pStyle w:val="Compact"/>
+              <w:jc w:val="left"/>
+            </w:pPr>
+            <w:r>
+              <w:rPr>
+                <w:bCs/>
+                <w:b/>
+              </w:rPr>
+              <w:t xml:space="preserve">22 estaciones</w:t>
+            </w:r>
+          </w:p>
+        </w:tc>
+        <w:tc>
+          <w:tcPr/>
+          <w:p>
+            <w:pPr>
+              <w:pStyle w:val="Compact"/>
+              <w:jc w:val="left"/>
+            </w:pPr>
+            <w:r>
+              <w:rPr>
+                <w:bCs/>
+                <w:b/>
+              </w:rPr>
+              <w:t xml:space="preserve">5 hectáreas cubiertas</w:t>
+            </w:r>
+          </w:p>
+        </w:tc>
+      </w:tr>
+    </w:tbl>
+    <w:p>
+      <w:pPr>
+        <w:pStyle w:val="BodyText"/>
       </w:pPr>
       <w:r>
         <w:rPr>
           <w:iCs/>
           <w:i/>
         </w:rPr>
-        <w:t xml:space="preserve">Documento generado para el Trabajo de Grado — Instituto Tecnológico Superior de Sacaba (ITSa)</w:t>
-      </w:r>
-      <w:r>
-        <w:t xml:space="preserve"> </w:t>
-      </w:r>
+        <w:t xml:space="preserve">Nota: La configuración con 22 estaciones (en lugar de 41 puntos manuales originales) responde a la optimización del cableado, garantizando que ningún solenoide quede a más de 30 metros lineales del controlador correspondiente. Algunas zonas hidráulicas comparten una misma electroválvula que alimenta múltiples ramales de aspersión.</w:t>
+      </w:r>
+    </w:p>
+    <w:bookmarkEnd w:id="136"/>
+    <w:bookmarkStart w:id="137" w:name="a.5.-plataforma-de-software-académica"/>
+    <w:p>
+      <w:pPr>
+        <w:pStyle w:val="Heading3"/>
+      </w:pPr>
+      <w:r>
+        <w:rPr>
+          <w:rStyle w:val="SectionNumber"/>
+        </w:rPr>
+        <w:t xml:space="preserve">7.1.5</w:t>
+      </w:r>
+      <w:r>
+        <w:tab/>
+      </w:r>
+      <w:r>
+        <w:t xml:space="preserve">A.5. Plataforma de Software (académica)</w:t>
+      </w:r>
+    </w:p>
+    <w:p>
+      <w:pPr>
+        <w:pStyle w:val="FirstParagraph"/>
+      </w:pPr>
+      <w:r>
+        <w:rPr>
+          <w:bCs/>
+          <w:b/>
+        </w:rPr>
+        <w:t xml:space="preserve">Tabla A.5. Stack tecnológico del prototipo</w:t>
+      </w:r>
+    </w:p>
+    <w:tbl>
+      <w:tblPr>
+        <w:tblStyle w:val="Table"/>
+        <w:tblW w:type="auto" w:w="0"/>
+        <w:tblLook w:firstRow="1" w:lastRow="0" w:firstColumn="0" w:lastColumn="0" w:noHBand="0" w:noVBand="0" w:val="0020"/>
+        <w:jc w:val="start"/>
+      </w:tblPr>
+      <w:tblGrid>
+        <w:gridCol w:w="2640"/>
+        <w:gridCol w:w="2640"/>
+        <w:gridCol w:w="2640"/>
+      </w:tblGrid>
+      <w:tr>
+        <w:trPr>
+          <w:tblHeader w:val="true"/>
+        </w:trPr>
+        <w:tc>
+          <w:tcPr/>
+          <w:p>
+            <w:pPr>
+              <w:pStyle w:val="Compact"/>
+              <w:jc w:val="left"/>
+            </w:pPr>
+            <w:r>
+              <w:t xml:space="preserve">Capa</w:t>
+            </w:r>
+          </w:p>
+        </w:tc>
+        <w:tc>
+          <w:tcPr/>
+          <w:p>
+            <w:pPr>
+              <w:pStyle w:val="Compact"/>
+              <w:jc w:val="left"/>
+            </w:pPr>
+            <w:r>
+              <w:t xml:space="preserve">Tecnología</w:t>
+            </w:r>
+          </w:p>
+        </w:tc>
+        <w:tc>
+          <w:tcPr/>
+          <w:p>
+            <w:pPr>
+              <w:pStyle w:val="Compact"/>
+              <w:jc w:val="left"/>
+            </w:pPr>
+            <w:r>
+              <w:t xml:space="preserve">Versión</w:t>
+            </w:r>
+          </w:p>
+        </w:tc>
+      </w:tr>
+      <w:tr>
+        <w:tc>
+          <w:tcPr/>
+          <w:p>
+            <w:pPr>
+              <w:pStyle w:val="Compact"/>
+              <w:jc w:val="left"/>
+            </w:pPr>
+            <w:r>
+              <w:t xml:space="preserve">Microcontrolador</w:t>
+            </w:r>
+          </w:p>
+        </w:tc>
+        <w:tc>
+          <w:tcPr/>
+          <w:p>
+            <w:pPr>
+              <w:pStyle w:val="Compact"/>
+              <w:jc w:val="left"/>
+            </w:pPr>
+            <w:r>
+              <w:t xml:space="preserve">ESP32 DevKit V1 (prototipo académico)</w:t>
+            </w:r>
+          </w:p>
+        </w:tc>
+        <w:tc>
+          <w:tcPr/>
+          <w:p>
+            <w:pPr>
+              <w:pStyle w:val="Compact"/>
+              <w:jc w:val="left"/>
+            </w:pPr>
+            <w:r>
+              <w:t xml:space="preserve">—</w:t>
+            </w:r>
+          </w:p>
+        </w:tc>
+      </w:tr>
+      <w:tr>
+        <w:tc>
+          <w:tcPr/>
+          <w:p>
+            <w:pPr>
+              <w:pStyle w:val="Compact"/>
+              <w:jc w:val="left"/>
+            </w:pPr>
+            <w:r>
+              <w:t xml:space="preserve">Framework de firmware</w:t>
+            </w:r>
+          </w:p>
+        </w:tc>
+        <w:tc>
+          <w:tcPr/>
+          <w:p>
+            <w:pPr>
+              <w:pStyle w:val="Compact"/>
+              <w:jc w:val="left"/>
+            </w:pPr>
+            <w:r>
+              <w:t xml:space="preserve">Arduino Framework</w:t>
+            </w:r>
+          </w:p>
+        </w:tc>
+        <w:tc>
+          <w:tcPr/>
+          <w:p>
+            <w:pPr>
+              <w:pStyle w:val="Compact"/>
+              <w:jc w:val="left"/>
+            </w:pPr>
+            <w:r>
+              <w:t xml:space="preserve">2.x</w:t>
+            </w:r>
+          </w:p>
+        </w:tc>
+      </w:tr>
+      <w:tr>
+        <w:tc>
+          <w:tcPr/>
+          <w:p>
+            <w:pPr>
+              <w:pStyle w:val="Compact"/>
+              <w:jc w:val="left"/>
+            </w:pPr>
+            <w:r>
+              <w:t xml:space="preserve">Pila BLE</w:t>
+            </w:r>
+          </w:p>
+        </w:tc>
+        <w:tc>
+          <w:tcPr/>
+          <w:p>
+            <w:pPr>
+              <w:pStyle w:val="Compact"/>
+              <w:jc w:val="left"/>
+            </w:pPr>
+            <w:r>
+              <w:t xml:space="preserve">NimBLE-Arduino</w:t>
+            </w:r>
+          </w:p>
+        </w:tc>
+        <w:tc>
+          <w:tcPr/>
+          <w:p>
+            <w:pPr>
+              <w:pStyle w:val="Compact"/>
+              <w:jc w:val="left"/>
+            </w:pPr>
+            <w:r>
+              <w:t xml:space="preserve">1.4.1</w:t>
+            </w:r>
+          </w:p>
+        </w:tc>
+      </w:tr>
+      <w:tr>
+        <w:tc>
+          <w:tcPr/>
+          <w:p>
+            <w:pPr>
+              <w:pStyle w:val="Compact"/>
+              <w:jc w:val="left"/>
+            </w:pPr>
+            <w:r>
+              <w:t xml:space="preserve">Frontend</w:t>
+            </w:r>
+          </w:p>
+        </w:tc>
+        <w:tc>
+          <w:tcPr/>
+          <w:p>
+            <w:pPr>
+              <w:pStyle w:val="Compact"/>
+              <w:jc w:val="left"/>
+            </w:pPr>
+            <w:r>
+              <w:t xml:space="preserve">React + TypeScript + Vite</w:t>
+            </w:r>
+          </w:p>
+        </w:tc>
+        <w:tc>
+          <w:tcPr/>
+          <w:p>
+            <w:pPr>
+              <w:pStyle w:val="Compact"/>
+              <w:jc w:val="left"/>
+            </w:pPr>
+            <w:r>
+              <w:t xml:space="preserve">React 18, TS 5.8, Vite 5.4</w:t>
+            </w:r>
+          </w:p>
+        </w:tc>
+      </w:tr>
+      <w:tr>
+        <w:tc>
+          <w:tcPr/>
+          <w:p>
+            <w:pPr>
+              <w:pStyle w:val="Compact"/>
+              <w:jc w:val="left"/>
+            </w:pPr>
+            <w:r>
+              <w:t xml:space="preserve">UI Framework</w:t>
+            </w:r>
+          </w:p>
+        </w:tc>
+        <w:tc>
+          <w:tcPr/>
+          <w:p>
+            <w:pPr>
+              <w:pStyle w:val="Compact"/>
+              <w:jc w:val="left"/>
+            </w:pPr>
+            <w:r>
+              <w:t xml:space="preserve">Tailwind CSS + shadcn/ui</w:t>
+            </w:r>
+          </w:p>
+        </w:tc>
+        <w:tc>
+          <w:tcPr/>
+          <w:p>
+            <w:pPr>
+              <w:pStyle w:val="Compact"/>
+              <w:jc w:val="left"/>
+            </w:pPr>
+            <w:r>
+              <w:t xml:space="preserve">Tailwind 3.4</w:t>
+            </w:r>
+          </w:p>
+        </w:tc>
+      </w:tr>
+      <w:tr>
+        <w:tc>
+          <w:tcPr/>
+          <w:p>
+            <w:pPr>
+              <w:pStyle w:val="Compact"/>
+              <w:jc w:val="left"/>
+            </w:pPr>
+            <w:r>
+              <w:t xml:space="preserve">Estado/Datos</w:t>
+            </w:r>
+          </w:p>
+        </w:tc>
+        <w:tc>
+          <w:tcPr/>
+          <w:p>
+            <w:pPr>
+              <w:pStyle w:val="Compact"/>
+              <w:jc w:val="left"/>
+            </w:pPr>
+            <w:r>
+              <w:t xml:space="preserve">TanStack React Query</w:t>
+            </w:r>
+          </w:p>
+        </w:tc>
+        <w:tc>
+          <w:tcPr/>
+          <w:p>
+            <w:pPr>
+              <w:pStyle w:val="Compact"/>
+              <w:jc w:val="left"/>
+            </w:pPr>
+            <w:r>
+              <w:t xml:space="preserve">5.83</w:t>
+            </w:r>
+          </w:p>
+        </w:tc>
+      </w:tr>
+      <w:tr>
+        <w:tc>
+          <w:tcPr/>
+          <w:p>
+            <w:pPr>
+              <w:pStyle w:val="Compact"/>
+              <w:jc w:val="left"/>
+            </w:pPr>
+            <w:r>
+              <w:t xml:space="preserve">Validación</w:t>
+            </w:r>
+          </w:p>
+        </w:tc>
+        <w:tc>
+          <w:tcPr/>
+          <w:p>
+            <w:pPr>
+              <w:pStyle w:val="Compact"/>
+              <w:jc w:val="left"/>
+            </w:pPr>
+            <w:r>
+              <w:t xml:space="preserve">Zod</w:t>
+            </w:r>
+          </w:p>
+        </w:tc>
+        <w:tc>
+          <w:tcPr/>
+          <w:p>
+            <w:pPr>
+              <w:pStyle w:val="Compact"/>
+              <w:jc w:val="left"/>
+            </w:pPr>
+            <w:r>
+              <w:t xml:space="preserve">3.25</w:t>
+            </w:r>
+          </w:p>
+        </w:tc>
+      </w:tr>
+      <w:tr>
+        <w:tc>
+          <w:tcPr/>
+          <w:p>
+            <w:pPr>
+              <w:pStyle w:val="Compact"/>
+              <w:jc w:val="left"/>
+            </w:pPr>
+            <w:r>
+              <w:t xml:space="preserve">Backend</w:t>
+            </w:r>
+          </w:p>
+        </w:tc>
+        <w:tc>
+          <w:tcPr/>
+          <w:p>
+            <w:pPr>
+              <w:pStyle w:val="Compact"/>
+              <w:jc w:val="left"/>
+            </w:pPr>
+            <w:r>
+              <w:t xml:space="preserve">Supabase (PostgreSQL + Auth + Realtime)</w:t>
+            </w:r>
+          </w:p>
+        </w:tc>
+        <w:tc>
+          <w:tcPr/>
+          <w:p>
+            <w:pPr>
+              <w:pStyle w:val="Compact"/>
+              <w:jc w:val="left"/>
+            </w:pPr>
+            <w:r>
+              <w:t xml:space="preserve">—</w:t>
+            </w:r>
+          </w:p>
+        </w:tc>
+      </w:tr>
+      <w:tr>
+        <w:tc>
+          <w:tcPr/>
+          <w:p>
+            <w:pPr>
+              <w:pStyle w:val="Compact"/>
+              <w:jc w:val="left"/>
+            </w:pPr>
+            <w:r>
+              <w:t xml:space="preserve">Hosting</w:t>
+            </w:r>
+          </w:p>
+        </w:tc>
+        <w:tc>
+          <w:tcPr/>
+          <w:p>
+            <w:pPr>
+              <w:pStyle w:val="Compact"/>
+              <w:jc w:val="left"/>
+            </w:pPr>
+            <w:r>
+              <w:t xml:space="preserve">Lovable / Vercel</w:t>
+            </w:r>
+          </w:p>
+        </w:tc>
+        <w:tc>
+          <w:tcPr/>
+          <w:p>
+            <w:pPr>
+              <w:pStyle w:val="Compact"/>
+              <w:jc w:val="left"/>
+            </w:pPr>
+            <w:r>
+              <w:t xml:space="preserve">—</w:t>
+            </w:r>
+          </w:p>
+        </w:tc>
+      </w:tr>
+    </w:tbl>
+    <w:p>
+      <w:pPr>
+        <w:pStyle w:val="BodyText"/>
+      </w:pPr>
       <w:r>
         <w:rPr>
           <w:iCs/>
           <w:i/>
         </w:rPr>
+        <w:t xml:space="preserve">Nota: El ESP32 forma parte exclusivamente del</w:t>
+      </w:r>
+      <w:r>
+        <w:rPr>
+          <w:iCs/>
+          <w:i/>
+        </w:rPr>
+        <w:t xml:space="preserve"> </w:t>
+      </w:r>
+      <w:r>
+        <w:rPr>
+          <w:bCs/>
+          <w:b/>
+          <w:iCs/>
+          <w:i/>
+        </w:rPr>
+        <w:t xml:space="preserve">alcance académico del Trabajo de Grado</w:t>
+      </w:r>
+      <w:r>
+        <w:rPr>
+          <w:iCs/>
+          <w:i/>
+        </w:rPr>
+        <w:t xml:space="preserve">, como herramienta de captura de eventos BLE para alimentar los reportes de la plataforma SARQUE. La operación productiva del parque puede realizarse sin el ESP32, programando los controladores BL-KR directamente desde la app móvil K-RainBL.</w:t>
+      </w:r>
+    </w:p>
+    <w:bookmarkEnd w:id="137"/>
+    <w:bookmarkStart w:id="138" w:name="a.6.-cobertura-y-disponibilidad-de-red"/>
+    <w:p>
+      <w:pPr>
+        <w:pStyle w:val="Heading3"/>
+      </w:pPr>
+      <w:r>
+        <w:rPr>
+          <w:rStyle w:val="SectionNumber"/>
+        </w:rPr>
+        <w:t xml:space="preserve">7.1.6</w:t>
+      </w:r>
+      <w:r>
+        <w:tab/>
+      </w:r>
+      <w:r>
+        <w:t xml:space="preserve">A.6. Cobertura y Disponibilidad de Red</w:t>
+      </w:r>
+    </w:p>
+    <w:tbl>
+      <w:tblPr>
+        <w:tblStyle w:val="Table"/>
+        <w:tblW w:type="pct" w:w="5000"/>
+        <w:tblLook w:firstRow="1" w:lastRow="0" w:firstColumn="0" w:lastColumn="0" w:noHBand="0" w:noVBand="0" w:val="0020"/>
+        <w:jc w:val="start"/>
+      </w:tblPr>
+      <w:tblGrid>
+        <w:gridCol w:w="4840"/>
+        <w:gridCol w:w="3080"/>
+      </w:tblGrid>
+      <w:tr>
+        <w:trPr>
+          <w:tblHeader w:val="true"/>
+        </w:trPr>
+        <w:tc>
+          <w:tcPr/>
+          <w:p>
+            <w:pPr>
+              <w:pStyle w:val="Compact"/>
+              <w:jc w:val="left"/>
+            </w:pPr>
+            <w:r>
+              <w:t xml:space="preserve">Parámetro</w:t>
+            </w:r>
+          </w:p>
+        </w:tc>
+        <w:tc>
+          <w:tcPr/>
+          <w:p>
+            <w:pPr>
+              <w:pStyle w:val="Compact"/>
+              <w:jc w:val="left"/>
+            </w:pPr>
+            <w:r>
+              <w:t xml:space="preserve">Valor</w:t>
+            </w:r>
+          </w:p>
+        </w:tc>
+      </w:tr>
+      <w:tr>
+        <w:tc>
+          <w:tcPr/>
+          <w:p>
+            <w:pPr>
+              <w:pStyle w:val="Compact"/>
+              <w:jc w:val="left"/>
+            </w:pPr>
+            <w:r>
+              <w:t xml:space="preserve">Red WiFi</w:t>
+            </w:r>
+          </w:p>
+        </w:tc>
+        <w:tc>
+          <w:tcPr/>
+          <w:p>
+            <w:pPr>
+              <w:pStyle w:val="Compact"/>
+              <w:jc w:val="left"/>
+            </w:pPr>
+            <w:r>
+              <w:t xml:space="preserve">2.4 GHz, disponible en la caseta de la bomba</w:t>
+            </w:r>
+          </w:p>
+        </w:tc>
+      </w:tr>
+      <w:tr>
+        <w:tc>
+          <w:tcPr/>
+          <w:p>
+            <w:pPr>
+              <w:pStyle w:val="Compact"/>
+              <w:jc w:val="left"/>
+            </w:pPr>
+            <w:r>
+              <w:t xml:space="preserve">Ubicación del ESP32 (prototipo)</w:t>
+            </w:r>
+          </w:p>
+        </w:tc>
+        <w:tc>
+          <w:tcPr/>
+          <w:p>
+            <w:pPr>
+              <w:pStyle w:val="Compact"/>
+              <w:jc w:val="left"/>
+            </w:pPr>
+            <w:r>
+              <w:t xml:space="preserve">Caseta de máquinas de la bomba</w:t>
+            </w:r>
+          </w:p>
+        </w:tc>
+      </w:tr>
+      <w:tr>
+        <w:tc>
+          <w:tcPr/>
+          <w:p>
+            <w:pPr>
+              <w:pStyle w:val="Compact"/>
+              <w:jc w:val="left"/>
+            </w:pPr>
+            <w:r>
+              <w:t xml:space="preserve">Alcance BLE estimado</w:t>
+            </w:r>
+          </w:p>
+        </w:tc>
+        <w:tc>
+          <w:tcPr/>
+          <w:p>
+            <w:pPr>
+              <w:pStyle w:val="Compact"/>
+              <w:jc w:val="left"/>
+            </w:pPr>
+            <w:r>
+              <w:t xml:space="preserve">10-15 metros en condiciones reales con vegetación</w:t>
+            </w:r>
+          </w:p>
+        </w:tc>
+      </w:tr>
+    </w:tbl>
+    <w:p>
+      <w:r>
+        <w:pict>
+          <v:rect style="width:0;height:1.5pt" o:hralign="center" o:hrstd="t" o:hr="t"/>
+        </w:pict>
+      </w:r>
+    </w:p>
+    <w:bookmarkEnd w:id="138"/>
+    <w:bookmarkEnd w:id="139"/>
+    <w:bookmarkStart w:id="147" w:name="X5d8879f9e725364a517060818c67c89b91edc68"/>
+    <w:p>
+      <w:pPr>
+        <w:pStyle w:val="Heading2"/>
+      </w:pPr>
+      <w:r>
+        <w:rPr>
+          <w:rStyle w:val="SectionNumber"/>
+        </w:rPr>
+        <w:t xml:space="preserve">7.2</w:t>
+      </w:r>
+      <w:r>
+        <w:tab/>
+      </w:r>
+      <w:r>
+        <w:t xml:space="preserve">ANEXO B — GALERÍA FOTOGRÁFICA DE LA INSTALACIÓN</w:t>
+      </w:r>
+    </w:p>
+    <w:p>
+      <w:pPr>
+        <w:pStyle w:val="FirstParagraph"/>
+      </w:pPr>
+      <w:r>
+        <w:t xml:space="preserve">Este anexo recopila las fotografías documentales del proceso de instalación del sistema SARQUE en el Parque Ecoturístico Quinta Estación. Las imágenes evidencian el estado real del trabajo de campo y respaldan las especificaciones técnicas del Anexo A.</w:t>
+      </w:r>
+    </w:p>
+    <w:bookmarkStart w:id="140" w:name="b.1.-planimetría-del-parque"/>
+    <w:p>
+      <w:pPr>
+        <w:pStyle w:val="Heading3"/>
+      </w:pPr>
+      <w:r>
+        <w:rPr>
+          <w:rStyle w:val="SectionNumber"/>
+        </w:rPr>
+        <w:t xml:space="preserve">7.2.1</w:t>
+      </w:r>
+      <w:r>
+        <w:tab/>
+      </w:r>
+      <w:r>
+        <w:t xml:space="preserve">B.1. Planimetría del Parque</w:t>
+      </w:r>
+    </w:p>
+    <w:p>
+      <w:pPr>
+        <w:numPr>
+          <w:ilvl w:val="0"/>
+          <w:numId w:val="1018"/>
+        </w:numPr>
+        <w:pStyle w:val="Compact"/>
+      </w:pPr>
+      <w:r>
+        <w:rPr>
+          <w:bCs/>
+          <w:b/>
+        </w:rPr>
+        <w:t xml:space="preserve">Foto B.1.</w:t>
+      </w:r>
+      <w:r>
+        <w:t xml:space="preserve"> </w:t>
+      </w:r>
+      <w:r>
+        <w:t xml:space="preserve">Plano General del parque (escala 1:250) con la red hidráulica anotada manualmente: trazos de colores indican las cañerías de cada sector, los puntos dorados representan las ubicaciones de los 41 puntos de riego (consolidados en 22 estaciones controladas).</w:t>
+      </w:r>
+    </w:p>
+    <w:p>
+      <w:pPr>
+        <w:numPr>
+          <w:ilvl w:val="0"/>
+          <w:numId w:val="1018"/>
+        </w:numPr>
+        <w:pStyle w:val="Compact"/>
+      </w:pPr>
+      <w:r>
+        <w:rPr>
+          <w:bCs/>
+          <w:b/>
+        </w:rPr>
+        <w:t xml:space="preserve">Foto B.2.</w:t>
+      </w:r>
+      <w:r>
+        <w:t xml:space="preserve"> </w:t>
+      </w:r>
+      <w:r>
+        <w:t xml:space="preserve">Cronograma semanal de riego utilizado actualmente por los jardineros, organizado por franjas horarias de 8:00 a 20:00 y por sector.</w:t>
+      </w:r>
+    </w:p>
+    <w:bookmarkEnd w:id="140"/>
+    <w:bookmarkStart w:id="141" w:name="b.2.-sistema-de-bombeo-existente"/>
+    <w:p>
+      <w:pPr>
+        <w:pStyle w:val="Heading3"/>
+      </w:pPr>
+      <w:r>
+        <w:rPr>
+          <w:rStyle w:val="SectionNumber"/>
+        </w:rPr>
+        <w:t xml:space="preserve">7.2.2</w:t>
+      </w:r>
+      <w:r>
+        <w:tab/>
+      </w:r>
+      <w:r>
+        <w:t xml:space="preserve">B.2. Sistema de Bombeo Existente</w:t>
+      </w:r>
+    </w:p>
+    <w:p>
+      <w:pPr>
+        <w:numPr>
+          <w:ilvl w:val="0"/>
+          <w:numId w:val="1019"/>
+        </w:numPr>
+        <w:pStyle w:val="Compact"/>
+      </w:pPr>
+      <w:r>
+        <w:rPr>
+          <w:bCs/>
+          <w:b/>
+        </w:rPr>
+        <w:t xml:space="preserve">Foto B.3.</w:t>
+      </w:r>
+      <w:r>
+        <w:t xml:space="preserve"> </w:t>
+      </w:r>
+      <w:r>
+        <w:t xml:space="preserve">Salida de la bomba sumergible Grundfos 5 HP con manómetro de presión, tanque hidroneumático y matriz principal de 2” en PVC y acero galvanizado (caseta de máquinas).</w:t>
+      </w:r>
+    </w:p>
+    <w:p>
+      <w:pPr>
+        <w:numPr>
+          <w:ilvl w:val="0"/>
+          <w:numId w:val="1019"/>
+        </w:numPr>
+        <w:pStyle w:val="Compact"/>
+      </w:pPr>
+      <w:r>
+        <w:rPr>
+          <w:bCs/>
+          <w:b/>
+        </w:rPr>
+        <w:t xml:space="preserve">Foto B.4.</w:t>
+      </w:r>
+      <w:r>
+        <w:t xml:space="preserve"> </w:t>
+      </w:r>
+      <w:r>
+        <w:t xml:space="preserve">Vista interna de la caseta de bombeo con válvulas de control, manómetro analógico y tubería matriz hacia el parque.</w:t>
+      </w:r>
+    </w:p>
+    <w:bookmarkEnd w:id="141"/>
+    <w:bookmarkStart w:id="142" w:name="b.3.-excavación-y-tendido-del-politubo"/>
+    <w:p>
+      <w:pPr>
+        <w:pStyle w:val="Heading3"/>
+      </w:pPr>
+      <w:r>
+        <w:rPr>
+          <w:rStyle w:val="SectionNumber"/>
+        </w:rPr>
+        <w:t xml:space="preserve">7.2.3</w:t>
+      </w:r>
+      <w:r>
+        <w:tab/>
+      </w:r>
+      <w:r>
+        <w:t xml:space="preserve">B.3. Excavación y Tendido del Politubo</w:t>
+      </w:r>
+    </w:p>
+    <w:p>
+      <w:pPr>
+        <w:numPr>
+          <w:ilvl w:val="0"/>
+          <w:numId w:val="1020"/>
+        </w:numPr>
+        <w:pStyle w:val="Compact"/>
+      </w:pPr>
+      <w:r>
+        <w:rPr>
+          <w:bCs/>
+          <w:b/>
+        </w:rPr>
+        <w:t xml:space="preserve">Foto B.5.</w:t>
+      </w:r>
+      <w:r>
+        <w:t xml:space="preserve"> </w:t>
+      </w:r>
+      <w:r>
+        <w:t xml:space="preserve">Zanja excavada a 20-25 cm de profundidad para el tendido del politubo de 3/4” que aloja el cable monofilar 20 AWG.</w:t>
+      </w:r>
+    </w:p>
+    <w:p>
+      <w:pPr>
+        <w:numPr>
+          <w:ilvl w:val="0"/>
+          <w:numId w:val="1020"/>
+        </w:numPr>
+        <w:pStyle w:val="Compact"/>
+      </w:pPr>
+      <w:r>
+        <w:rPr>
+          <w:bCs/>
+          <w:b/>
+        </w:rPr>
+        <w:t xml:space="preserve">Foto B.6.</w:t>
+      </w:r>
+      <w:r>
+        <w:t xml:space="preserve"> </w:t>
+      </w:r>
+      <w:r>
+        <w:t xml:space="preserve">Tendido del politubo negro entre sectores, atravesando áreas de césped y vegetación nativa (suculentas, jardín de cítricos).</w:t>
+      </w:r>
+    </w:p>
+    <w:p>
+      <w:pPr>
+        <w:numPr>
+          <w:ilvl w:val="0"/>
+          <w:numId w:val="1020"/>
+        </w:numPr>
+        <w:pStyle w:val="Compact"/>
+      </w:pPr>
+      <w:r>
+        <w:rPr>
+          <w:bCs/>
+          <w:b/>
+        </w:rPr>
+        <w:t xml:space="preserve">Foto B.7.</w:t>
+      </w:r>
+      <w:r>
+        <w:t xml:space="preserve"> </w:t>
+      </w:r>
+      <w:r>
+        <w:t xml:space="preserve">Detalle de cable 20 AWG saliendo del politubo en zanja paralela a la tubería hidráulica.</w:t>
+      </w:r>
+    </w:p>
+    <w:p>
+      <w:pPr>
+        <w:numPr>
+          <w:ilvl w:val="0"/>
+          <w:numId w:val="1020"/>
+        </w:numPr>
+        <w:pStyle w:val="Compact"/>
+      </w:pPr>
+      <w:r>
+        <w:rPr>
+          <w:bCs/>
+          <w:b/>
+        </w:rPr>
+        <w:t xml:space="preserve">Foto B.8.</w:t>
+      </w:r>
+      <w:r>
+        <w:t xml:space="preserve"> </w:t>
+      </w:r>
+      <w:r>
+        <w:t xml:space="preserve">Técnica de excavación con preservación del césped: corte vertical con pala plana para reponer el tepe tras el tendido.</w:t>
+      </w:r>
+    </w:p>
+    <w:bookmarkEnd w:id="142"/>
+    <w:bookmarkStart w:id="143" w:name="b.4.-electroválvulas-k-rain-bspt"/>
+    <w:p>
+      <w:pPr>
+        <w:pStyle w:val="Heading3"/>
+      </w:pPr>
+      <w:r>
+        <w:rPr>
+          <w:rStyle w:val="SectionNumber"/>
+        </w:rPr>
+        <w:t xml:space="preserve">7.2.4</w:t>
+      </w:r>
+      <w:r>
+        <w:tab/>
+      </w:r>
+      <w:r>
+        <w:t xml:space="preserve">B.4. Electroválvulas K-Rain BSPT</w:t>
+      </w:r>
+    </w:p>
+    <w:p>
+      <w:pPr>
+        <w:numPr>
+          <w:ilvl w:val="0"/>
+          <w:numId w:val="1021"/>
+        </w:numPr>
+        <w:pStyle w:val="Compact"/>
+      </w:pPr>
+      <w:r>
+        <w:rPr>
+          <w:bCs/>
+          <w:b/>
+        </w:rPr>
+        <w:t xml:space="preserve">Foto B.9.</w:t>
+      </w:r>
+      <w:r>
+        <w:t xml:space="preserve"> </w:t>
+      </w:r>
+      <w:r>
+        <w:t xml:space="preserve">Electroválvula K-Rain BSPT 9V DC instalada en línea con cuellera PVC 1 ½”, solenoide visible con cables rojo (+) y negro (-), llave de paso roja manual de respaldo.</w:t>
+      </w:r>
+    </w:p>
+    <w:p>
+      <w:pPr>
+        <w:numPr>
+          <w:ilvl w:val="0"/>
+          <w:numId w:val="1021"/>
+        </w:numPr>
+        <w:pStyle w:val="Compact"/>
+      </w:pPr>
+      <w:r>
+        <w:rPr>
+          <w:bCs/>
+          <w:b/>
+        </w:rPr>
+        <w:t xml:space="preserve">Foto B.10.</w:t>
+      </w:r>
+      <w:r>
+        <w:t xml:space="preserve"> </w:t>
+      </w:r>
+      <w:r>
+        <w:t xml:space="preserve">Electroválvula recientemente conectada a la red, con conexiones impermeabilizadas mediante cinta autovulcanizante.</w:t>
+      </w:r>
+    </w:p>
+    <w:p>
+      <w:pPr>
+        <w:numPr>
+          <w:ilvl w:val="0"/>
+          <w:numId w:val="1021"/>
+        </w:numPr>
+        <w:pStyle w:val="Compact"/>
+      </w:pPr>
+      <w:r>
+        <w:rPr>
+          <w:bCs/>
+          <w:b/>
+        </w:rPr>
+        <w:t xml:space="preserve">Foto B.11.</w:t>
+      </w:r>
+      <w:r>
+        <w:t xml:space="preserve"> </w:t>
+      </w:r>
+      <w:r>
+        <w:t xml:space="preserve">Detalle del solenoide de la electroválvula con los cables del controlador BL-KR.</w:t>
+      </w:r>
+    </w:p>
+    <w:bookmarkEnd w:id="143"/>
+    <w:bookmarkStart w:id="144" w:name="b.5.-cajas-de-válvula"/>
+    <w:p>
+      <w:pPr>
+        <w:pStyle w:val="Heading3"/>
+      </w:pPr>
+      <w:r>
+        <w:rPr>
+          <w:rStyle w:val="SectionNumber"/>
+        </w:rPr>
+        <w:t xml:space="preserve">7.2.5</w:t>
+      </w:r>
+      <w:r>
+        <w:tab/>
+      </w:r>
+      <w:r>
+        <w:t xml:space="preserve">B.5. Cajas de Válvula</w:t>
+      </w:r>
+    </w:p>
+    <w:p>
+      <w:pPr>
+        <w:numPr>
+          <w:ilvl w:val="0"/>
+          <w:numId w:val="1022"/>
+        </w:numPr>
+        <w:pStyle w:val="Compact"/>
+      </w:pPr>
+      <w:r>
+        <w:rPr>
+          <w:bCs/>
+          <w:b/>
+        </w:rPr>
+        <w:t xml:space="preserve">Foto B.12.</w:t>
+      </w:r>
+      <w:r>
+        <w:t xml:space="preserve"> </w:t>
+      </w:r>
+      <w:r>
+        <w:t xml:space="preserve">Caja de válvula de hormigón armado 40 × 40 × 30 cm alojando una electroválvula y la conexión de respaldo manual.</w:t>
+      </w:r>
+    </w:p>
+    <w:p>
+      <w:pPr>
+        <w:numPr>
+          <w:ilvl w:val="0"/>
+          <w:numId w:val="1022"/>
+        </w:numPr>
+        <w:pStyle w:val="Compact"/>
+      </w:pPr>
+      <w:r>
+        <w:rPr>
+          <w:bCs/>
+          <w:b/>
+        </w:rPr>
+        <w:t xml:space="preserve">Foto B.13.</w:t>
+      </w:r>
+      <w:r>
+        <w:t xml:space="preserve"> </w:t>
+      </w:r>
+      <w:r>
+        <w:t xml:space="preserve">Caja de válvula circular tipo</w:t>
+      </w:r>
+      <w:r>
+        <w:t xml:space="preserve"> </w:t>
+      </w:r>
+      <w:r>
+        <w:t xml:space="preserve">“</w:t>
+      </w:r>
+      <w:r>
+        <w:t xml:space="preserve">round valve box</w:t>
+      </w:r>
+      <w:r>
+        <w:t xml:space="preserve">”</w:t>
+      </w:r>
+      <w:r>
+        <w:t xml:space="preserve"> </w:t>
+      </w:r>
+      <w:r>
+        <w:t xml:space="preserve">con múltiples conectores impermeabilizados de cables hacia varios solenoides (configuración para BL-KR4 o BL-KR6).</w:t>
+      </w:r>
+    </w:p>
+    <w:bookmarkEnd w:id="144"/>
+    <w:bookmarkStart w:id="145" w:name="b.6.-empalmes-y-conexiones-eléctricas"/>
+    <w:p>
+      <w:pPr>
+        <w:pStyle w:val="Heading3"/>
+      </w:pPr>
+      <w:r>
+        <w:rPr>
+          <w:rStyle w:val="SectionNumber"/>
+        </w:rPr>
+        <w:t xml:space="preserve">7.2.6</w:t>
+      </w:r>
+      <w:r>
+        <w:tab/>
+      </w:r>
+      <w:r>
+        <w:t xml:space="preserve">B.6. Empalmes y Conexiones Eléctricas</w:t>
+      </w:r>
+    </w:p>
+    <w:p>
+      <w:pPr>
+        <w:numPr>
+          <w:ilvl w:val="0"/>
+          <w:numId w:val="1023"/>
+        </w:numPr>
+        <w:pStyle w:val="Compact"/>
+      </w:pPr>
+      <w:r>
+        <w:rPr>
+          <w:bCs/>
+          <w:b/>
+        </w:rPr>
+        <w:t xml:space="preserve">Foto B.14.</w:t>
+      </w:r>
+      <w:r>
+        <w:t xml:space="preserve"> </w:t>
+      </w:r>
+      <w:r>
+        <w:t xml:space="preserve">Empalmes impermeabilizados de cables 20 AWG (rojo/negro/naranja) en el interior de una caja de registro circular, evidenciando la organización del cableado entre el controlador y sus estaciones.</w:t>
+      </w:r>
+    </w:p>
+    <w:p>
+      <w:pPr>
+        <w:numPr>
+          <w:ilvl w:val="0"/>
+          <w:numId w:val="1023"/>
+        </w:numPr>
+        <w:pStyle w:val="Compact"/>
+      </w:pPr>
+      <w:r>
+        <w:rPr>
+          <w:bCs/>
+          <w:b/>
+        </w:rPr>
+        <w:t xml:space="preserve">Foto B.15.</w:t>
+      </w:r>
+      <w:r>
+        <w:t xml:space="preserve"> </w:t>
+      </w:r>
+      <w:r>
+        <w:t xml:space="preserve">Detalle del empalme entre el cable común y las salidas a estaciones del controlador BL-KR.</w:t>
+      </w:r>
+    </w:p>
+    <w:bookmarkEnd w:id="145"/>
+    <w:bookmarkStart w:id="146" w:name="b.7.-componentes-en-stock"/>
+    <w:p>
+      <w:pPr>
+        <w:pStyle w:val="Heading3"/>
+      </w:pPr>
+      <w:r>
+        <w:rPr>
+          <w:rStyle w:val="SectionNumber"/>
+        </w:rPr>
+        <w:t xml:space="preserve">7.2.7</w:t>
+      </w:r>
+      <w:r>
+        <w:tab/>
+      </w:r>
+      <w:r>
+        <w:t xml:space="preserve">B.7. Componentes en Stock</w:t>
+      </w:r>
+    </w:p>
+    <w:p>
+      <w:pPr>
+        <w:numPr>
+          <w:ilvl w:val="0"/>
+          <w:numId w:val="1024"/>
+        </w:numPr>
+        <w:pStyle w:val="Compact"/>
+      </w:pPr>
+      <w:r>
+        <w:rPr>
+          <w:bCs/>
+          <w:b/>
+        </w:rPr>
+        <w:t xml:space="preserve">Foto B.16.</w:t>
+      </w:r>
+      <w:r>
+        <w:t xml:space="preserve"> </w:t>
+      </w:r>
+      <w:r>
+        <w:t xml:space="preserve">Rollos de cable 20 AWG monofilar (color rojo y negro) listos para la instalación, junto al solenoide de una electroválvula K-Rain.</w:t>
+      </w:r>
+    </w:p>
+    <w:p>
+      <w:r>
+        <w:pict>
+          <v:rect style="width:0;height:1.5pt" o:hralign="center" o:hrstd="t" o:hr="t"/>
+        </w:pict>
+      </w:r>
+    </w:p>
+    <w:bookmarkEnd w:id="146"/>
+    <w:bookmarkEnd w:id="147"/>
+    <w:bookmarkStart w:id="150" w:name="Xb2d2751107430640be2769cc6726838da7f66a5"/>
+    <w:p>
+      <w:pPr>
+        <w:pStyle w:val="Heading2"/>
+      </w:pPr>
+      <w:r>
+        <w:rPr>
+          <w:rStyle w:val="SectionNumber"/>
+        </w:rPr>
+        <w:t xml:space="preserve">7.3</w:t>
+      </w:r>
+      <w:r>
+        <w:tab/>
+      </w:r>
+      <w:r>
+        <w:t xml:space="preserve">ANEXO C — CONFIGURACIÓN INICIAL DE LOS CONTROLADORES</w:t>
+      </w:r>
+    </w:p>
+    <w:bookmarkStart w:id="148" w:name="c.1.-programación-desde-la-app-k-rainbl"/>
+    <w:p>
+      <w:pPr>
+        <w:pStyle w:val="Heading3"/>
+      </w:pPr>
+      <w:r>
+        <w:rPr>
+          <w:rStyle w:val="SectionNumber"/>
+        </w:rPr>
+        <w:t xml:space="preserve">7.3.1</w:t>
+      </w:r>
+      <w:r>
+        <w:tab/>
+      </w:r>
+      <w:r>
+        <w:t xml:space="preserve">C.1. Programación desde la App K-RainBL</w:t>
+      </w:r>
+    </w:p>
+    <w:p>
+      <w:pPr>
+        <w:numPr>
+          <w:ilvl w:val="0"/>
+          <w:numId w:val="1025"/>
+        </w:numPr>
+        <w:pStyle w:val="Compact"/>
+      </w:pPr>
+      <w:r>
+        <w:t xml:space="preserve">Descargar la app</w:t>
+      </w:r>
+      <w:r>
+        <w:t xml:space="preserve"> </w:t>
+      </w:r>
+      <w:r>
+        <w:rPr>
+          <w:bCs/>
+          <w:b/>
+        </w:rPr>
+        <w:t xml:space="preserve">K-RainBL</w:t>
+      </w:r>
+      <w:r>
+        <w:t xml:space="preserve"> </w:t>
+      </w:r>
+      <w:r>
+        <w:t xml:space="preserve">desde App Store (iOS) o Google Play (Android).</w:t>
+      </w:r>
+    </w:p>
+    <w:p>
+      <w:pPr>
+        <w:numPr>
+          <w:ilvl w:val="0"/>
+          <w:numId w:val="1025"/>
+        </w:numPr>
+        <w:pStyle w:val="Compact"/>
+      </w:pPr>
+      <w:r>
+        <w:t xml:space="preserve">Acercarse al controlador con el teléfono (alcance Bluetooth &lt; 10 m).</w:t>
+      </w:r>
+    </w:p>
+    <w:p>
+      <w:pPr>
+        <w:numPr>
+          <w:ilvl w:val="0"/>
+          <w:numId w:val="1025"/>
+        </w:numPr>
+        <w:pStyle w:val="Compact"/>
+      </w:pPr>
+      <w:r>
+        <w:t xml:space="preserve">La app detecta automáticamente el controlador y solicita emparejamiento.</w:t>
+      </w:r>
+    </w:p>
+    <w:p>
+      <w:pPr>
+        <w:numPr>
+          <w:ilvl w:val="0"/>
+          <w:numId w:val="1025"/>
+        </w:numPr>
+        <w:pStyle w:val="Compact"/>
+      </w:pPr>
+      <w:r>
+        <w:t xml:space="preserve">En el menú</w:t>
+      </w:r>
+      <w:r>
+        <w:t xml:space="preserve"> </w:t>
+      </w:r>
+      <w:r>
+        <w:rPr>
+          <w:bCs/>
+          <w:b/>
+        </w:rPr>
+        <w:t xml:space="preserve">Schedules</w:t>
+      </w:r>
+      <w:r>
+        <w:t xml:space="preserve">, crear un horario por estación con: día de la semana, hora de inicio, duración.</w:t>
+      </w:r>
+    </w:p>
+    <w:p>
+      <w:pPr>
+        <w:numPr>
+          <w:ilvl w:val="0"/>
+          <w:numId w:val="1025"/>
+        </w:numPr>
+        <w:pStyle w:val="Compact"/>
+      </w:pPr>
+      <w:r>
+        <w:t xml:space="preserve">Sincronizar el horario con el controlador (botón</w:t>
+      </w:r>
+      <w:r>
+        <w:t xml:space="preserve"> </w:t>
+      </w:r>
+      <w:r>
+        <w:rPr>
+          <w:bCs/>
+          <w:b/>
+        </w:rPr>
+        <w:t xml:space="preserve">Sync</w:t>
+      </w:r>
+      <w:r>
+        <w:t xml:space="preserve">).</w:t>
+      </w:r>
+    </w:p>
+    <w:bookmarkEnd w:id="148"/>
+    <w:bookmarkStart w:id="149" w:name="X445b82d5987c1aa8320a6b363855121fc48faca"/>
+    <w:p>
+      <w:pPr>
+        <w:pStyle w:val="Heading3"/>
+      </w:pPr>
+      <w:r>
+        <w:rPr>
+          <w:rStyle w:val="SectionNumber"/>
+        </w:rPr>
+        <w:t xml:space="preserve">7.3.2</w:t>
+      </w:r>
+      <w:r>
+        <w:tab/>
+      </w:r>
+      <w:r>
+        <w:t xml:space="preserve">C.2. Inicialización del ESP32 (alcance académico)</w:t>
+      </w:r>
+    </w:p>
+    <w:p>
+      <w:pPr>
+        <w:numPr>
+          <w:ilvl w:val="0"/>
+          <w:numId w:val="1026"/>
+        </w:numPr>
+        <w:pStyle w:val="Compact"/>
+      </w:pPr>
+      <w:r>
+        <w:t xml:space="preserve">Conectar el ESP32 a la red WiFi mediante archivo</w:t>
+      </w:r>
+      <w:r>
+        <w:t xml:space="preserve"> </w:t>
+      </w:r>
+      <w:r>
+        <w:rPr>
+          <w:rStyle w:val="VerbatimChar"/>
+        </w:rPr>
+        <w:t xml:space="preserve">secrets.h</w:t>
+      </w:r>
+      <w:r>
+        <w:t xml:space="preserve"> </w:t>
+      </w:r>
+      <w:r>
+        <w:t xml:space="preserve">(SSID + password).</w:t>
+      </w:r>
+    </w:p>
+    <w:p>
+      <w:pPr>
+        <w:numPr>
+          <w:ilvl w:val="0"/>
+          <w:numId w:val="1026"/>
+        </w:numPr>
+        <w:pStyle w:val="Compact"/>
+      </w:pPr>
+      <w:r>
+        <w:t xml:space="preserve">Configurar la URL del proyecto Supabase y la API key en el firmware.</w:t>
+      </w:r>
+    </w:p>
+    <w:p>
+      <w:pPr>
+        <w:numPr>
+          <w:ilvl w:val="0"/>
+          <w:numId w:val="1026"/>
+        </w:numPr>
+        <w:pStyle w:val="Compact"/>
+      </w:pPr>
+      <w:r>
+        <w:t xml:space="preserve">Cargar el firmware desde Arduino IDE con la librería NimBLE-Arduino instalada.</w:t>
+      </w:r>
+    </w:p>
+    <w:p>
+      <w:pPr>
+        <w:numPr>
+          <w:ilvl w:val="0"/>
+          <w:numId w:val="1026"/>
+        </w:numPr>
+        <w:pStyle w:val="Compact"/>
+      </w:pPr>
+      <w:r>
+        <w:t xml:space="preserve">El LED verde se enciende al conectar WiFi; el LED azul parpadea al detectar un BL-KR cercano.</w:t>
+      </w:r>
+    </w:p>
+    <w:p>
+      <w:r>
+        <w:pict>
+          <v:rect style="width:0;height:1.5pt" o:hralign="center" o:hrstd="t" o:hr="t"/>
+        </w:pict>
+      </w:r>
+    </w:p>
+    <w:p>
+      <w:pPr>
+        <w:pStyle w:val="FirstParagraph"/>
+      </w:pPr>
+      <w:r>
+        <w:rPr>
+          <w:iCs/>
+          <w:i/>
+        </w:rPr>
+        <w:t xml:space="preserve">Documento generado para el Trabajo de Grado — Instituto Tecnológico Superior de Sacaba (ITSa)</w:t>
+      </w:r>
+      <w:r>
+        <w:t xml:space="preserve"> </w:t>
+      </w:r>
+      <w:r>
+        <w:rPr>
+          <w:iCs/>
+          <w:i/>
+        </w:rPr>
         <w:t xml:space="preserve">Carrera de Informática Industrial — 2026</w:t>
       </w:r>
-    </w:p>
-    <w:bookmarkEnd w:id="131"/>
-    <w:bookmarkEnd w:id="132"/>
+      <w:r>
+        <w:t xml:space="preserve"> </w:t>
+      </w:r>
+      <w:r>
+        <w:rPr>
+          <w:iCs/>
+          <w:i/>
+        </w:rPr>
+        <w:t xml:space="preserve">Postulante: Jose Neyer Arnez Aguilar — Tutor: Ing. Ariel Luis Gruich Arratia</w:t>
+      </w:r>
+    </w:p>
+    <w:bookmarkEnd w:id="149"/>
+    <w:bookmarkEnd w:id="150"/>
+    <w:bookmarkEnd w:id="151"/>
     <w:sectPr/>
   </w:body>
 </w:document>
@@ -15937,6 +18796,87 @@
   </w:num>
   <w:num w:numId="1017">
     <w:abstractNumId w:val="991"/>
+  </w:num>
+  <w:num w:numId="1018">
+    <w:abstractNumId w:val="991"/>
+  </w:num>
+  <w:num w:numId="1019">
+    <w:abstractNumId w:val="991"/>
+  </w:num>
+  <w:num w:numId="1020">
+    <w:abstractNumId w:val="991"/>
+  </w:num>
+  <w:num w:numId="1021">
+    <w:abstractNumId w:val="991"/>
+  </w:num>
+  <w:num w:numId="1022">
+    <w:abstractNumId w:val="991"/>
+  </w:num>
+  <w:num w:numId="1023">
+    <w:abstractNumId w:val="991"/>
+  </w:num>
+  <w:num w:numId="1024">
+    <w:abstractNumId w:val="991"/>
+  </w:num>
+  <w:num w:numId="1025">
+    <w:abstractNumId w:val="99411"/>
+    <w:lvlOverride w:ilvl="0">
+      <w:startOverride w:val="1"/>
+    </w:lvlOverride>
+    <w:lvlOverride w:ilvl="1">
+      <w:startOverride w:val="1"/>
+    </w:lvlOverride>
+    <w:lvlOverride w:ilvl="2">
+      <w:startOverride w:val="1"/>
+    </w:lvlOverride>
+    <w:lvlOverride w:ilvl="3">
+      <w:startOverride w:val="1"/>
+    </w:lvlOverride>
+    <w:lvlOverride w:ilvl="4">
+      <w:startOverride w:val="1"/>
+    </w:lvlOverride>
+    <w:lvlOverride w:ilvl="5">
+      <w:startOverride w:val="1"/>
+    </w:lvlOverride>
+    <w:lvlOverride w:ilvl="6">
+      <w:startOverride w:val="1"/>
+    </w:lvlOverride>
+    <w:lvlOverride w:ilvl="7">
+      <w:startOverride w:val="1"/>
+    </w:lvlOverride>
+    <w:lvlOverride w:ilvl="8">
+      <w:startOverride w:val="1"/>
+    </w:lvlOverride>
+  </w:num>
+  <w:num w:numId="1026">
+    <w:abstractNumId w:val="99411"/>
+    <w:lvlOverride w:ilvl="0">
+      <w:startOverride w:val="1"/>
+    </w:lvlOverride>
+    <w:lvlOverride w:ilvl="1">
+      <w:startOverride w:val="1"/>
+    </w:lvlOverride>
+    <w:lvlOverride w:ilvl="2">
+      <w:startOverride w:val="1"/>
+    </w:lvlOverride>
+    <w:lvlOverride w:ilvl="3">
+      <w:startOverride w:val="1"/>
+    </w:lvlOverride>
+    <w:lvlOverride w:ilvl="4">
+      <w:startOverride w:val="1"/>
+    </w:lvlOverride>
+    <w:lvlOverride w:ilvl="5">
+      <w:startOverride w:val="1"/>
+    </w:lvlOverride>
+    <w:lvlOverride w:ilvl="6">
+      <w:startOverride w:val="1"/>
+    </w:lvlOverride>
+    <w:lvlOverride w:ilvl="7">
+      <w:startOverride w:val="1"/>
+    </w:lvlOverride>
+    <w:lvlOverride w:ilvl="8">
+      <w:startOverride w:val="1"/>
+    </w:lvlOverride>
   </w:num>
 </w:numbering>
 </file>

--- a/SARQUE_documento.docx
+++ b/SARQUE_documento.docx
@@ -877,7 +877,7 @@
         <w:pStyle w:val="BodyText"/>
       </w:pPr>
       <w:r>
-        <w:t xml:space="preserve">El parque emplea a 6 jardineros y 1 administrador, bajo la dirección de la propietaria. El sistema de riego actual funciona mediante una bomba sumergible Grundfos de 5 HP trifásica instalada en un pozo de 50 metros de profundidad, con un caudal medido de 4.2 litros por segundo y un tanque hidroneumático que opera entre 3.5 y 4.0 bar. La bomba es capaz de mantener activa una sola zona de riego a la vez. El agua se distribuye desde la matriz principal de 2” en PVC a través de cuelleras de 1 ½” hacia 41 puntos de riego históricos distribuidos en el predio —representados en el Plano General a escala 1:250 como puntos de color dorado—, cada uno de los cuales debía ser abierto y cerrado manualmente por el personal en cada ciclo de riego.</w:t>
+        <w:t xml:space="preserve">El parque emplea a 6 jardineros y 1 administrador, bajo la dirección de la propietaria. El sistema de riego actual funciona mediante una bomba sumergible Grundfos de 5 HP trifásica instalada en un pozo de 50 metros de profundidad, con un caudal medido de 4 litros por segundo y un tanque hidroneumático que opera entre 3.5 y 4.0 bar. La bomba es capaz de mantener activa una sola zona de riego a la vez. El agua se distribuye desde la matriz principal de 2” en PVC a través de cuelleras de 1 ½” hacia 41 puntos de riego históricos distribuidos en el predio —representados en el Plano General a escala 1:250 como puntos de color dorado—, cada uno de los cuales debía ser abierto y cerrado manualmente por el personal en cada ciclo de riego.</w:t>
       </w:r>
     </w:p>
     <w:p>
@@ -1038,7 +1038,7 @@
         <w:t xml:space="preserve"> </w:t>
       </w:r>
       <w:r>
-        <w:t xml:space="preserve">La bomba sumergible Grundfos de 5 HP extrae agua de un pozo propio a un caudal de 4.2 L/s. Una llave de paso olvidada abierta durante 2 horas fuera de su horario desperdicia aproximadamente 30.240 litros de agua (4.2 L/s × 7.200 s). SARQUE elimina este riesgo al automatizar el cierre de electroválvulas al término exacto del ciclo programado en el controlador BL-KR.</w:t>
+        <w:t xml:space="preserve">La bomba sumergible Grundfos de 5 HP extrae agua de un pozo propio a un caudal de 4 L/s. Una llave de paso olvidada abierta durante 2 horas fuera de su horario desperdicia aproximadamente 28.800 litros de agua (4 L/s × 7.200 s). SARQUE elimina este riesgo al automatizar el cierre de electroválvulas al término exacto del ciclo programado en el controlador BL-KR.</w:t>
       </w:r>
     </w:p>
     <w:p>
@@ -2881,7 +2881,7 @@
         <w:pStyle w:val="FirstParagraph"/>
       </w:pPr>
       <w:r>
-        <w:t xml:space="preserve">Donde V es el volumen en litros, Q es el caudal en L/s y t es la duración en segundos. En SARQUE, con Q = 4.2 L/s, un ciclo de riego de 2 horas (7.200 s) entrega 30.240 L por sector activo.</w:t>
+        <w:t xml:space="preserve">Donde V es el volumen en litros, Q es el caudal en L/s y t es la duración en segundos. En SARQUE, con Q = 4 L/s, un ciclo de riego de 2 horas (7.200 s) entrega 28.800 L por sector activo.</w:t>
       </w:r>
     </w:p>
     <w:p>
@@ -10486,7 +10486,7 @@
               <w:jc w:val="left"/>
             </w:pPr>
             <w:r>
-              <w:t xml:space="preserve">~4.2 L/s</w:t>
+              <w:t xml:space="preserve">~4 L/s</w:t>
             </w:r>
           </w:p>
         </w:tc>
@@ -12124,7 +12124,7 @@
         </w:numPr>
       </w:pPr>
       <w:r>
-        <w:t xml:space="preserve">La elección de la app móvil K-RainBL como interfaz principal de programación de los controladores —en lugar de un puente IoT dedicado— se justifica por la cobertura desigual de señal WiFi en el predio del parque y por la confiabilidad y simplicidad de la solución oficial del fabricante, que no requiere infraestructura adicional ni mantenimiento de firmware.</w:t>
+        <w:t xml:space="preserve">La elección de la app móvil K-RainBL como interfaz principal de programación de los controladores se justifica por la cobertura desigual de señal WiFi en el predio del parque y por la confiabilidad y simplicidad de la solución oficial del fabricante, que no requiere infraestructura adicional ni hardware complementario.</w:t>
       </w:r>
     </w:p>
     <w:p>
@@ -13094,7 +13094,7 @@
               <w:jc w:val="left"/>
             </w:pPr>
             <w:r>
-              <w:t xml:space="preserve">4.2 L/s (15.12 m³/h)</w:t>
+              <w:t xml:space="preserve">4 L/s (14.40 m³/h)</w:t>
             </w:r>
           </w:p>
         </w:tc>

--- a/SARQUE_documento.docx
+++ b/SARQUE_documento.docx
@@ -439,7 +439,7 @@
         <w:pStyle w:val="Compact"/>
       </w:pPr>
       <w:r>
-        <w:t xml:space="preserve">3.4. Pruebas Realizadas</w:t>
+        <w:t xml:space="preserve">3.4. Funcionamiento del Software</w:t>
       </w:r>
     </w:p>
     <w:p>
@@ -451,7 +451,55 @@
         <w:pStyle w:val="Compact"/>
       </w:pPr>
       <w:r>
-        <w:t xml:space="preserve">3.5. Análisis de Resultados</w:t>
+        <w:t xml:space="preserve">3.5. Configuración de los Equipos</w:t>
+      </w:r>
+    </w:p>
+    <w:p>
+      <w:pPr>
+        <w:numPr>
+          <w:ilvl w:val="1"/>
+          <w:numId w:val="1004"/>
+        </w:numPr>
+        <w:pStyle w:val="Compact"/>
+      </w:pPr>
+      <w:r>
+        <w:t xml:space="preserve">3.6. Conexión entre el Usuario y los Equipos</w:t>
+      </w:r>
+    </w:p>
+    <w:p>
+      <w:pPr>
+        <w:numPr>
+          <w:ilvl w:val="1"/>
+          <w:numId w:val="1004"/>
+        </w:numPr>
+        <w:pStyle w:val="Compact"/>
+      </w:pPr>
+      <w:r>
+        <w:t xml:space="preserve">3.7. Evidencia del Trabajo de Instalación en Campo</w:t>
+      </w:r>
+    </w:p>
+    <w:p>
+      <w:pPr>
+        <w:numPr>
+          <w:ilvl w:val="1"/>
+          <w:numId w:val="1004"/>
+        </w:numPr>
+        <w:pStyle w:val="Compact"/>
+      </w:pPr>
+      <w:r>
+        <w:t xml:space="preserve">3.8. Pruebas Realizadas</w:t>
+      </w:r>
+    </w:p>
+    <w:p>
+      <w:pPr>
+        <w:numPr>
+          <w:ilvl w:val="1"/>
+          <w:numId w:val="1004"/>
+        </w:numPr>
+        <w:pStyle w:val="Compact"/>
+      </w:pPr>
+      <w:r>
+        <w:t xml:space="preserve">3.9. Análisis de Resultados</w:t>
       </w:r>
     </w:p>
     <w:p>
@@ -499,7 +547,7 @@
         <w:pStyle w:val="Compact"/>
       </w:pPr>
       <w:r>
-        <w:t xml:space="preserve">ANEXO B — GALERÍA FOTOGRÁFICA DE LA INSTALACIÓN</w:t>
+        <w:t xml:space="preserve">ANEXO B — GALERÍA FOTOGRÁFICA COMPLEMENTARIA</w:t>
       </w:r>
     </w:p>
     <w:bookmarkEnd w:id="22"/>
@@ -582,6 +630,66 @@
       </w:r>
     </w:p>
     <w:p>
+      <w:pPr>
+        <w:numPr>
+          <w:ilvl w:val="0"/>
+          <w:numId w:val="1005"/>
+        </w:numPr>
+        <w:pStyle w:val="Compact"/>
+      </w:pPr>
+      <w:r>
+        <w:t xml:space="preserve">Figura 6. Ubicación de los Equipos Instalados en el Predio del Parque</w:t>
+      </w:r>
+    </w:p>
+    <w:p>
+      <w:pPr>
+        <w:numPr>
+          <w:ilvl w:val="0"/>
+          <w:numId w:val="1005"/>
+        </w:numPr>
+        <w:pStyle w:val="Compact"/>
+      </w:pPr>
+      <w:r>
+        <w:t xml:space="preserve">Figura 7. Excavación Manual de Zanjas para el Tendido del Politubo</w:t>
+      </w:r>
+    </w:p>
+    <w:p>
+      <w:pPr>
+        <w:numPr>
+          <w:ilvl w:val="0"/>
+          <w:numId w:val="1005"/>
+        </w:numPr>
+        <w:pStyle w:val="Compact"/>
+      </w:pPr>
+      <w:r>
+        <w:t xml:space="preserve">Figura 8. Electroválvula K-Rain BSPT 9V DC Instalada en Caja de Hormigón</w:t>
+      </w:r>
+    </w:p>
+    <w:p>
+      <w:pPr>
+        <w:numPr>
+          <w:ilvl w:val="0"/>
+          <w:numId w:val="1005"/>
+        </w:numPr>
+        <w:pStyle w:val="Compact"/>
+      </w:pPr>
+      <w:r>
+        <w:t xml:space="preserve">Figura 9. Empalmes Impermeabilizados del Cableado de Control</w:t>
+      </w:r>
+    </w:p>
+    <w:p>
+      <w:pPr>
+        <w:numPr>
+          <w:ilvl w:val="0"/>
+          <w:numId w:val="1005"/>
+        </w:numPr>
+        <w:pStyle w:val="Compact"/>
+      </w:pPr>
+      <w:r>
+        <w:t xml:space="preserve">Figura 10. Caseta de Bombeo con Tanque Hidroneumático y Manómetro</w:t>
+      </w:r>
+    </w:p>
+    <w:p>
       <w:r>
         <w:pict>
           <v:rect style="width:0;height:1.5pt" o:hralign="center" o:hrstd="t" o:hr="t"/>
@@ -612,7 +720,7 @@
         <w:pStyle w:val="FirstParagraph"/>
       </w:pPr>
       <w:r>
-        <w:t xml:space="preserve">SARQUE es un sistema automatizado de riego desarrollado para el Parque Ecoturístico Quinta Estación, un espacio verde de 5 hectáreas ubicado en Cochabamba, Bolivia, que comprende más de 20 sectores de vegetación diferenciada. El sistema integra 6 controladores Bluetooth K-Rain BL-KR (2 unidades BL-KR2, 3 unidades BL-KR4 y 1 unidad BL-KR6, totalizando 22 estaciones) con electroválvulas K-Rain BSPT de 9 V DC tipo latching, una bomba sumergible Grundfos de 5 HP con tanque hidroneumático y una red hidráulica de tuberías PVC de 2” y 1 ½”. El sistema reemplaza el control manual de 41 puntos de riego dispersos en el parque por 22 electroválvulas distribuidas estratégicamente, programadas a través de la aplicación móvil K-RainBL mediante conexión Bluetooth Low Energy. Como componente complementario académico, se desarrolló una plataforma web SARQUE en React + TypeScript con backend en Supabase, que centraliza la documentación digital del sistema: catálogo de sectores, registro de los 6 controladores y sus 22 estaciones asignadas, y cronograma semanal de riego, reemplazando el documento físico utilizado anteriormente por la administración del parque. El trabajo se desarrolló bajo la modalidad de Trabajo Dirigido, con implementación física en el predio del parque bajo la dirección de la propietaria Sra. Eliana Soria Yapur y el equipo de 6 jardineros, integrando los conceptos centrales de la Carrera de Informática Industrial: automatización de procesos, instrumentación de actuadores hidráulicos, redes inalámbricas de corto alcance e ingeniería de software.</w:t>
+        <w:t xml:space="preserve">SARQUE es un sistema automatizado de riego implementado en el Parque Ecoturístico Quinta Estación de Cochabamba, Bolivia, un espacio verde de 5 hectáreas con más de 20 sectores de vegetación diferenciada. El sistema integra 6 controladores Bluetooth K-Rain BL-KR (2 BL-KR2, 3 BL-KR4 y 1 BL-KR6, totalizando 22 estaciones) con electroválvulas K-Rain BSPT de 9 V DC tipo latching, una bomba sumergible Grundfos de 5 HP con tanque hidroneumático y una red hidráulica de tuberías PVC de 2” y 1 ½”. La programación de los controladores se realiza mediante la aplicación móvil oficial K-RainBL sobre conexión Bluetooth Low Energy (BLE), eliminando la necesidad de infraestructura WiFi en el predio. Como aporte académico complementario, se desarrolló una plataforma web en React, TypeScript y Supabase que centraliza el catálogo de sectores, los controladores y el cronograma semanal de riego, reemplazando el documento físico utilizado previamente. El trabajo se ejecutó bajo modalidad de Trabajo Dirigido, integrando los conceptos centrales de la Carrera de Informática Industrial del ITSa: automatización de procesos hidráulicos, instrumentación de actuadores, redes inalámbricas de corto alcance e ingeniería de software.</w:t>
       </w:r>
     </w:p>
     <w:p>
@@ -1144,6 +1252,14 @@
     <w:p>
       <w:pPr>
         <w:pStyle w:val="FirstParagraph"/>
+      </w:pPr>
+      <w:r>
+        <w:t xml:space="preserve">A continuación se presenta el análisis de causa raíz aplicando el método de los 5 Porqués, que permite profundizar progresivamente en las causas del problema central identificado en el parque.</w:t>
+      </w:r>
+    </w:p>
+    <w:p>
+      <w:pPr>
+        <w:pStyle w:val="BodyText"/>
       </w:pPr>
       <w:r>
         <w:rPr>
@@ -1403,6 +1519,16 @@
       </w:pPr>
       <w:r>
         <w:rPr>
+          <w:iCs/>
+          <w:i/>
+        </w:rPr>
+        <w:t xml:space="preserve">Fuente: Elaboración propia, 2026.</w:t>
+      </w:r>
+      <w:r>
+        <w:t xml:space="preserve"> </w:t>
+      </w:r>
+      <w:r>
+        <w:rPr>
           <w:bCs/>
           <w:b/>
         </w:rPr>
@@ -1606,7 +1732,7 @@
         <w:pStyle w:val="FirstParagraph"/>
       </w:pPr>
       <w:r>
-        <w:t xml:space="preserve">Diseñar, implementar y poner en marcha un sistema automatizado de riego con electroválvulas y controladores Bluetooth K-Rain BL-KR programables mediante la aplicación móvil K-RainBL, complementado con una plataforma web de documentación digital basada en React y Supabase, para la gestión eficiente del recurso hídrico en el Parque Ecoturístico Quinta Estación de Cochabamba, Bolivia.</w:t>
+        <w:t xml:space="preserve">Diseñar e implementar un sistema de riego automatizado para el Parque Ecoturístico Quinta Estación de Cochabamba, Bolivia.</w:t>
       </w:r>
     </w:p>
     <w:bookmarkEnd w:id="36"/>
@@ -1763,7 +1889,7 @@
     </w:p>
     <w:bookmarkEnd w:id="37"/>
     <w:bookmarkEnd w:id="38"/>
-    <w:bookmarkStart w:id="40" w:name="enfoque-metodológico"/>
+    <w:bookmarkStart w:id="39" w:name="enfoque-metodológico"/>
     <w:p>
       <w:pPr>
         <w:pStyle w:val="Heading2"/>
@@ -1823,6 +1949,14 @@
       </w:r>
       <w:r>
         <w:t xml:space="preserve">para el componente hidráulico-eléctrico (sistema de riego en campo), que parte de la definición del sistema en su nivel más alto (las 5 hectáreas a regar) y lo descompone progresivamente en zonas, sectores, estaciones y componentes individuales.</w:t>
+      </w:r>
+    </w:p>
+    <w:p>
+      <w:pPr>
+        <w:pStyle w:val="BodyText"/>
+      </w:pPr>
+      <w:r>
+        <w:t xml:space="preserve">La siguiente tabla resume las cuatro fases metodológicas del Desarrollo Rápido de Aplicaciones (DRA) y su aplicación específica al proyecto SARQUE, indicando la duración estimada de cada fase.</w:t>
       </w:r>
     </w:p>
     <w:p>
@@ -2157,27 +2291,35 @@
         </w:tc>
       </w:tr>
     </w:tbl>
-    <w:bookmarkStart w:id="39" w:name="alcance-temporal"/>
-    <w:p>
-      <w:pPr>
-        <w:pStyle w:val="Heading3"/>
-      </w:pPr>
-      <w:r>
-        <w:rPr>
-          <w:rStyle w:val="SectionNumber"/>
-        </w:rPr>
-        <w:t xml:space="preserve">3.4.1</w:t>
-      </w:r>
-      <w:r>
-        <w:tab/>
-      </w:r>
-      <w:r>
-        <w:t xml:space="preserve">1.4.1. Alcance Temporal</w:t>
-      </w:r>
-    </w:p>
-    <w:p>
-      <w:pPr>
-        <w:pStyle w:val="FirstParagraph"/>
+    <w:p>
+      <w:pPr>
+        <w:pStyle w:val="BodyText"/>
+      </w:pPr>
+      <w:r>
+        <w:rPr>
+          <w:iCs/>
+          <w:i/>
+        </w:rPr>
+        <w:t xml:space="preserve">Fuente: Elaboración propia, 2026.</w:t>
+      </w:r>
+      <w:r>
+        <w:t xml:space="preserve"> </w:t>
+      </w:r>
+      <w:r>
+        <w:t xml:space="preserve">### 1.4.1. Alcance Temporal</w:t>
+      </w:r>
+    </w:p>
+    <w:p>
+      <w:pPr>
+        <w:pStyle w:val="BodyText"/>
+      </w:pPr>
+      <w:r>
+        <w:t xml:space="preserve">El cronograma de actividades detalla las 16 semanas de ejecución del proyecto, distribuidas en las fases de diagnóstico, diseño, adquisición, instalación física y desarrollo de software.</w:t>
+      </w:r>
+    </w:p>
+    <w:p>
+      <w:pPr>
+        <w:pStyle w:val="BodyText"/>
       </w:pPr>
       <w:r>
         <w:rPr>
@@ -2436,14 +2578,29 @@
         </w:tc>
       </w:tr>
     </w:tbl>
-    <w:p>
-      <w:r>
-        <w:pict>
-          <v:rect style="width:0;height:1.5pt" o:hralign="center" o:hrstd="t" o:hr="t"/>
-        </w:pict>
-      </w:r>
-    </w:p>
     <w:bookmarkEnd w:id="39"/>
+    <w:bookmarkStart w:id="40" w:name="fuente-elaboración-propia-2026."/>
+    <w:p>
+      <w:pPr>
+        <w:pStyle w:val="Heading2"/>
+      </w:pPr>
+      <w:r>
+        <w:rPr>
+          <w:rStyle w:val="SectionNumber"/>
+        </w:rPr>
+        <w:t xml:space="preserve">3.5</w:t>
+      </w:r>
+      <w:r>
+        <w:tab/>
+      </w:r>
+      <w:r>
+        <w:rPr>
+          <w:iCs/>
+          <w:i/>
+        </w:rPr>
+        <w:t xml:space="preserve">Fuente: Elaboración propia, 2026.</w:t>
+      </w:r>
+    </w:p>
     <w:bookmarkEnd w:id="40"/>
     <w:bookmarkEnd w:id="41"/>
     <w:bookmarkStart w:id="75" w:name="capítulo-ii-marco-teórico-y-conceptual"/>
@@ -3763,7 +3920,7 @@
     <w:bookmarkEnd w:id="73"/>
     <w:bookmarkEnd w:id="74"/>
     <w:bookmarkEnd w:id="75"/>
-    <w:bookmarkStart w:id="116" w:name="capítulo-iii-propuesta-de-innovación"/>
+    <w:bookmarkStart w:id="130" w:name="capítulo-iii-propuesta-de-innovación"/>
     <w:p>
       <w:pPr>
         <w:pStyle w:val="Heading1"/>
@@ -3781,7 +3938,7 @@
         <w:t xml:space="preserve">CAPÍTULO III — PROPUESTA DE INNOVACIÓN</w:t>
       </w:r>
     </w:p>
-    <w:bookmarkStart w:id="79" w:name="modelado-de-negocio-actual-y-alternativo"/>
+    <w:bookmarkStart w:id="77" w:name="modelado-de-negocio-actual-y-alternativo"/>
     <w:p>
       <w:pPr>
         <w:pStyle w:val="Heading2"/>
@@ -3924,6 +4081,14 @@
     <w:p>
       <w:pPr>
         <w:pStyle w:val="FirstParagraph"/>
+      </w:pPr>
+      <w:r>
+        <w:t xml:space="preserve">Esta tabla identifica los cinco problemas operativos principales detectados en el sistema de riego manual actual del parque, clasificados por frecuencia e impacto.</w:t>
+      </w:r>
+    </w:p>
+    <w:p>
+      <w:pPr>
+        <w:pStyle w:val="BodyText"/>
       </w:pPr>
       <w:r>
         <w:rPr>
@@ -4250,28 +4415,27 @@
         </w:tc>
       </w:tr>
     </w:tbl>
-    <w:bookmarkEnd w:id="76"/>
-    <w:bookmarkStart w:id="77" w:name="modelado-de-negocio-alternativo"/>
-    <w:p>
-      <w:pPr>
-        <w:pStyle w:val="Heading3"/>
-      </w:pPr>
-      <w:r>
-        <w:rPr>
-          <w:rStyle w:val="SectionNumber"/>
-        </w:rPr>
-        <w:t xml:space="preserve">5.1.2</w:t>
-      </w:r>
-      <w:r>
-        <w:tab/>
-      </w:r>
-      <w:r>
-        <w:t xml:space="preserve">3.1.2. Modelado de Negocio Alternativo</w:t>
-      </w:r>
-    </w:p>
-    <w:p>
-      <w:pPr>
-        <w:pStyle w:val="FirstParagraph"/>
+    <w:p>
+      <w:pPr>
+        <w:pStyle w:val="BodyText"/>
+      </w:pPr>
+      <w:r>
+        <w:rPr>
+          <w:iCs/>
+          <w:i/>
+        </w:rPr>
+        <w:t xml:space="preserve">Fuente: Elaboración propia, 2026.</w:t>
+      </w:r>
+      <w:r>
+        <w:t xml:space="preserve"> </w:t>
+      </w:r>
+      <w:r>
+        <w:t xml:space="preserve">### 3.1.2. Modelado de Negocio Alternativo</w:t>
+      </w:r>
+    </w:p>
+    <w:p>
+      <w:pPr>
+        <w:pStyle w:val="BodyText"/>
       </w:pPr>
       <w:r>
         <w:t xml:space="preserve">Con SARQUE, el proceso de riego pasa a operar de la siguiente manera:</w:t>
@@ -4328,6 +4492,14 @@
     <w:p>
       <w:pPr>
         <w:pStyle w:val="FirstParagraph"/>
+      </w:pPr>
+      <w:r>
+        <w:t xml:space="preserve">La tabla muestra la correspondencia entre cada problema identificado en el sistema actual y la solución específica que aporta SARQUE para resolverlo.</w:t>
+      </w:r>
+    </w:p>
+    <w:p>
+      <w:pPr>
+        <w:pStyle w:val="BodyText"/>
       </w:pPr>
       <w:r>
         <w:rPr>
@@ -4508,28 +4680,35 @@
         </w:tc>
       </w:tr>
     </w:tbl>
-    <w:bookmarkEnd w:id="77"/>
-    <w:bookmarkStart w:id="78" w:name="análisis-de-requerimientos"/>
-    <w:p>
-      <w:pPr>
-        <w:pStyle w:val="Heading3"/>
-      </w:pPr>
-      <w:r>
-        <w:rPr>
-          <w:rStyle w:val="SectionNumber"/>
-        </w:rPr>
-        <w:t xml:space="preserve">5.1.3</w:t>
-      </w:r>
-      <w:r>
-        <w:tab/>
-      </w:r>
-      <w:r>
-        <w:t xml:space="preserve">3.1.3. Análisis de Requerimientos</w:t>
-      </w:r>
-    </w:p>
-    <w:p>
-      <w:pPr>
-        <w:pStyle w:val="FirstParagraph"/>
+    <w:p>
+      <w:pPr>
+        <w:pStyle w:val="BodyText"/>
+      </w:pPr>
+      <w:r>
+        <w:rPr>
+          <w:iCs/>
+          <w:i/>
+        </w:rPr>
+        <w:t xml:space="preserve">Fuente: Elaboración propia, 2026.</w:t>
+      </w:r>
+      <w:r>
+        <w:t xml:space="preserve"> </w:t>
+      </w:r>
+      <w:r>
+        <w:t xml:space="preserve">### 3.1.3. Análisis de Requerimientos</w:t>
+      </w:r>
+    </w:p>
+    <w:p>
+      <w:pPr>
+        <w:pStyle w:val="BodyText"/>
+      </w:pPr>
+      <w:r>
+        <w:t xml:space="preserve">Los nueve requerimientos funcionales del sistema SARQUE se presentan agrupados por módulo, indicando qué debe hacer el sistema desde la perspectiva del usuario.</w:t>
+      </w:r>
+    </w:p>
+    <w:p>
+      <w:pPr>
+        <w:pStyle w:val="BodyText"/>
       </w:pPr>
       <w:r>
         <w:rPr>
@@ -4941,6 +5120,24 @@
       </w:pPr>
       <w:r>
         <w:rPr>
+          <w:iCs/>
+          <w:i/>
+        </w:rPr>
+        <w:t xml:space="preserve">Fuente: Elaboración propia, 2026.</w:t>
+      </w:r>
+      <w:r>
+        <w:t xml:space="preserve"> </w:t>
+      </w:r>
+      <w:r>
+        <w:t xml:space="preserve">Los seis requerimientos no funcionales describen las cualidades técnicas que el sistema debe cumplir en términos de rendimiento, usabilidad, normativa y robustez.</w:t>
+      </w:r>
+    </w:p>
+    <w:p>
+      <w:pPr>
+        <w:pStyle w:val="BodyText"/>
+      </w:pPr>
+      <w:r>
+        <w:rPr>
           <w:bCs/>
           <w:b/>
         </w:rPr>
@@ -5229,16 +5426,32 @@
         </w:tc>
       </w:tr>
     </w:tbl>
-    <w:p>
-      <w:r>
-        <w:pict>
-          <v:rect style="width:0;height:1.5pt" o:hralign="center" o:hrstd="t" o:hr="t"/>
-        </w:pict>
+    <w:bookmarkEnd w:id="76"/>
+    <w:bookmarkEnd w:id="77"/>
+    <w:bookmarkStart w:id="78" w:name="fuente-elaboración-propia-2026.-1"/>
+    <w:p>
+      <w:pPr>
+        <w:pStyle w:val="Heading2"/>
+      </w:pPr>
+      <w:r>
+        <w:rPr>
+          <w:rStyle w:val="SectionNumber"/>
+        </w:rPr>
+        <w:t xml:space="preserve">5.2</w:t>
+      </w:r>
+      <w:r>
+        <w:tab/>
+      </w:r>
+      <w:r>
+        <w:rPr>
+          <w:iCs/>
+          <w:i/>
+        </w:rPr>
+        <w:t xml:space="preserve">Fuente: Elaboración propia, 2026.</w:t>
       </w:r>
     </w:p>
     <w:bookmarkEnd w:id="78"/>
-    <w:bookmarkEnd w:id="79"/>
-    <w:bookmarkStart w:id="97" w:name="X7998e271b0d286fd8d57692b9c561f2bfd6ea19"/>
+    <w:bookmarkStart w:id="92" w:name="X7998e271b0d286fd8d57692b9c561f2bfd6ea19"/>
     <w:p>
       <w:pPr>
         <w:pStyle w:val="Heading2"/>
@@ -5247,7 +5460,7 @@
         <w:rPr>
           <w:rStyle w:val="SectionNumber"/>
         </w:rPr>
-        <w:t xml:space="preserve">5.2</w:t>
+        <w:t xml:space="preserve">5.3</w:t>
       </w:r>
       <w:r>
         <w:tab/>
@@ -5256,7 +5469,7 @@
         <w:t xml:space="preserve">3.2. Diseño e Implementación de la Plataforma Web SARQUE</w:t>
       </w:r>
     </w:p>
-    <w:bookmarkStart w:id="80" w:name="X93615edf966bd196e1748eae9fddf0a488b9f00"/>
+    <w:bookmarkStart w:id="91" w:name="X93615edf966bd196e1748eae9fddf0a488b9f00"/>
     <w:p>
       <w:pPr>
         <w:pStyle w:val="Heading3"/>
@@ -5265,7 +5478,7 @@
         <w:rPr>
           <w:rStyle w:val="SectionNumber"/>
         </w:rPr>
-        <w:t xml:space="preserve">5.2.1</w:t>
+        <w:t xml:space="preserve">5.3.1</w:t>
       </w:r>
       <w:r>
         <w:tab/>
@@ -5277,6 +5490,14 @@
     <w:p>
       <w:pPr>
         <w:pStyle w:val="FirstParagraph"/>
+      </w:pPr>
+      <w:r>
+        <w:t xml:space="preserve">La siguiente tabla describe los cuatro actores que interactúan con el sistema SARQUE, su rol específico y las funciones que cada uno realiza.</w:t>
+      </w:r>
+    </w:p>
+    <w:p>
+      <w:pPr>
+        <w:pStyle w:val="BodyText"/>
       </w:pPr>
       <w:r>
         <w:rPr>
@@ -5492,23 +5713,34 @@
         </w:tc>
       </w:tr>
     </w:tbl>
-    <w:bookmarkEnd w:id="80"/>
-    <w:bookmarkStart w:id="84" w:name="diagramas-de-casos-de-uso"/>
-    <w:p>
-      <w:pPr>
-        <w:pStyle w:val="Heading3"/>
-      </w:pPr>
-      <w:r>
-        <w:rPr>
-          <w:rStyle w:val="SectionNumber"/>
-        </w:rPr>
-        <w:t xml:space="preserve">5.2.2</w:t>
-      </w:r>
-      <w:r>
-        <w:tab/>
-      </w:r>
-      <w:r>
-        <w:t xml:space="preserve">3.2.2. Diagramas de Casos de Uso</w:t>
+    <w:p>
+      <w:pPr>
+        <w:pStyle w:val="BodyText"/>
+      </w:pPr>
+      <w:r>
+        <w:rPr>
+          <w:iCs/>
+          <w:i/>
+        </w:rPr>
+        <w:t xml:space="preserve">Fuente: Elaboración propia, 2026.</w:t>
+      </w:r>
+      <w:r>
+        <w:t xml:space="preserve"> </w:t>
+      </w:r>
+      <w:r>
+        <w:t xml:space="preserve">### 3.2.2. Diagramas de Casos de Uso</w:t>
+      </w:r>
+    </w:p>
+    <w:p>
+      <w:pPr>
+        <w:pStyle w:val="BodyText"/>
+      </w:pPr>
+      <w:r>
+        <w:rPr>
+          <w:bCs/>
+          <w:b/>
+        </w:rPr>
+        <w:t xml:space="preserve">Figura 1. Diagrama de Casos de Uso de la Plataforma SARQUE</w:t>
       </w:r>
     </w:p>
     <w:p>
@@ -5520,18 +5752,18 @@
           <wp:inline>
             <wp:extent cx="5334000" cy="8251815"/>
             <wp:effectExtent b="0" l="0" r="0" t="0"/>
-            <wp:docPr descr="Figura 1. Diagrama de Casos de Uso de la Plataforma SARQUE" title="" id="82" name="Picture"/>
+            <wp:docPr descr="Figura 1. Diagrama de Casos de Uso de la Plataforma SARQUE" title="" id="80" name="Picture"/>
             <a:graphic>
               <a:graphicData uri="http://schemas.openxmlformats.org/drawingml/2006/picture">
                 <pic:pic>
                   <pic:nvPicPr>
-                    <pic:cNvPr descr="diagramas/CasosDeUso_SARQUE.png" id="83" name="Picture"/>
+                    <pic:cNvPr descr="diagramas/CasosDeUso_SARQUE.png" id="81" name="Picture"/>
                     <pic:cNvPicPr>
                       <a:picLocks noChangeArrowheads="1" noChangeAspect="1"/>
                     </pic:cNvPicPr>
                   </pic:nvPicPr>
                   <pic:blipFill>
-                    <a:blip r:embed="rId81"/>
+                    <a:blip r:embed="rId79"/>
                     <a:stretch>
                       <a:fillRect/>
                     </a:stretch>
@@ -5575,7 +5807,15 @@
           <w:iCs/>
           <w:i/>
         </w:rPr>
-        <w:t xml:space="preserve">Figura 1. Diagrama de Casos de Uso de la Plataforma SARQUE. Fuente: Elaboración propia, 2026.</w:t>
+        <w:t xml:space="preserve">Fuente: Elaboración propia, 2026.</w:t>
+      </w:r>
+    </w:p>
+    <w:p>
+      <w:pPr>
+        <w:pStyle w:val="BodyText"/>
+      </w:pPr>
+      <w:r>
+        <w:t xml:space="preserve">Se presentan los siete casos de uso principales del sistema SARQUE, indicando el actor responsable y una descripción breve de cada uno.</w:t>
       </w:r>
     </w:p>
     <w:p>
@@ -6007,23 +6247,34 @@
         </w:tc>
       </w:tr>
     </w:tbl>
-    <w:bookmarkEnd w:id="84"/>
-    <w:bookmarkStart w:id="88" w:name="diagrama-de-componentes-del-sistema"/>
-    <w:p>
-      <w:pPr>
-        <w:pStyle w:val="Heading3"/>
-      </w:pPr>
-      <w:r>
-        <w:rPr>
-          <w:rStyle w:val="SectionNumber"/>
-        </w:rPr>
-        <w:t xml:space="preserve">5.2.3</w:t>
-      </w:r>
-      <w:r>
-        <w:tab/>
-      </w:r>
-      <w:r>
-        <w:t xml:space="preserve">3.2.3. Diagrama de Componentes del Sistema</w:t>
+    <w:p>
+      <w:pPr>
+        <w:pStyle w:val="BodyText"/>
+      </w:pPr>
+      <w:r>
+        <w:rPr>
+          <w:iCs/>
+          <w:i/>
+        </w:rPr>
+        <w:t xml:space="preserve">Fuente: Elaboración propia, 2026.</w:t>
+      </w:r>
+      <w:r>
+        <w:t xml:space="preserve"> </w:t>
+      </w:r>
+      <w:r>
+        <w:t xml:space="preserve">### 3.2.3. Diagrama de Componentes del Sistema</w:t>
+      </w:r>
+    </w:p>
+    <w:p>
+      <w:pPr>
+        <w:pStyle w:val="BodyText"/>
+      </w:pPr>
+      <w:r>
+        <w:rPr>
+          <w:bCs/>
+          <w:b/>
+        </w:rPr>
+        <w:t xml:space="preserve">Figura 2. Diagrama de Componentes de la Plataforma SARQUE</w:t>
       </w:r>
     </w:p>
     <w:p>
@@ -6035,18 +6286,18 @@
           <wp:inline>
             <wp:extent cx="5334000" cy="1831740"/>
             <wp:effectExtent b="0" l="0" r="0" t="0"/>
-            <wp:docPr descr="Figura 2. Diagrama de Componentes de la Plataforma SARQUE" title="" id="86" name="Picture"/>
+            <wp:docPr descr="Figura 2. Diagrama de Componentes de la Plataforma SARQUE" title="" id="83" name="Picture"/>
             <a:graphic>
               <a:graphicData uri="http://schemas.openxmlformats.org/drawingml/2006/picture">
                 <pic:pic>
                   <pic:nvPicPr>
-                    <pic:cNvPr descr="diagramas/Componentes_SARQUE.png" id="87" name="Picture"/>
+                    <pic:cNvPr descr="diagramas/Componentes_SARQUE.png" id="84" name="Picture"/>
                     <pic:cNvPicPr>
                       <a:picLocks noChangeArrowheads="1" noChangeAspect="1"/>
                     </pic:cNvPicPr>
                   </pic:nvPicPr>
                   <pic:blipFill>
-                    <a:blip r:embed="rId85"/>
+                    <a:blip r:embed="rId82"/>
                     <a:stretch>
                       <a:fillRect/>
                     </a:stretch>
@@ -6090,7 +6341,15 @@
           <w:iCs/>
           <w:i/>
         </w:rPr>
-        <w:t xml:space="preserve">Figura 2. Diagrama de Componentes de la Plataforma SARQUE. Fuente: Elaboración propia, 2026.</w:t>
+        <w:t xml:space="preserve">Fuente: Elaboración propia, 2026.</w:t>
+      </w:r>
+    </w:p>
+    <w:p>
+      <w:pPr>
+        <w:pStyle w:val="BodyText"/>
+      </w:pPr>
+      <w:r>
+        <w:t xml:space="preserve">La tabla detalla los siete componentes del sistema, la tecnología utilizada para implementarlos y la función específica que cumplen.</w:t>
       </w:r>
     </w:p>
     <w:p>
@@ -6387,23 +6646,34 @@
         </w:tc>
       </w:tr>
     </w:tbl>
-    <w:bookmarkEnd w:id="88"/>
-    <w:bookmarkStart w:id="92" w:name="diseño-de-la-base-de-datos"/>
-    <w:p>
-      <w:pPr>
-        <w:pStyle w:val="Heading3"/>
-      </w:pPr>
-      <w:r>
-        <w:rPr>
-          <w:rStyle w:val="SectionNumber"/>
-        </w:rPr>
-        <w:t xml:space="preserve">5.2.4</w:t>
-      </w:r>
-      <w:r>
-        <w:tab/>
-      </w:r>
-      <w:r>
-        <w:t xml:space="preserve">3.2.4. Diseño de la Base de Datos</w:t>
+    <w:p>
+      <w:pPr>
+        <w:pStyle w:val="BodyText"/>
+      </w:pPr>
+      <w:r>
+        <w:rPr>
+          <w:iCs/>
+          <w:i/>
+        </w:rPr>
+        <w:t xml:space="preserve">Fuente: Elaboración propia, 2026.</w:t>
+      </w:r>
+      <w:r>
+        <w:t xml:space="preserve"> </w:t>
+      </w:r>
+      <w:r>
+        <w:t xml:space="preserve">### 3.2.4. Diseño de la Base de Datos</w:t>
+      </w:r>
+    </w:p>
+    <w:p>
+      <w:pPr>
+        <w:pStyle w:val="BodyText"/>
+      </w:pPr>
+      <w:r>
+        <w:rPr>
+          <w:bCs/>
+          <w:b/>
+        </w:rPr>
+        <w:t xml:space="preserve">Figura 3. Modelo Entidad-Relación de la Base de Datos SARQUE</w:t>
       </w:r>
     </w:p>
     <w:p>
@@ -6415,18 +6685,18 @@
           <wp:inline>
             <wp:extent cx="5334000" cy="4832574"/>
             <wp:effectExtent b="0" l="0" r="0" t="0"/>
-            <wp:docPr descr="Figura 3. Modelo Entidad-Relación de la Base de Datos SARQUE" title="" id="90" name="Picture"/>
+            <wp:docPr descr="Figura 3. Modelo Entidad-Relación de la Base de Datos SARQUE" title="" id="86" name="Picture"/>
             <a:graphic>
               <a:graphicData uri="http://schemas.openxmlformats.org/drawingml/2006/picture">
                 <pic:pic>
                   <pic:nvPicPr>
-                    <pic:cNvPr descr="diagramas/ClasesBD_SARQUE.png" id="91" name="Picture"/>
+                    <pic:cNvPr descr="diagramas/ClasesBD_SARQUE.png" id="87" name="Picture"/>
                     <pic:cNvPicPr>
                       <a:picLocks noChangeArrowheads="1" noChangeAspect="1"/>
                     </pic:cNvPicPr>
                   </pic:nvPicPr>
                   <pic:blipFill>
-                    <a:blip r:embed="rId89"/>
+                    <a:blip r:embed="rId85"/>
                     <a:stretch>
                       <a:fillRect/>
                     </a:stretch>
@@ -6470,7 +6740,7 @@
           <w:iCs/>
           <w:i/>
         </w:rPr>
-        <w:t xml:space="preserve">Figura 3. Modelo Entidad-Relación de la Base de Datos SARQUE. Fuente: Elaboración propia, 2026.</w:t>
+        <w:t xml:space="preserve">Fuente: Elaboración propia, 2026.</w:t>
       </w:r>
     </w:p>
     <w:p>
@@ -6479,6 +6749,14 @@
       </w:pPr>
       <w:r>
         <w:t xml:space="preserve">La base de datos de SARQUE en Supabase/PostgreSQL comprende las siguientes tablas:</w:t>
+      </w:r>
+    </w:p>
+    <w:p>
+      <w:pPr>
+        <w:pStyle w:val="BodyText"/>
+      </w:pPr>
+      <w:r>
+        <w:t xml:space="preserve">Especificación de los campos de la entidad sectores, que almacena el catálogo de zonas de riego del parque.</w:t>
       </w:r>
     </w:p>
     <w:p>
@@ -6849,6 +7127,24 @@
       </w:pPr>
       <w:r>
         <w:rPr>
+          <w:iCs/>
+          <w:i/>
+        </w:rPr>
+        <w:t xml:space="preserve">Fuente: Elaboración propia, 2026.</w:t>
+      </w:r>
+      <w:r>
+        <w:t xml:space="preserve"> </w:t>
+      </w:r>
+      <w:r>
+        <w:t xml:space="preserve">Especificación de los campos de la entidad controladores, que registra los 6 dispositivos K-Rain BL-KR del sistema.</w:t>
+      </w:r>
+    </w:p>
+    <w:p>
+      <w:pPr>
+        <w:pStyle w:val="BodyText"/>
+      </w:pPr>
+      <w:r>
+        <w:rPr>
           <w:bCs/>
           <w:b/>
         </w:rPr>
@@ -7135,6 +7431,24 @@
       </w:pPr>
       <w:r>
         <w:rPr>
+          <w:iCs/>
+          <w:i/>
+        </w:rPr>
+        <w:t xml:space="preserve">Fuente: Elaboración propia, 2026.</w:t>
+      </w:r>
+      <w:r>
+        <w:t xml:space="preserve"> </w:t>
+      </w:r>
+      <w:r>
+        <w:t xml:space="preserve">Especificación de los campos de la entidad horarios_riego, que define el cronograma semanal de riego por sector.</w:t>
+      </w:r>
+    </w:p>
+    <w:p>
+      <w:pPr>
+        <w:pStyle w:val="BodyText"/>
+      </w:pPr>
+      <w:r>
+        <w:rPr>
           <w:bCs/>
           <w:b/>
         </w:rPr>
@@ -7558,6 +7872,24 @@
       </w:pPr>
       <w:r>
         <w:rPr>
+          <w:iCs/>
+          <w:i/>
+        </w:rPr>
+        <w:t xml:space="preserve">Fuente: Elaboración propia, 2026.</w:t>
+      </w:r>
+      <w:r>
+        <w:t xml:space="preserve"> </w:t>
+      </w:r>
+      <w:r>
+        <w:t xml:space="preserve">Estructura de la entidad profiles que almacena los datos básicos de los usuarios del sistema.</w:t>
+      </w:r>
+    </w:p>
+    <w:p>
+      <w:pPr>
+        <w:pStyle w:val="BodyText"/>
+      </w:pPr>
+      <w:r>
+        <w:rPr>
           <w:bCs/>
           <w:b/>
         </w:rPr>
@@ -7753,6 +8085,24 @@
       </w:pPr>
       <w:r>
         <w:rPr>
+          <w:iCs/>
+          <w:i/>
+        </w:rPr>
+        <w:t xml:space="preserve">Fuente: Elaboración propia, 2026.</w:t>
+      </w:r>
+      <w:r>
+        <w:t xml:space="preserve"> </w:t>
+      </w:r>
+      <w:r>
+        <w:t xml:space="preserve">Estructura de la entidad user_roles que define el rol (administrador u operador) de cada usuario.</w:t>
+      </w:r>
+    </w:p>
+    <w:p>
+      <w:pPr>
+        <w:pStyle w:val="BodyText"/>
+      </w:pPr>
+      <w:r>
+        <w:rPr>
           <w:bCs/>
           <w:b/>
         </w:rPr>
@@ -7966,23 +8316,34 @@
         </w:tc>
       </w:tr>
     </w:tbl>
-    <w:bookmarkEnd w:id="92"/>
-    <w:bookmarkStart w:id="96" w:name="arquitectura-de-software"/>
-    <w:p>
-      <w:pPr>
-        <w:pStyle w:val="Heading3"/>
-      </w:pPr>
-      <w:r>
-        <w:rPr>
-          <w:rStyle w:val="SectionNumber"/>
-        </w:rPr>
-        <w:t xml:space="preserve">5.2.5</w:t>
-      </w:r>
-      <w:r>
-        <w:tab/>
-      </w:r>
-      <w:r>
-        <w:t xml:space="preserve">3.2.5. Arquitectura de Software</w:t>
+    <w:p>
+      <w:pPr>
+        <w:pStyle w:val="BodyText"/>
+      </w:pPr>
+      <w:r>
+        <w:rPr>
+          <w:iCs/>
+          <w:i/>
+        </w:rPr>
+        <w:t xml:space="preserve">Fuente: Elaboración propia, 2026.</w:t>
+      </w:r>
+      <w:r>
+        <w:t xml:space="preserve"> </w:t>
+      </w:r>
+      <w:r>
+        <w:t xml:space="preserve">### 3.2.5. Arquitectura de Software</w:t>
+      </w:r>
+    </w:p>
+    <w:p>
+      <w:pPr>
+        <w:pStyle w:val="BodyText"/>
+      </w:pPr>
+      <w:r>
+        <w:rPr>
+          <w:bCs/>
+          <w:b/>
+        </w:rPr>
+        <w:t xml:space="preserve">Figura 4. Arquitectura General del Sistema de Riego SARQUE</w:t>
       </w:r>
     </w:p>
     <w:p>
@@ -7994,18 +8355,18 @@
           <wp:inline>
             <wp:extent cx="5334000" cy="2424545"/>
             <wp:effectExtent b="0" l="0" r="0" t="0"/>
-            <wp:docPr descr="Figura 4. Arquitectura General del Sistema de Riego SARQUE" title="" id="94" name="Picture"/>
+            <wp:docPr descr="Figura 4. Arquitectura General del Sistema de Riego SARQUE" title="" id="89" name="Picture"/>
             <a:graphic>
               <a:graphicData uri="http://schemas.openxmlformats.org/drawingml/2006/picture">
                 <pic:pic>
                   <pic:nvPicPr>
-                    <pic:cNvPr descr="diagramas/Arquitectura_SARQUE.png" id="95" name="Picture"/>
+                    <pic:cNvPr descr="diagramas/Arquitectura_SARQUE.png" id="90" name="Picture"/>
                     <pic:cNvPicPr>
                       <a:picLocks noChangeArrowheads="1" noChangeAspect="1"/>
                     </pic:cNvPicPr>
                   </pic:nvPicPr>
                   <pic:blipFill>
-                    <a:blip r:embed="rId93"/>
+                    <a:blip r:embed="rId88"/>
                     <a:stretch>
                       <a:fillRect/>
                     </a:stretch>
@@ -8049,7 +8410,15 @@
           <w:iCs/>
           <w:i/>
         </w:rPr>
-        <w:t xml:space="preserve">Figura 4. Arquitectura General del Sistema SARQUE. Fuente: Elaboración propia, 2026.</w:t>
+        <w:t xml:space="preserve">Fuente: Elaboración propia, 2026.</w:t>
+      </w:r>
+    </w:p>
+    <w:p>
+      <w:pPr>
+        <w:pStyle w:val="BodyText"/>
+      </w:pPr>
+      <w:r>
+        <w:t xml:space="preserve">Distribución por capas de la plataforma web SARQUE, mostrando las tecnologías utilizadas y la responsabilidad de cada capa.</w:t>
       </w:r>
     </w:p>
     <w:p>
@@ -8270,16 +8639,9 @@
         </w:tc>
       </w:tr>
     </w:tbl>
-    <w:p>
-      <w:r>
-        <w:pict>
-          <v:rect style="width:0;height:1.5pt" o:hralign="center" o:hrstd="t" o:hr="t"/>
-        </w:pict>
-      </w:r>
-    </w:p>
-    <w:bookmarkEnd w:id="96"/>
-    <w:bookmarkEnd w:id="97"/>
-    <w:bookmarkStart w:id="107" w:name="X17f81da6471e9da18cdaae1f2e9e4ec1d386800"/>
+    <w:bookmarkEnd w:id="91"/>
+    <w:bookmarkEnd w:id="92"/>
+    <w:bookmarkStart w:id="93" w:name="fuente-elaboración-propia-2026.-2"/>
     <w:p>
       <w:pPr>
         <w:pStyle w:val="Heading2"/>
@@ -8288,16 +8650,39 @@
         <w:rPr>
           <w:rStyle w:val="SectionNumber"/>
         </w:rPr>
-        <w:t xml:space="preserve">5.3</w:t>
+        <w:t xml:space="preserve">5.4</w:t>
       </w:r>
       <w:r>
         <w:tab/>
       </w:r>
       <w:r>
+        <w:rPr>
+          <w:iCs/>
+          <w:i/>
+        </w:rPr>
+        <w:t xml:space="preserve">Fuente: Elaboración propia, 2026.</w:t>
+      </w:r>
+    </w:p>
+    <w:bookmarkEnd w:id="93"/>
+    <w:bookmarkStart w:id="106" w:name="X17f81da6471e9da18cdaae1f2e9e4ec1d386800"/>
+    <w:p>
+      <w:pPr>
+        <w:pStyle w:val="Heading2"/>
+      </w:pPr>
+      <w:r>
+        <w:rPr>
+          <w:rStyle w:val="SectionNumber"/>
+        </w:rPr>
+        <w:t xml:space="preserve">5.5</w:t>
+      </w:r>
+      <w:r>
+        <w:tab/>
+      </w:r>
+      <w:r>
         <w:t xml:space="preserve">3.3. Diseño e Implementación del Sistema de Riego en Campo</w:t>
       </w:r>
     </w:p>
-    <w:bookmarkStart w:id="101" w:name="diagrama-de-flujo-operativo"/>
+    <w:bookmarkStart w:id="97" w:name="diagrama-de-flujo-operativo"/>
     <w:p>
       <w:pPr>
         <w:pStyle w:val="Heading3"/>
@@ -8306,13 +8691,25 @@
         <w:rPr>
           <w:rStyle w:val="SectionNumber"/>
         </w:rPr>
-        <w:t xml:space="preserve">5.3.1</w:t>
+        <w:t xml:space="preserve">5.5.1</w:t>
       </w:r>
       <w:r>
         <w:tab/>
       </w:r>
       <w:r>
         <w:t xml:space="preserve">3.3.1. Diagrama de Flujo Operativo</w:t>
+      </w:r>
+    </w:p>
+    <w:p>
+      <w:pPr>
+        <w:pStyle w:val="FirstParagraph"/>
+      </w:pPr>
+      <w:r>
+        <w:rPr>
+          <w:bCs/>
+          <w:b/>
+        </w:rPr>
+        <w:t xml:space="preserve">Figura 5. Diagrama de Flujo Operativo del Riego Automatizado</w:t>
       </w:r>
     </w:p>
     <w:p>
@@ -8324,18 +8721,18 @@
           <wp:inline>
             <wp:extent cx="5334000" cy="12608400"/>
             <wp:effectExtent b="0" l="0" r="0" t="0"/>
-            <wp:docPr descr="Figura 5. Diagrama de Flujo Operativo del Riego Automatizado" title="" id="99" name="Picture"/>
+            <wp:docPr descr="Figura 5. Diagrama de Flujo Operativo del Riego Automatizado" title="" id="95" name="Picture"/>
             <a:graphic>
               <a:graphicData uri="http://schemas.openxmlformats.org/drawingml/2006/picture">
                 <pic:pic>
                   <pic:nvPicPr>
-                    <pic:cNvPr descr="diagramas/FlujoOperativo_SARQUE.png" id="100" name="Picture"/>
+                    <pic:cNvPr descr="diagramas/FlujoOperativo_SARQUE.png" id="96" name="Picture"/>
                     <pic:cNvPicPr>
                       <a:picLocks noChangeArrowheads="1" noChangeAspect="1"/>
                     </pic:cNvPicPr>
                   </pic:nvPicPr>
                   <pic:blipFill>
-                    <a:blip r:embed="rId98"/>
+                    <a:blip r:embed="rId94"/>
                     <a:stretch>
                       <a:fillRect/>
                     </a:stretch>
@@ -8379,11 +8776,11 @@
           <w:iCs/>
           <w:i/>
         </w:rPr>
-        <w:t xml:space="preserve">Figura 5. Diagrama de Flujo Operativo del Riego Automatizado en SARQUE. Fuente: Elaboración propia, 2026.</w:t>
-      </w:r>
-    </w:p>
-    <w:bookmarkEnd w:id="101"/>
-    <w:bookmarkStart w:id="102" w:name="distribución-de-controladores"/>
+        <w:t xml:space="preserve">Fuente: Elaboración propia, 2026.</w:t>
+      </w:r>
+    </w:p>
+    <w:bookmarkEnd w:id="97"/>
+    <w:bookmarkStart w:id="98" w:name="distribución-de-controladores"/>
     <w:p>
       <w:pPr>
         <w:pStyle w:val="Heading3"/>
@@ -8392,7 +8789,7 @@
         <w:rPr>
           <w:rStyle w:val="SectionNumber"/>
         </w:rPr>
-        <w:t xml:space="preserve">5.3.2</w:t>
+        <w:t xml:space="preserve">5.5.2</w:t>
       </w:r>
       <w:r>
         <w:tab/>
@@ -8407,6 +8804,14 @@
       </w:pPr>
       <w:r>
         <w:t xml:space="preserve">La consolidación de los 41 puntos de riego originales en 22 estaciones controladas se realizó mediante el agrupamiento hidráulico de zonas adyacentes con requerimientos similares, y la selección del modelo de controlador adecuado a cada zona del parque para minimizar el cableado.</w:t>
+      </w:r>
+    </w:p>
+    <w:p>
+      <w:pPr>
+        <w:pStyle w:val="BodyText"/>
+      </w:pPr>
+      <w:r>
+        <w:t xml:space="preserve">Distribución detallada de los 6 controladores K-Rain BL-KR en las 6 zonas del parque, con la cantidad de estaciones que controla cada uno.</w:t>
       </w:r>
     </w:p>
     <w:p>
@@ -8854,28 +9259,27 @@
         </w:tc>
       </w:tr>
     </w:tbl>
-    <w:bookmarkEnd w:id="102"/>
-    <w:bookmarkStart w:id="103" w:name="red-hidráulica"/>
-    <w:p>
-      <w:pPr>
-        <w:pStyle w:val="Heading3"/>
-      </w:pPr>
-      <w:r>
-        <w:rPr>
-          <w:rStyle w:val="SectionNumber"/>
-        </w:rPr>
-        <w:t xml:space="preserve">5.3.3</w:t>
-      </w:r>
-      <w:r>
-        <w:tab/>
-      </w:r>
-      <w:r>
-        <w:t xml:space="preserve">3.3.3. Red Hidráulica</w:t>
-      </w:r>
-    </w:p>
-    <w:p>
-      <w:pPr>
-        <w:pStyle w:val="FirstParagraph"/>
+    <w:p>
+      <w:pPr>
+        <w:pStyle w:val="BodyText"/>
+      </w:pPr>
+      <w:r>
+        <w:rPr>
+          <w:iCs/>
+          <w:i/>
+        </w:rPr>
+        <w:t xml:space="preserve">Fuente: Elaboración propia, 2026.</w:t>
+      </w:r>
+      <w:r>
+        <w:t xml:space="preserve"> </w:t>
+      </w:r>
+      <w:r>
+        <w:t xml:space="preserve">### 3.3.3. Red Hidráulica</w:t>
+      </w:r>
+    </w:p>
+    <w:p>
+      <w:pPr>
+        <w:pStyle w:val="BodyText"/>
       </w:pPr>
       <w:r>
         <w:t xml:space="preserve">La red hidráulica de SARQUE se compone de los siguientes elementos:</w:t>
@@ -9013,8 +9417,8 @@
         <w:t xml:space="preserve">(tipo bola, color rojo) instaladas en serie con cada electroválvula para mantenimiento</w:t>
       </w:r>
     </w:p>
-    <w:bookmarkEnd w:id="103"/>
-    <w:bookmarkStart w:id="104" w:name="sistema-eléctrico-de-control"/>
+    <w:bookmarkEnd w:id="98"/>
+    <w:bookmarkStart w:id="99" w:name="sistema-eléctrico-de-control"/>
     <w:p>
       <w:pPr>
         <w:pStyle w:val="Heading3"/>
@@ -9023,7 +9427,7 @@
         <w:rPr>
           <w:rStyle w:val="SectionNumber"/>
         </w:rPr>
-        <w:t xml:space="preserve">5.3.4</w:t>
+        <w:t xml:space="preserve">5.5.3</w:t>
       </w:r>
       <w:r>
         <w:tab/>
@@ -9172,8 +9576,8 @@
         <w:t xml:space="preserve">batería 9V alcalina con autonomía aproximada de 1 año</w:t>
       </w:r>
     </w:p>
-    <w:bookmarkEnd w:id="104"/>
-    <w:bookmarkStart w:id="105" w:name="procedimiento-de-instalación"/>
+    <w:bookmarkEnd w:id="99"/>
+    <w:bookmarkStart w:id="100" w:name="procedimiento-de-instalación"/>
     <w:p>
       <w:pPr>
         <w:pStyle w:val="Heading3"/>
@@ -9182,7 +9586,7 @@
         <w:rPr>
           <w:rStyle w:val="SectionNumber"/>
         </w:rPr>
-        <w:t xml:space="preserve">5.3.5</w:t>
+        <w:t xml:space="preserve">5.5.4</w:t>
       </w:r>
       <w:r>
         <w:tab/>
@@ -9411,8 +9815,8 @@
         <w:t xml:space="preserve">con reposición del césped o terreno superficial original.</w:t>
       </w:r>
     </w:p>
-    <w:bookmarkEnd w:id="105"/>
-    <w:bookmarkStart w:id="106" w:name="programación-de-los-controladores-bl-kr"/>
+    <w:bookmarkEnd w:id="100"/>
+    <w:bookmarkStart w:id="101" w:name="programación-de-los-controladores-bl-kr"/>
     <w:p>
       <w:pPr>
         <w:pStyle w:val="Heading3"/>
@@ -9421,7 +9825,7 @@
         <w:rPr>
           <w:rStyle w:val="SectionNumber"/>
         </w:rPr>
-        <w:t xml:space="preserve">5.3.6</w:t>
+        <w:t xml:space="preserve">5.5.5</w:t>
       </w:r>
       <w:r>
         <w:tab/>
@@ -9636,6 +10040,2209 @@
         <w:t xml:space="preserve">El detalle paso a paso se documenta en el Manual de Usuario SARQUE (documento separado).</w:t>
       </w:r>
     </w:p>
+    <w:bookmarkEnd w:id="101"/>
+    <w:bookmarkStart w:id="105" w:name="X40a0eab55db295e02e64e6336d6ab550718ed5f"/>
+    <w:p>
+      <w:pPr>
+        <w:pStyle w:val="Heading3"/>
+      </w:pPr>
+      <w:r>
+        <w:rPr>
+          <w:rStyle w:val="SectionNumber"/>
+        </w:rPr>
+        <w:t xml:space="preserve">5.5.6</w:t>
+      </w:r>
+      <w:r>
+        <w:tab/>
+      </w:r>
+      <w:r>
+        <w:t xml:space="preserve">3.3.7. Ubicación Geográfica de los Equipos Instalados</w:t>
+      </w:r>
+    </w:p>
+    <w:p>
+      <w:pPr>
+        <w:pStyle w:val="FirstParagraph"/>
+      </w:pPr>
+      <w:r>
+        <w:t xml:space="preserve">El siguiente diagrama presenta la distribución geográfica de los 6 controladores BL-KR, la caseta de bomba y los principales sectores del parque, en una vista satelital aproximada del Parque Ecoturístico Quinta Estación.</w:t>
+      </w:r>
+    </w:p>
+    <w:p>
+      <w:pPr>
+        <w:pStyle w:val="BodyText"/>
+      </w:pPr>
+      <w:r>
+        <w:rPr>
+          <w:bCs/>
+          <w:b/>
+        </w:rPr>
+        <w:t xml:space="preserve">Figura 6. Ubicación de los equipos instalados en el predio del parque</w:t>
+      </w:r>
+    </w:p>
+    <w:p>
+      <w:pPr>
+        <w:pStyle w:val="CaptionedFigure"/>
+      </w:pPr>
+      <w:r>
+        <w:drawing>
+          <wp:inline>
+            <wp:extent cx="5334000" cy="3451411"/>
+            <wp:effectExtent b="0" l="0" r="0" t="0"/>
+            <wp:docPr descr="Figura 6. Ubicación de los equipos instalados en el predio del parque" title="" id="103" name="Picture"/>
+            <a:graphic>
+              <a:graphicData uri="http://schemas.openxmlformats.org/drawingml/2006/picture">
+                <pic:pic>
+                  <pic:nvPicPr>
+                    <pic:cNvPr descr="diagramas/Ubicacion_Equipos.png" id="104" name="Picture"/>
+                    <pic:cNvPicPr>
+                      <a:picLocks noChangeArrowheads="1" noChangeAspect="1"/>
+                    </pic:cNvPicPr>
+                  </pic:nvPicPr>
+                  <pic:blipFill>
+                    <a:blip r:embed="rId102"/>
+                    <a:stretch>
+                      <a:fillRect/>
+                    </a:stretch>
+                  </pic:blipFill>
+                  <pic:spPr bwMode="auto">
+                    <a:xfrm>
+                      <a:off x="0" y="0"/>
+                      <a:ext cx="5334000" cy="3451411"/>
+                    </a:xfrm>
+                    <a:prstGeom prst="rect">
+                      <a:avLst/>
+                    </a:prstGeom>
+                    <a:noFill/>
+                    <a:ln w="9525">
+                      <a:noFill/>
+                      <a:headEnd/>
+                      <a:tailEnd/>
+                    </a:ln>
+                  </pic:spPr>
+                </pic:pic>
+              </a:graphicData>
+            </a:graphic>
+          </wp:inline>
+        </w:drawing>
+      </w:r>
+    </w:p>
+    <w:p>
+      <w:pPr>
+        <w:pStyle w:val="ImageCaption"/>
+      </w:pPr>
+      <w:r>
+        <w:t xml:space="preserve">Figura 6. Ubicación de los equipos instalados en el predio del parque</w:t>
+      </w:r>
+    </w:p>
+    <w:p>
+      <w:pPr>
+        <w:pStyle w:val="BodyText"/>
+      </w:pPr>
+      <w:r>
+        <w:rPr>
+          <w:iCs/>
+          <w:i/>
+        </w:rPr>
+        <w:t xml:space="preserve">Fuente: Elaboración propia sobre vista satelital de Google Maps, 2026.</w:t>
+      </w:r>
+    </w:p>
+    <w:p>
+      <w:pPr>
+        <w:pStyle w:val="BodyText"/>
+      </w:pPr>
+      <w:r>
+        <w:t xml:space="preserve">Como se observa en la figura, la caseta de la bomba sumergible Grundfos de 5 HP se ubica en el extremo suroeste del parque, desde donde la matriz principal de PVC de 2” distribuye el agua hacia los 6 controladores BL-KR distribuidos estratégicamente en las distintas zonas del predio. Cada controlador se localizó de modo que la distancia máxima entre el dispositivo y su electroválvula más lejana no supere los 30 metros, garantizando una caída de tensión despreciable sobre el cable monofilar 20 AWG utilizado.</w:t>
+      </w:r>
+    </w:p>
+    <w:bookmarkEnd w:id="105"/>
+    <w:bookmarkEnd w:id="106"/>
+    <w:bookmarkStart w:id="111" w:name="funcionamiento-del-software"/>
+    <w:p>
+      <w:pPr>
+        <w:pStyle w:val="Heading2"/>
+      </w:pPr>
+      <w:r>
+        <w:rPr>
+          <w:rStyle w:val="SectionNumber"/>
+        </w:rPr>
+        <w:t xml:space="preserve">5.6</w:t>
+      </w:r>
+      <w:r>
+        <w:tab/>
+      </w:r>
+      <w:r>
+        <w:t xml:space="preserve">3.4. Funcionamiento del Software</w:t>
+      </w:r>
+    </w:p>
+    <w:p>
+      <w:pPr>
+        <w:pStyle w:val="FirstParagraph"/>
+      </w:pPr>
+      <w:r>
+        <w:t xml:space="preserve">La plataforma web SARQUE es una aplicación de una sola página (SPA) construida sobre React + TypeScript que se ejecuta directamente en el navegador del usuario. A continuación se describe cómo opera internamente cada módulo del software y cómo se conecta con la base de datos.</w:t>
+      </w:r>
+    </w:p>
+    <w:bookmarkStart w:id="107" w:name="arquitectura-general-del-software"/>
+    <w:p>
+      <w:pPr>
+        <w:pStyle w:val="Heading3"/>
+      </w:pPr>
+      <w:r>
+        <w:rPr>
+          <w:rStyle w:val="SectionNumber"/>
+        </w:rPr>
+        <w:t xml:space="preserve">5.6.1</w:t>
+      </w:r>
+      <w:r>
+        <w:tab/>
+      </w:r>
+      <w:r>
+        <w:t xml:space="preserve">3.4.1. Arquitectura general del software</w:t>
+      </w:r>
+    </w:p>
+    <w:p>
+      <w:pPr>
+        <w:pStyle w:val="FirstParagraph"/>
+      </w:pPr>
+      <w:r>
+        <w:t xml:space="preserve">El software SARQUE se compone de tres capas independientes que se comunican entre sí mediante el protocolo HTTPS y la API REST autogenerada por Supabase:</w:t>
+      </w:r>
+    </w:p>
+    <w:tbl>
+      <w:tblPr>
+        <w:tblStyle w:val="Table"/>
+        <w:tblW w:type="pct" w:w="5000"/>
+        <w:tblLook w:firstRow="1" w:lastRow="0" w:firstColumn="0" w:lastColumn="0" w:noHBand="0" w:noVBand="0" w:val="0020"/>
+        <w:jc w:val="start"/>
+      </w:tblPr>
+      <w:tblGrid>
+        <w:gridCol w:w="1218"/>
+        <w:gridCol w:w="3452"/>
+        <w:gridCol w:w="3249"/>
+      </w:tblGrid>
+      <w:tr>
+        <w:trPr>
+          <w:tblHeader w:val="true"/>
+        </w:trPr>
+        <w:tc>
+          <w:tcPr/>
+          <w:p>
+            <w:pPr>
+              <w:pStyle w:val="Compact"/>
+              <w:jc w:val="left"/>
+            </w:pPr>
+            <w:r>
+              <w:t xml:space="preserve">Capa</w:t>
+            </w:r>
+          </w:p>
+        </w:tc>
+        <w:tc>
+          <w:tcPr/>
+          <w:p>
+            <w:pPr>
+              <w:pStyle w:val="Compact"/>
+              <w:jc w:val="left"/>
+            </w:pPr>
+            <w:r>
+              <w:t xml:space="preserve">Responsabilidad</w:t>
+            </w:r>
+          </w:p>
+        </w:tc>
+        <w:tc>
+          <w:tcPr/>
+          <w:p>
+            <w:pPr>
+              <w:pStyle w:val="Compact"/>
+              <w:jc w:val="left"/>
+            </w:pPr>
+            <w:r>
+              <w:t xml:space="preserve">Implementación</w:t>
+            </w:r>
+          </w:p>
+        </w:tc>
+      </w:tr>
+      <w:tr>
+        <w:tc>
+          <w:tcPr/>
+          <w:p>
+            <w:pPr>
+              <w:pStyle w:val="Compact"/>
+              <w:jc w:val="left"/>
+            </w:pPr>
+            <w:r>
+              <w:t xml:space="preserve">Presentación (Frontend)</w:t>
+            </w:r>
+          </w:p>
+        </w:tc>
+        <w:tc>
+          <w:tcPr/>
+          <w:p>
+            <w:pPr>
+              <w:pStyle w:val="Compact"/>
+              <w:jc w:val="left"/>
+            </w:pPr>
+            <w:r>
+              <w:t xml:space="preserve">Renderizar la interfaz, capturar las acciones del usuario y mostrar los datos</w:t>
+            </w:r>
+          </w:p>
+        </w:tc>
+        <w:tc>
+          <w:tcPr/>
+          <w:p>
+            <w:pPr>
+              <w:pStyle w:val="Compact"/>
+              <w:jc w:val="left"/>
+            </w:pPr>
+            <w:r>
+              <w:t xml:space="preserve">React 18, TypeScript, Tailwind CSS, shadcn/ui</w:t>
+            </w:r>
+          </w:p>
+        </w:tc>
+      </w:tr>
+      <w:tr>
+        <w:tc>
+          <w:tcPr/>
+          <w:p>
+            <w:pPr>
+              <w:pStyle w:val="Compact"/>
+              <w:jc w:val="left"/>
+            </w:pPr>
+            <w:r>
+              <w:t xml:space="preserve">Lógica de aplicación</w:t>
+            </w:r>
+          </w:p>
+        </w:tc>
+        <w:tc>
+          <w:tcPr/>
+          <w:p>
+            <w:pPr>
+              <w:pStyle w:val="Compact"/>
+              <w:jc w:val="left"/>
+            </w:pPr>
+            <w:r>
+              <w:t xml:space="preserve">Validar formularios, gestionar el estado y orquestar las llamadas a la API</w:t>
+            </w:r>
+          </w:p>
+        </w:tc>
+        <w:tc>
+          <w:tcPr/>
+          <w:p>
+            <w:pPr>
+              <w:pStyle w:val="Compact"/>
+              <w:jc w:val="left"/>
+            </w:pPr>
+            <w:r>
+              <w:t xml:space="preserve">TanStack React Query, Zod</w:t>
+            </w:r>
+          </w:p>
+        </w:tc>
+      </w:tr>
+      <w:tr>
+        <w:tc>
+          <w:tcPr/>
+          <w:p>
+            <w:pPr>
+              <w:pStyle w:val="Compact"/>
+              <w:jc w:val="left"/>
+            </w:pPr>
+            <w:r>
+              <w:t xml:space="preserve">Datos (Backend en la nube)</w:t>
+            </w:r>
+          </w:p>
+        </w:tc>
+        <w:tc>
+          <w:tcPr/>
+          <w:p>
+            <w:pPr>
+              <w:pStyle w:val="Compact"/>
+              <w:jc w:val="left"/>
+            </w:pPr>
+            <w:r>
+              <w:t xml:space="preserve">Persistir los datos en una base relacional con control de acceso</w:t>
+            </w:r>
+          </w:p>
+        </w:tc>
+        <w:tc>
+          <w:tcPr/>
+          <w:p>
+            <w:pPr>
+              <w:pStyle w:val="Compact"/>
+              <w:jc w:val="left"/>
+            </w:pPr>
+            <w:r>
+              <w:t xml:space="preserve">Supabase (PostgreSQL + Row Level Security + REST)</w:t>
+            </w:r>
+          </w:p>
+        </w:tc>
+      </w:tr>
+    </w:tbl>
+    <w:p>
+      <w:pPr>
+        <w:pStyle w:val="BodyText"/>
+      </w:pPr>
+      <w:r>
+        <w:rPr>
+          <w:iCs/>
+          <w:i/>
+        </w:rPr>
+        <w:t xml:space="preserve">Fuente: Elaboración propia, 2026.</w:t>
+      </w:r>
+    </w:p>
+    <w:p>
+      <w:pPr>
+        <w:pStyle w:val="BodyText"/>
+      </w:pPr>
+      <w:r>
+        <w:t xml:space="preserve">Cuando el usuario abre la URL de SARQUE en su navegador, este descarga los archivos compilados de React (HTML, CSS y JavaScript) desde el hosting de Lovable. Una vez cargada la aplicación, todas las consultas posteriores (lectura de sectores, creación de horarios, etc.) se realizan mediante llamadas HTTPS a la API REST de Supabase, que genera automáticamente endpoints para cada tabla del esquema PostgreSQL.</w:t>
+      </w:r>
+    </w:p>
+    <w:bookmarkEnd w:id="107"/>
+    <w:bookmarkStart w:id="108" w:name="funcionamiento-del-módulo-dashboard"/>
+    <w:p>
+      <w:pPr>
+        <w:pStyle w:val="Heading3"/>
+      </w:pPr>
+      <w:r>
+        <w:rPr>
+          <w:rStyle w:val="SectionNumber"/>
+        </w:rPr>
+        <w:t xml:space="preserve">5.6.2</w:t>
+      </w:r>
+      <w:r>
+        <w:tab/>
+      </w:r>
+      <w:r>
+        <w:t xml:space="preserve">3.4.2. Funcionamiento del módulo Dashboard</w:t>
+      </w:r>
+    </w:p>
+    <w:p>
+      <w:pPr>
+        <w:pStyle w:val="FirstParagraph"/>
+      </w:pPr>
+      <w:r>
+        <w:t xml:space="preserve">El Dashboard es la página principal del sistema y muestra en tiempo real el sector que está siendo regado en el momento exacto. Su lógica de funcionamiento es la siguiente:</w:t>
+      </w:r>
+    </w:p>
+    <w:p>
+      <w:pPr>
+        <w:numPr>
+          <w:ilvl w:val="0"/>
+          <w:numId w:val="1017"/>
+        </w:numPr>
+        <w:pStyle w:val="Compact"/>
+      </w:pPr>
+      <w:r>
+        <w:t xml:space="preserve">Al cargar el componente, se ejecuta una consulta SQL a la tabla</w:t>
+      </w:r>
+      <w:r>
+        <w:t xml:space="preserve"> </w:t>
+      </w:r>
+      <w:r>
+        <w:rPr>
+          <w:rStyle w:val="VerbatimChar"/>
+        </w:rPr>
+        <w:t xml:space="preserve">horarios_riego</w:t>
+      </w:r>
+      <w:r>
+        <w:t xml:space="preserve"> </w:t>
+      </w:r>
+      <w:r>
+        <w:t xml:space="preserve">filtrando solo los horarios activos.</w:t>
+      </w:r>
+    </w:p>
+    <w:p>
+      <w:pPr>
+        <w:numPr>
+          <w:ilvl w:val="0"/>
+          <w:numId w:val="1017"/>
+        </w:numPr>
+        <w:pStyle w:val="Compact"/>
+      </w:pPr>
+      <w:r>
+        <w:t xml:space="preserve">Cada segundo, un</w:t>
+      </w:r>
+      <w:r>
+        <w:t xml:space="preserve"> </w:t>
+      </w:r>
+      <w:r>
+        <w:rPr>
+          <w:rStyle w:val="VerbatimChar"/>
+        </w:rPr>
+        <w:t xml:space="preserve">setInterval</w:t>
+      </w:r>
+      <w:r>
+        <w:t xml:space="preserve"> </w:t>
+      </w:r>
+      <w:r>
+        <w:t xml:space="preserve">actualiza la hora actual del navegador.</w:t>
+      </w:r>
+    </w:p>
+    <w:p>
+      <w:pPr>
+        <w:numPr>
+          <w:ilvl w:val="0"/>
+          <w:numId w:val="1017"/>
+        </w:numPr>
+        <w:pStyle w:val="Compact"/>
+      </w:pPr>
+      <w:r>
+        <w:t xml:space="preserve">Se compara la hora y día actual contra todos los horarios para determinar cuál sector está activo en este momento.</w:t>
+      </w:r>
+    </w:p>
+    <w:p>
+      <w:pPr>
+        <w:numPr>
+          <w:ilvl w:val="0"/>
+          <w:numId w:val="1017"/>
+        </w:numPr>
+        <w:pStyle w:val="Compact"/>
+      </w:pPr>
+      <w:r>
+        <w:t xml:space="preserve">Si hay un sector activo, se muestra una tarjeta con barra de progreso animada que indica el porcentaje de avance del riego.</w:t>
+      </w:r>
+    </w:p>
+    <w:p>
+      <w:pPr>
+        <w:numPr>
+          <w:ilvl w:val="0"/>
+          <w:numId w:val="1017"/>
+        </w:numPr>
+        <w:pStyle w:val="Compact"/>
+      </w:pPr>
+      <w:r>
+        <w:t xml:space="preserve">Se calculan también el próximo riego programado y las estadísticas del día (sectores totales, volumen estimado).</w:t>
+      </w:r>
+    </w:p>
+    <w:bookmarkEnd w:id="108"/>
+    <w:bookmarkStart w:id="109" w:name="funcionamiento-del-módulo-cronograma"/>
+    <w:p>
+      <w:pPr>
+        <w:pStyle w:val="Heading3"/>
+      </w:pPr>
+      <w:r>
+        <w:rPr>
+          <w:rStyle w:val="SectionNumber"/>
+        </w:rPr>
+        <w:t xml:space="preserve">5.6.3</w:t>
+      </w:r>
+      <w:r>
+        <w:tab/>
+      </w:r>
+      <w:r>
+        <w:t xml:space="preserve">3.4.3. Funcionamiento del módulo Cronograma</w:t>
+      </w:r>
+    </w:p>
+    <w:p>
+      <w:pPr>
+        <w:pStyle w:val="FirstParagraph"/>
+      </w:pPr>
+      <w:r>
+        <w:t xml:space="preserve">El Cronograma es una tabla visual de 7 columnas (días de la semana) por 6 filas (franjas horarias) que muestra los horarios de riego de cada sector con códigos de color según su duración:</w:t>
+      </w:r>
+    </w:p>
+    <w:tbl>
+      <w:tblPr>
+        <w:tblStyle w:val="Table"/>
+        <w:tblW w:type="auto" w:w="0"/>
+        <w:tblLook w:firstRow="1" w:lastRow="0" w:firstColumn="0" w:lastColumn="0" w:noHBand="0" w:noVBand="0" w:val="0020"/>
+        <w:jc w:val="start"/>
+      </w:tblPr>
+      <w:tblGrid>
+        <w:gridCol w:w="2640"/>
+        <w:gridCol w:w="2640"/>
+        <w:gridCol w:w="2640"/>
+      </w:tblGrid>
+      <w:tr>
+        <w:trPr>
+          <w:tblHeader w:val="true"/>
+        </w:trPr>
+        <w:tc>
+          <w:tcPr/>
+          <w:p>
+            <w:pPr>
+              <w:pStyle w:val="Compact"/>
+              <w:jc w:val="left"/>
+            </w:pPr>
+            <w:r>
+              <w:t xml:space="preserve">Color</w:t>
+            </w:r>
+          </w:p>
+        </w:tc>
+        <w:tc>
+          <w:tcPr/>
+          <w:p>
+            <w:pPr>
+              <w:pStyle w:val="Compact"/>
+              <w:jc w:val="left"/>
+            </w:pPr>
+            <w:r>
+              <w:t xml:space="preserve">Duración</w:t>
+            </w:r>
+          </w:p>
+        </w:tc>
+        <w:tc>
+          <w:tcPr/>
+          <w:p>
+            <w:pPr>
+              <w:pStyle w:val="Compact"/>
+              <w:jc w:val="left"/>
+            </w:pPr>
+            <w:r>
+              <w:t xml:space="preserve">Significado</w:t>
+            </w:r>
+          </w:p>
+        </w:tc>
+      </w:tr>
+      <w:tr>
+        <w:tc>
+          <w:tcPr/>
+          <w:p>
+            <w:pPr>
+              <w:pStyle w:val="Compact"/>
+              <w:jc w:val="left"/>
+            </w:pPr>
+            <w:r>
+              <w:t xml:space="preserve">Amarillo</w:t>
+            </w:r>
+          </w:p>
+        </w:tc>
+        <w:tc>
+          <w:tcPr/>
+          <w:p>
+            <w:pPr>
+              <w:pStyle w:val="Compact"/>
+              <w:jc w:val="left"/>
+            </w:pPr>
+            <w:r>
+              <w:t xml:space="preserve">120 min</w:t>
+            </w:r>
+          </w:p>
+        </w:tc>
+        <w:tc>
+          <w:tcPr/>
+          <w:p>
+            <w:pPr>
+              <w:pStyle w:val="Compact"/>
+              <w:jc w:val="left"/>
+            </w:pPr>
+            <w:r>
+              <w:t xml:space="preserve">Riego intensivo (2 horas)</w:t>
+            </w:r>
+          </w:p>
+        </w:tc>
+      </w:tr>
+      <w:tr>
+        <w:tc>
+          <w:tcPr/>
+          <w:p>
+            <w:pPr>
+              <w:pStyle w:val="Compact"/>
+              <w:jc w:val="left"/>
+            </w:pPr>
+            <w:r>
+              <w:t xml:space="preserve">Verde</w:t>
+            </w:r>
+          </w:p>
+        </w:tc>
+        <w:tc>
+          <w:tcPr/>
+          <w:p>
+            <w:pPr>
+              <w:pStyle w:val="Compact"/>
+              <w:jc w:val="left"/>
+            </w:pPr>
+            <w:r>
+              <w:t xml:space="preserve">90 min</w:t>
+            </w:r>
+          </w:p>
+        </w:tc>
+        <w:tc>
+          <w:tcPr/>
+          <w:p>
+            <w:pPr>
+              <w:pStyle w:val="Compact"/>
+              <w:jc w:val="left"/>
+            </w:pPr>
+            <w:r>
+              <w:t xml:space="preserve">Riego estándar (1:30 horas)</w:t>
+            </w:r>
+          </w:p>
+        </w:tc>
+      </w:tr>
+      <w:tr>
+        <w:tc>
+          <w:tcPr/>
+          <w:p>
+            <w:pPr>
+              <w:pStyle w:val="Compact"/>
+              <w:jc w:val="left"/>
+            </w:pPr>
+            <w:r>
+              <w:t xml:space="preserve">Azul</w:t>
+            </w:r>
+          </w:p>
+        </w:tc>
+        <w:tc>
+          <w:tcPr/>
+          <w:p>
+            <w:pPr>
+              <w:pStyle w:val="Compact"/>
+              <w:jc w:val="left"/>
+            </w:pPr>
+            <w:r>
+              <w:t xml:space="preserve">60 min</w:t>
+            </w:r>
+          </w:p>
+        </w:tc>
+        <w:tc>
+          <w:tcPr/>
+          <w:p>
+            <w:pPr>
+              <w:pStyle w:val="Compact"/>
+              <w:jc w:val="left"/>
+            </w:pPr>
+            <w:r>
+              <w:t xml:space="preserve">Riego corto (1 hora)</w:t>
+            </w:r>
+          </w:p>
+        </w:tc>
+      </w:tr>
+    </w:tbl>
+    <w:p>
+      <w:pPr>
+        <w:pStyle w:val="BodyText"/>
+      </w:pPr>
+      <w:r>
+        <w:rPr>
+          <w:iCs/>
+          <w:i/>
+        </w:rPr>
+        <w:t xml:space="preserve">Fuente: Elaboración propia, 2026.</w:t>
+      </w:r>
+    </w:p>
+    <w:p>
+      <w:pPr>
+        <w:pStyle w:val="BodyText"/>
+      </w:pPr>
+      <w:r>
+        <w:t xml:space="preserve">El administrador puede agregar un nuevo horario haciendo clic en el botón</w:t>
+      </w:r>
+      <w:r>
+        <w:t xml:space="preserve"> </w:t>
+      </w:r>
+      <w:r>
+        <w:t xml:space="preserve">“</w:t>
+      </w:r>
+      <w:r>
+        <w:t xml:space="preserve">Nuevo Horario</w:t>
+      </w:r>
+      <w:r>
+        <w:t xml:space="preserve">”</w:t>
+      </w:r>
+      <w:r>
+        <w:t xml:space="preserve">, seleccionando el sector, el día y la hora de inicio. El sistema verifica con Zod que no haya conflictos y guarda el horario en Supabase.</w:t>
+      </w:r>
+    </w:p>
+    <w:bookmarkEnd w:id="109"/>
+    <w:bookmarkStart w:id="110" w:name="funcionamiento-del-módulo-reportes"/>
+    <w:p>
+      <w:pPr>
+        <w:pStyle w:val="Heading3"/>
+      </w:pPr>
+      <w:r>
+        <w:rPr>
+          <w:rStyle w:val="SectionNumber"/>
+        </w:rPr>
+        <w:t xml:space="preserve">5.6.4</w:t>
+      </w:r>
+      <w:r>
+        <w:tab/>
+      </w:r>
+      <w:r>
+        <w:t xml:space="preserve">3.4.4. Funcionamiento del módulo Reportes</w:t>
+      </w:r>
+    </w:p>
+    <w:p>
+      <w:pPr>
+        <w:pStyle w:val="FirstParagraph"/>
+      </w:pPr>
+      <w:r>
+        <w:t xml:space="preserve">El módulo Reportes calcula sobre la marcha (sin almacenar en base de datos) las siguientes estadísticas a partir del cronograma vigente y del caudal de la bomba (4 L/s):</w:t>
+      </w:r>
+    </w:p>
+    <w:p>
+      <w:pPr>
+        <w:numPr>
+          <w:ilvl w:val="0"/>
+          <w:numId w:val="1018"/>
+        </w:numPr>
+        <w:pStyle w:val="Compact"/>
+      </w:pPr>
+      <w:r>
+        <w:rPr>
+          <w:bCs/>
+          <w:b/>
+        </w:rPr>
+        <w:t xml:space="preserve">Resumen diario:</w:t>
+      </w:r>
+      <w:r>
+        <w:t xml:space="preserve"> </w:t>
+      </w:r>
+      <w:r>
+        <w:t xml:space="preserve">litros totales estimados por día (duración × caudal).</w:t>
+      </w:r>
+    </w:p>
+    <w:p>
+      <w:pPr>
+        <w:numPr>
+          <w:ilvl w:val="0"/>
+          <w:numId w:val="1018"/>
+        </w:numPr>
+        <w:pStyle w:val="Compact"/>
+      </w:pPr>
+      <w:r>
+        <w:rPr>
+          <w:bCs/>
+          <w:b/>
+        </w:rPr>
+        <w:t xml:space="preserve">Resumen semanal:</w:t>
+      </w:r>
+      <w:r>
+        <w:t xml:space="preserve"> </w:t>
+      </w:r>
+      <w:r>
+        <w:t xml:space="preserve">suma de los volúmenes de todos los sectores.</w:t>
+      </w:r>
+    </w:p>
+    <w:p>
+      <w:pPr>
+        <w:numPr>
+          <w:ilvl w:val="0"/>
+          <w:numId w:val="1018"/>
+        </w:numPr>
+        <w:pStyle w:val="Compact"/>
+      </w:pPr>
+      <w:r>
+        <w:rPr>
+          <w:bCs/>
+          <w:b/>
+        </w:rPr>
+        <w:t xml:space="preserve">Resumen mensual:</w:t>
+      </w:r>
+      <w:r>
+        <w:t xml:space="preserve"> </w:t>
+      </w:r>
+      <w:r>
+        <w:t xml:space="preserve">extrapolación semanal multiplicada por 4.3 semanas/mes.</w:t>
+      </w:r>
+    </w:p>
+    <w:p>
+      <w:pPr>
+        <w:numPr>
+          <w:ilvl w:val="0"/>
+          <w:numId w:val="1018"/>
+        </w:numPr>
+        <w:pStyle w:val="Compact"/>
+      </w:pPr>
+      <w:r>
+        <w:rPr>
+          <w:bCs/>
+          <w:b/>
+        </w:rPr>
+        <w:t xml:space="preserve">Ranking de sectores:</w:t>
+      </w:r>
+      <w:r>
+        <w:t xml:space="preserve"> </w:t>
+      </w:r>
+      <w:r>
+        <w:t xml:space="preserve">ordena los sectores de mayor a menor consumo semanal.</w:t>
+      </w:r>
+    </w:p>
+    <w:p>
+      <w:pPr>
+        <w:numPr>
+          <w:ilvl w:val="0"/>
+          <w:numId w:val="1018"/>
+        </w:numPr>
+        <w:pStyle w:val="Compact"/>
+      </w:pPr>
+      <w:r>
+        <w:rPr>
+          <w:bCs/>
+          <w:b/>
+        </w:rPr>
+        <w:t xml:space="preserve">Distribución por duración:</w:t>
+      </w:r>
+      <w:r>
+        <w:t xml:space="preserve"> </w:t>
+      </w:r>
+      <w:r>
+        <w:t xml:space="preserve">gráfico de pastel con la proporción de riegos cortos, estándar e intensivos.</w:t>
+      </w:r>
+    </w:p>
+    <w:bookmarkEnd w:id="110"/>
+    <w:bookmarkEnd w:id="111"/>
+    <w:bookmarkStart w:id="114" w:name="configuración-de-los-equipos"/>
+    <w:p>
+      <w:pPr>
+        <w:pStyle w:val="Heading2"/>
+      </w:pPr>
+      <w:r>
+        <w:rPr>
+          <w:rStyle w:val="SectionNumber"/>
+        </w:rPr>
+        <w:t xml:space="preserve">5.7</w:t>
+      </w:r>
+      <w:r>
+        <w:tab/>
+      </w:r>
+      <w:r>
+        <w:t xml:space="preserve">3.5. Configuración de los Equipos</w:t>
+      </w:r>
+    </w:p>
+    <w:bookmarkStart w:id="112" w:name="Xcd8d5a6de273355570fa3f32d7183693ad3b7f4"/>
+    <w:p>
+      <w:pPr>
+        <w:pStyle w:val="Heading3"/>
+      </w:pPr>
+      <w:r>
+        <w:rPr>
+          <w:rStyle w:val="SectionNumber"/>
+        </w:rPr>
+        <w:t xml:space="preserve">5.7.1</w:t>
+      </w:r>
+      <w:r>
+        <w:tab/>
+      </w:r>
+      <w:r>
+        <w:t xml:space="preserve">3.5.1. Configuración inicial de los controladores BL-KR</w:t>
+      </w:r>
+    </w:p>
+    <w:p>
+      <w:pPr>
+        <w:pStyle w:val="FirstParagraph"/>
+      </w:pPr>
+      <w:r>
+        <w:t xml:space="preserve">La puesta en marcha de cada uno de los 6 controladores K-Rain BL-KR sigue el siguiente procedimiento técnico, que se ejecuta una sola vez al momento de la instalación:</w:t>
+      </w:r>
+    </w:p>
+    <w:p>
+      <w:pPr>
+        <w:numPr>
+          <w:ilvl w:val="0"/>
+          <w:numId w:val="1019"/>
+        </w:numPr>
+        <w:pStyle w:val="Compact"/>
+      </w:pPr>
+      <w:r>
+        <w:rPr>
+          <w:bCs/>
+          <w:b/>
+        </w:rPr>
+        <w:t xml:space="preserve">Preparación:</w:t>
+      </w:r>
+      <w:r>
+        <w:t xml:space="preserve"> </w:t>
+      </w:r>
+      <w:r>
+        <w:t xml:space="preserve">desenroscar la tapa del controlador, retirar el sello protector e instalar una batería 9V alcalina nueva respetando la polaridad de los terminales (+ y −).</w:t>
+      </w:r>
+    </w:p>
+    <w:p>
+      <w:pPr>
+        <w:numPr>
+          <w:ilvl w:val="0"/>
+          <w:numId w:val="1019"/>
+        </w:numPr>
+        <w:pStyle w:val="Compact"/>
+      </w:pPr>
+      <w:r>
+        <w:rPr>
+          <w:bCs/>
+          <w:b/>
+        </w:rPr>
+        <w:t xml:space="preserve">Reenroscado:</w:t>
+      </w:r>
+      <w:r>
+        <w:t xml:space="preserve"> </w:t>
+      </w:r>
+      <w:r>
+        <w:t xml:space="preserve">colocar nuevamente el sello protector y apretar la tapa a mano hasta asegurar el sellado contra humedad.</w:t>
+      </w:r>
+    </w:p>
+    <w:p>
+      <w:pPr>
+        <w:numPr>
+          <w:ilvl w:val="0"/>
+          <w:numId w:val="1019"/>
+        </w:numPr>
+        <w:pStyle w:val="Compact"/>
+      </w:pPr>
+      <w:r>
+        <w:rPr>
+          <w:bCs/>
+          <w:b/>
+        </w:rPr>
+        <w:t xml:space="preserve">Emparejamiento Bluetooth:</w:t>
+      </w:r>
+      <w:r>
+        <w:t xml:space="preserve"> </w:t>
+      </w:r>
+      <w:r>
+        <w:t xml:space="preserve">activar el Bluetooth del smartphone del administrador y abrir la app oficial K-RainBL.</w:t>
+      </w:r>
+    </w:p>
+    <w:p>
+      <w:pPr>
+        <w:numPr>
+          <w:ilvl w:val="0"/>
+          <w:numId w:val="1019"/>
+        </w:numPr>
+        <w:pStyle w:val="Compact"/>
+      </w:pPr>
+      <w:r>
+        <w:rPr>
+          <w:bCs/>
+          <w:b/>
+        </w:rPr>
+        <w:t xml:space="preserve">Detección:</w:t>
+      </w:r>
+      <w:r>
+        <w:t xml:space="preserve"> </w:t>
+      </w:r>
+      <w:r>
+        <w:t xml:space="preserve">el controlador aparece automáticamente en la pantalla</w:t>
+      </w:r>
+      <w:r>
+        <w:t xml:space="preserve"> </w:t>
+      </w:r>
+      <w:r>
+        <w:t xml:space="preserve">“</w:t>
+      </w:r>
+      <w:r>
+        <w:t xml:space="preserve">Seleccionar módulo BL-KR</w:t>
+      </w:r>
+      <w:r>
+        <w:t xml:space="preserve">”</w:t>
+      </w:r>
+      <w:r>
+        <w:t xml:space="preserve"> </w:t>
+      </w:r>
+      <w:r>
+        <w:t xml:space="preserve">con su número de serie e intensidad de señal BLE.</w:t>
+      </w:r>
+    </w:p>
+    <w:p>
+      <w:pPr>
+        <w:numPr>
+          <w:ilvl w:val="0"/>
+          <w:numId w:val="1019"/>
+        </w:numPr>
+        <w:pStyle w:val="Compact"/>
+      </w:pPr>
+      <w:r>
+        <w:rPr>
+          <w:bCs/>
+          <w:b/>
+        </w:rPr>
+        <w:t xml:space="preserve">Asociación:</w:t>
+      </w:r>
+      <w:r>
+        <w:t xml:space="preserve"> </w:t>
+      </w:r>
+      <w:r>
+        <w:t xml:space="preserve">seleccionar el controlador de la lista; la app realiza el emparejamiento en menos de 5 segundos.</w:t>
+      </w:r>
+    </w:p>
+    <w:p>
+      <w:pPr>
+        <w:numPr>
+          <w:ilvl w:val="0"/>
+          <w:numId w:val="1019"/>
+        </w:numPr>
+        <w:pStyle w:val="Compact"/>
+      </w:pPr>
+      <w:r>
+        <w:rPr>
+          <w:bCs/>
+          <w:b/>
+        </w:rPr>
+        <w:t xml:space="preserve">Personalización:</w:t>
+      </w:r>
+      <w:r>
+        <w:t xml:space="preserve"> </w:t>
+      </w:r>
+      <w:r>
+        <w:t xml:space="preserve">asignar un nombre descriptivo al controlador (por ejemplo:</w:t>
+      </w:r>
+      <w:r>
+        <w:t xml:space="preserve"> </w:t>
+      </w:r>
+      <w:r>
+        <w:t xml:space="preserve">“</w:t>
+      </w:r>
+      <w:r>
+        <w:t xml:space="preserve">BL-KR4 Olivos</w:t>
+      </w:r>
+      <w:r>
+        <w:t xml:space="preserve">”</w:t>
+      </w:r>
+      <w:r>
+        <w:t xml:space="preserve">) y, opcionalmente, una clave de seguridad de 4 dígitos.</w:t>
+      </w:r>
+    </w:p>
+    <w:p>
+      <w:pPr>
+        <w:numPr>
+          <w:ilvl w:val="0"/>
+          <w:numId w:val="1019"/>
+        </w:numPr>
+        <w:pStyle w:val="Compact"/>
+      </w:pPr>
+      <w:r>
+        <w:rPr>
+          <w:bCs/>
+          <w:b/>
+        </w:rPr>
+        <w:t xml:space="preserve">Configuración de programa:</w:t>
+      </w:r>
+      <w:r>
+        <w:t xml:space="preserve"> </w:t>
+      </w:r>
+      <w:r>
+        <w:t xml:space="preserve">acceder al menú</w:t>
+      </w:r>
+      <w:r>
+        <w:t xml:space="preserve"> </w:t>
+      </w:r>
+      <w:r>
+        <w:t xml:space="preserve">“</w:t>
+      </w:r>
+      <w:r>
+        <w:t xml:space="preserve">Programming</w:t>
+      </w:r>
+      <w:r>
+        <w:t xml:space="preserve">”</w:t>
+      </w:r>
+      <w:r>
+        <w:t xml:space="preserve">, seleccionar el Programa A y definir los días de la semana, las horas de inicio y los tiempos de riego de cada estación según el cronograma del parque.</w:t>
+      </w:r>
+    </w:p>
+    <w:p>
+      <w:pPr>
+        <w:numPr>
+          <w:ilvl w:val="0"/>
+          <w:numId w:val="1019"/>
+        </w:numPr>
+        <w:pStyle w:val="Compact"/>
+      </w:pPr>
+      <w:r>
+        <w:rPr>
+          <w:bCs/>
+          <w:b/>
+        </w:rPr>
+        <w:t xml:space="preserve">Sincronización:</w:t>
+      </w:r>
+      <w:r>
+        <w:t xml:space="preserve"> </w:t>
+      </w:r>
+      <w:r>
+        <w:t xml:space="preserve">pulsar el botón</w:t>
+      </w:r>
+      <w:r>
+        <w:t xml:space="preserve"> </w:t>
+      </w:r>
+      <w:r>
+        <w:t xml:space="preserve">“</w:t>
+      </w:r>
+      <w:r>
+        <w:t xml:space="preserve">Save</w:t>
+      </w:r>
+      <w:r>
+        <w:t xml:space="preserve">”</w:t>
+      </w:r>
+      <w:r>
+        <w:t xml:space="preserve"> </w:t>
+      </w:r>
+      <w:r>
+        <w:t xml:space="preserve">y luego</w:t>
+      </w:r>
+      <w:r>
+        <w:t xml:space="preserve"> </w:t>
+      </w:r>
+      <w:r>
+        <w:t xml:space="preserve">“</w:t>
+      </w:r>
+      <w:r>
+        <w:t xml:space="preserve">Transmit</w:t>
+      </w:r>
+      <w:r>
+        <w:t xml:space="preserve">”</w:t>
+      </w:r>
+      <w:r>
+        <w:t xml:space="preserve"> </w:t>
+      </w:r>
+      <w:r>
+        <w:t xml:space="preserve">para enviar la programación al controlador físico vía Bluetooth.</w:t>
+      </w:r>
+    </w:p>
+    <w:p>
+      <w:pPr>
+        <w:numPr>
+          <w:ilvl w:val="0"/>
+          <w:numId w:val="1019"/>
+        </w:numPr>
+        <w:pStyle w:val="Compact"/>
+      </w:pPr>
+      <w:r>
+        <w:rPr>
+          <w:bCs/>
+          <w:b/>
+        </w:rPr>
+        <w:t xml:space="preserve">Confirmación:</w:t>
+      </w:r>
+      <w:r>
+        <w:t xml:space="preserve"> </w:t>
+      </w:r>
+      <w:r>
+        <w:t xml:space="preserve">el controlador emite un tono</w:t>
+      </w:r>
+      <w:r>
+        <w:t xml:space="preserve"> </w:t>
+      </w:r>
+      <w:r>
+        <w:t xml:space="preserve">“</w:t>
+      </w:r>
+      <w:r>
+        <w:t xml:space="preserve">bing</w:t>
+      </w:r>
+      <w:r>
+        <w:t xml:space="preserve">”</w:t>
+      </w:r>
+      <w:r>
+        <w:t xml:space="preserve"> </w:t>
+      </w:r>
+      <w:r>
+        <w:t xml:space="preserve">indicando que la programación se transmitió correctamente.</w:t>
+      </w:r>
+    </w:p>
+    <w:bookmarkEnd w:id="112"/>
+    <w:bookmarkStart w:id="113" w:name="configuración-de-las-electroválvulas"/>
+    <w:p>
+      <w:pPr>
+        <w:pStyle w:val="Heading3"/>
+      </w:pPr>
+      <w:r>
+        <w:rPr>
+          <w:rStyle w:val="SectionNumber"/>
+        </w:rPr>
+        <w:t xml:space="preserve">5.7.2</w:t>
+      </w:r>
+      <w:r>
+        <w:tab/>
+      </w:r>
+      <w:r>
+        <w:t xml:space="preserve">3.5.2. Configuración de las electroválvulas</w:t>
+      </w:r>
+    </w:p>
+    <w:p>
+      <w:pPr>
+        <w:pStyle w:val="FirstParagraph"/>
+      </w:pPr>
+      <w:r>
+        <w:t xml:space="preserve">Cada una de las 22 electroválvulas K-Rain BSPT de 9V DC tipo latching requiere el siguiente procedimiento de configuración inicial:</w:t>
+      </w:r>
+    </w:p>
+    <w:p>
+      <w:pPr>
+        <w:numPr>
+          <w:ilvl w:val="0"/>
+          <w:numId w:val="1020"/>
+        </w:numPr>
+        <w:pStyle w:val="Compact"/>
+      </w:pPr>
+      <w:r>
+        <w:rPr>
+          <w:bCs/>
+          <w:b/>
+        </w:rPr>
+        <w:t xml:space="preserve">Conexión hidráulica:</w:t>
+      </w:r>
+      <w:r>
+        <w:t xml:space="preserve"> </w:t>
+      </w:r>
+      <w:r>
+        <w:t xml:space="preserve">instalar la electroválvula en serie con una llave de paso manual de respaldo de 1 ½”.</w:t>
+      </w:r>
+    </w:p>
+    <w:p>
+      <w:pPr>
+        <w:numPr>
+          <w:ilvl w:val="0"/>
+          <w:numId w:val="1020"/>
+        </w:numPr>
+        <w:pStyle w:val="Compact"/>
+      </w:pPr>
+      <w:r>
+        <w:rPr>
+          <w:bCs/>
+          <w:b/>
+        </w:rPr>
+        <w:t xml:space="preserve">Conexión eléctrica:</w:t>
+      </w:r>
+      <w:r>
+        <w:t xml:space="preserve"> </w:t>
+      </w:r>
+      <w:r>
+        <w:t xml:space="preserve">unir los dos cables del solenoide (rojo positivo y negro negativo) al cable monofilar 20 AWG que llega del controlador BL-KR, respetando la polaridad.</w:t>
+      </w:r>
+    </w:p>
+    <w:p>
+      <w:pPr>
+        <w:numPr>
+          <w:ilvl w:val="0"/>
+          <w:numId w:val="1020"/>
+        </w:numPr>
+        <w:pStyle w:val="Compact"/>
+      </w:pPr>
+      <w:r>
+        <w:rPr>
+          <w:bCs/>
+          <w:b/>
+        </w:rPr>
+        <w:t xml:space="preserve">Impermeabilización:</w:t>
+      </w:r>
+      <w:r>
+        <w:t xml:space="preserve"> </w:t>
+      </w:r>
+      <w:r>
+        <w:t xml:space="preserve">envolver los empalmes con cinta autovulcanizante para garantizar protección IP67 dentro de la caja de hormigón.</w:t>
+      </w:r>
+    </w:p>
+    <w:p>
+      <w:pPr>
+        <w:numPr>
+          <w:ilvl w:val="0"/>
+          <w:numId w:val="1020"/>
+        </w:numPr>
+        <w:pStyle w:val="Compact"/>
+      </w:pPr>
+      <w:r>
+        <w:rPr>
+          <w:bCs/>
+          <w:b/>
+        </w:rPr>
+        <w:t xml:space="preserve">Procedimiento de desenganche inicial:</w:t>
+      </w:r>
+      <w:r>
+        <w:t xml:space="preserve"> </w:t>
+      </w:r>
+      <w:r>
+        <w:t xml:space="preserve">dado que algunos solenoides de fábrica vienen con el émbolo magnéticamente enganchado, ejecutar desde la app K-RainBL la prueba</w:t>
+      </w:r>
+      <w:r>
+        <w:t xml:space="preserve"> </w:t>
+      </w:r>
+      <w:r>
+        <w:t xml:space="preserve">“</w:t>
+      </w:r>
+      <w:r>
+        <w:t xml:space="preserve">Test all stations</w:t>
+      </w:r>
+      <w:r>
+        <w:t xml:space="preserve">”</w:t>
+      </w:r>
+      <w:r>
+        <w:t xml:space="preserve"> </w:t>
+      </w:r>
+      <w:r>
+        <w:t xml:space="preserve">durante 2 segundos por cada estación. Esto despolariza el imán y deja la electroválvula en posición cerrada.</w:t>
+      </w:r>
+    </w:p>
+    <w:p>
+      <w:pPr>
+        <w:numPr>
+          <w:ilvl w:val="0"/>
+          <w:numId w:val="1020"/>
+        </w:numPr>
+        <w:pStyle w:val="Compact"/>
+      </w:pPr>
+      <w:r>
+        <w:rPr>
+          <w:bCs/>
+          <w:b/>
+        </w:rPr>
+        <w:t xml:space="preserve">Prueba funcional:</w:t>
+      </w:r>
+      <w:r>
+        <w:t xml:space="preserve"> </w:t>
+      </w:r>
+      <w:r>
+        <w:t xml:space="preserve">abrir y cerrar manualmente cada estación desde la app verificando el correcto flujo del agua hacia el sector correspondiente.</w:t>
+      </w:r>
+    </w:p>
+    <w:bookmarkEnd w:id="113"/>
+    <w:bookmarkEnd w:id="114"/>
+    <w:bookmarkStart w:id="118" w:name="conexión-entre-el-usuario-y-los-equipos"/>
+    <w:p>
+      <w:pPr>
+        <w:pStyle w:val="Heading2"/>
+      </w:pPr>
+      <w:r>
+        <w:rPr>
+          <w:rStyle w:val="SectionNumber"/>
+        </w:rPr>
+        <w:t xml:space="preserve">5.8</w:t>
+      </w:r>
+      <w:r>
+        <w:tab/>
+      </w:r>
+      <w:r>
+        <w:t xml:space="preserve">3.6. Conexión entre el Usuario y los Equipos</w:t>
+      </w:r>
+    </w:p>
+    <w:p>
+      <w:pPr>
+        <w:pStyle w:val="FirstParagraph"/>
+      </w:pPr>
+      <w:r>
+        <w:t xml:space="preserve">El sistema SARQUE utiliza</w:t>
+      </w:r>
+      <w:r>
+        <w:t xml:space="preserve"> </w:t>
+      </w:r>
+      <w:r>
+        <w:rPr>
+          <w:bCs/>
+          <w:b/>
+        </w:rPr>
+        <w:t xml:space="preserve">dos canales de comunicación independientes</w:t>
+      </w:r>
+      <w:r>
+        <w:t xml:space="preserve"> </w:t>
+      </w:r>
+      <w:r>
+        <w:t xml:space="preserve">para conectar al usuario con los equipos del parque, según el tipo de operación:</w:t>
+      </w:r>
+    </w:p>
+    <w:bookmarkStart w:id="115" w:name="X4123ee1b6ba876e934b3828b936f88653eb2414"/>
+    <w:p>
+      <w:pPr>
+        <w:pStyle w:val="Heading3"/>
+      </w:pPr>
+      <w:r>
+        <w:rPr>
+          <w:rStyle w:val="SectionNumber"/>
+        </w:rPr>
+        <w:t xml:space="preserve">5.8.1</w:t>
+      </w:r>
+      <w:r>
+        <w:tab/>
+      </w:r>
+      <w:r>
+        <w:t xml:space="preserve">3.6.1. Canal Bluetooth Low Energy (BLE) — Programación de los controladores</w:t>
+      </w:r>
+    </w:p>
+    <w:p>
+      <w:pPr>
+        <w:pStyle w:val="FirstParagraph"/>
+      </w:pPr>
+      <w:r>
+        <w:t xml:space="preserve">La comunicación entre el smartphone del administrador y los 6 controladores K-Rain BL-KR se realiza exclusivamente mediante</w:t>
+      </w:r>
+      <w:r>
+        <w:t xml:space="preserve"> </w:t>
+      </w:r>
+      <w:r>
+        <w:rPr>
+          <w:bCs/>
+          <w:b/>
+        </w:rPr>
+        <w:t xml:space="preserve">Bluetooth Smart 4.0 (Bluetooth Low Energy)</w:t>
+      </w:r>
+      <w:r>
+        <w:t xml:space="preserve">.</w:t>
+      </w:r>
+      <w:r>
+        <w:t xml:space="preserve"> </w:t>
+      </w:r>
+      <w:r>
+        <w:rPr>
+          <w:bCs/>
+          <w:b/>
+        </w:rPr>
+        <w:t xml:space="preserve">No se utiliza WiFi</w:t>
+      </w:r>
+      <w:r>
+        <w:t xml:space="preserve"> </w:t>
+      </w:r>
+      <w:r>
+        <w:t xml:space="preserve">para esta comunicación. Esta decisión técnica se justifica porque:</w:t>
+      </w:r>
+    </w:p>
+    <w:p>
+      <w:pPr>
+        <w:numPr>
+          <w:ilvl w:val="0"/>
+          <w:numId w:val="1021"/>
+        </w:numPr>
+        <w:pStyle w:val="Compact"/>
+      </w:pPr>
+      <w:r>
+        <w:t xml:space="preserve">La señal WiFi del parque no cubre uniformemente las 5 hectáreas del predio.</w:t>
+      </w:r>
+    </w:p>
+    <w:p>
+      <w:pPr>
+        <w:numPr>
+          <w:ilvl w:val="0"/>
+          <w:numId w:val="1021"/>
+        </w:numPr>
+        <w:pStyle w:val="Compact"/>
+      </w:pPr>
+      <w:r>
+        <w:t xml:space="preserve">El BLE consume mucho menos energía que el WiFi, prolongando la duración de la batería 9V del controlador (~1 año).</w:t>
+      </w:r>
+    </w:p>
+    <w:p>
+      <w:pPr>
+        <w:numPr>
+          <w:ilvl w:val="0"/>
+          <w:numId w:val="1021"/>
+        </w:numPr>
+        <w:pStyle w:val="Compact"/>
+      </w:pPr>
+      <w:r>
+        <w:t xml:space="preserve">El alcance típico del BLE (10-30 metros) es suficiente para que el administrador programe el controlador acercándose físicamente al equipo.</w:t>
+      </w:r>
+    </w:p>
+    <w:p>
+      <w:pPr>
+        <w:numPr>
+          <w:ilvl w:val="0"/>
+          <w:numId w:val="1021"/>
+        </w:numPr>
+        <w:pStyle w:val="Compact"/>
+      </w:pPr>
+      <w:r>
+        <w:t xml:space="preserve">No se requiere infraestructura de red adicional en el parque.</w:t>
+      </w:r>
+    </w:p>
+    <w:bookmarkEnd w:id="115"/>
+    <w:bookmarkStart w:id="116" w:name="Xb773c4a09d8f478ba00fd310de7fa2ec9c9246f"/>
+    <w:p>
+      <w:pPr>
+        <w:pStyle w:val="Heading3"/>
+      </w:pPr>
+      <w:r>
+        <w:rPr>
+          <w:rStyle w:val="SectionNumber"/>
+        </w:rPr>
+        <w:t xml:space="preserve">5.8.2</w:t>
+      </w:r>
+      <w:r>
+        <w:tab/>
+      </w:r>
+      <w:r>
+        <w:t xml:space="preserve">3.6.2. Canal Internet (HTTPS) — Plataforma web de gestión</w:t>
+      </w:r>
+    </w:p>
+    <w:p>
+      <w:pPr>
+        <w:pStyle w:val="FirstParagraph"/>
+      </w:pPr>
+      <w:r>
+        <w:t xml:space="preserve">La plataforma web SARQUE, en cambio, sí requiere</w:t>
+      </w:r>
+      <w:r>
+        <w:t xml:space="preserve"> </w:t>
+      </w:r>
+      <w:r>
+        <w:rPr>
+          <w:bCs/>
+          <w:b/>
+        </w:rPr>
+        <w:t xml:space="preserve">conexión a internet</w:t>
+      </w:r>
+      <w:r>
+        <w:t xml:space="preserve"> </w:t>
+      </w:r>
+      <w:r>
+        <w:t xml:space="preserve">(WiFi o datos móviles del smartphone) porque su contenido se aloja en la nube de Supabase y se sirve a través de los servidores de Lovable. Cuando un usuario accede a la URL de SARQUE desde su navegador, se establece una sesión HTTPS encriptada con el backend que permite:</w:t>
+      </w:r>
+    </w:p>
+    <w:p>
+      <w:pPr>
+        <w:numPr>
+          <w:ilvl w:val="0"/>
+          <w:numId w:val="1022"/>
+        </w:numPr>
+        <w:pStyle w:val="Compact"/>
+      </w:pPr>
+      <w:r>
+        <w:t xml:space="preserve">Consultar el cronograma de riego desde cualquier ubicación (no requiere estar en el parque).</w:t>
+      </w:r>
+    </w:p>
+    <w:p>
+      <w:pPr>
+        <w:numPr>
+          <w:ilvl w:val="0"/>
+          <w:numId w:val="1022"/>
+        </w:numPr>
+        <w:pStyle w:val="Compact"/>
+      </w:pPr>
+      <w:r>
+        <w:t xml:space="preserve">Visualizar el sector activo en tiempo real según la hora del navegador.</w:t>
+      </w:r>
+    </w:p>
+    <w:p>
+      <w:pPr>
+        <w:numPr>
+          <w:ilvl w:val="0"/>
+          <w:numId w:val="1022"/>
+        </w:numPr>
+        <w:pStyle w:val="Compact"/>
+      </w:pPr>
+      <w:r>
+        <w:t xml:space="preserve">Editar sectores y horarios desde un teléfono, tablet o computadora.</w:t>
+      </w:r>
+    </w:p>
+    <w:p>
+      <w:pPr>
+        <w:numPr>
+          <w:ilvl w:val="0"/>
+          <w:numId w:val="1022"/>
+        </w:numPr>
+        <w:pStyle w:val="Compact"/>
+      </w:pPr>
+      <w:r>
+        <w:t xml:space="preserve">Generar reportes simulados de consumo hídrico.</w:t>
+      </w:r>
+    </w:p>
+    <w:bookmarkEnd w:id="116"/>
+    <w:bookmarkStart w:id="117" w:name="Xcd70840a82661a9732be176dac7b86435b73f79"/>
+    <w:p>
+      <w:pPr>
+        <w:pStyle w:val="Heading3"/>
+      </w:pPr>
+      <w:r>
+        <w:rPr>
+          <w:rStyle w:val="SectionNumber"/>
+        </w:rPr>
+        <w:t xml:space="preserve">5.8.3</w:t>
+      </w:r>
+      <w:r>
+        <w:tab/>
+      </w:r>
+      <w:r>
+        <w:t xml:space="preserve">3.6.3. Esquema general de las conexiones del sistema</w:t>
+      </w:r>
+    </w:p>
+    <w:tbl>
+      <w:tblPr>
+        <w:tblStyle w:val="Table"/>
+        <w:tblW w:type="pct" w:w="5000"/>
+        <w:tblLook w:firstRow="1" w:lastRow="0" w:firstColumn="0" w:lastColumn="0" w:noHBand="0" w:noVBand="0" w:val="0020"/>
+        <w:jc w:val="start"/>
+      </w:tblPr>
+      <w:tblGrid>
+        <w:gridCol w:w="1267"/>
+        <w:gridCol w:w="1425"/>
+        <w:gridCol w:w="1108"/>
+        <w:gridCol w:w="1742"/>
+        <w:gridCol w:w="2376"/>
+      </w:tblGrid>
+      <w:tr>
+        <w:trPr>
+          <w:tblHeader w:val="true"/>
+        </w:trPr>
+        <w:tc>
+          <w:tcPr/>
+          <w:p>
+            <w:pPr>
+              <w:pStyle w:val="Compact"/>
+              <w:jc w:val="left"/>
+            </w:pPr>
+            <w:r>
+              <w:t xml:space="preserve">Origen</w:t>
+            </w:r>
+          </w:p>
+        </w:tc>
+        <w:tc>
+          <w:tcPr/>
+          <w:p>
+            <w:pPr>
+              <w:pStyle w:val="Compact"/>
+              <w:jc w:val="left"/>
+            </w:pPr>
+            <w:r>
+              <w:t xml:space="preserve">Destino</w:t>
+            </w:r>
+          </w:p>
+        </w:tc>
+        <w:tc>
+          <w:tcPr/>
+          <w:p>
+            <w:pPr>
+              <w:pStyle w:val="Compact"/>
+              <w:jc w:val="left"/>
+            </w:pPr>
+            <w:r>
+              <w:t xml:space="preserve">Canal</w:t>
+            </w:r>
+          </w:p>
+        </w:tc>
+        <w:tc>
+          <w:tcPr/>
+          <w:p>
+            <w:pPr>
+              <w:pStyle w:val="Compact"/>
+              <w:jc w:val="left"/>
+            </w:pPr>
+            <w:r>
+              <w:t xml:space="preserve">Protocolo</w:t>
+            </w:r>
+          </w:p>
+        </w:tc>
+        <w:tc>
+          <w:tcPr/>
+          <w:p>
+            <w:pPr>
+              <w:pStyle w:val="Compact"/>
+              <w:jc w:val="left"/>
+            </w:pPr>
+            <w:r>
+              <w:t xml:space="preserve">Tipo de datos</w:t>
+            </w:r>
+          </w:p>
+        </w:tc>
+      </w:tr>
+      <w:tr>
+        <w:tc>
+          <w:tcPr/>
+          <w:p>
+            <w:pPr>
+              <w:pStyle w:val="Compact"/>
+              <w:jc w:val="left"/>
+            </w:pPr>
+            <w:r>
+              <w:t xml:space="preserve">Administrador (smartphone)</w:t>
+            </w:r>
+          </w:p>
+        </w:tc>
+        <w:tc>
+          <w:tcPr/>
+          <w:p>
+            <w:pPr>
+              <w:pStyle w:val="Compact"/>
+              <w:jc w:val="left"/>
+            </w:pPr>
+            <w:r>
+              <w:t xml:space="preserve">Controlador BL-KR</w:t>
+            </w:r>
+          </w:p>
+        </w:tc>
+        <w:tc>
+          <w:tcPr/>
+          <w:p>
+            <w:pPr>
+              <w:pStyle w:val="Compact"/>
+              <w:jc w:val="left"/>
+            </w:pPr>
+            <w:r>
+              <w:t xml:space="preserve">Bluetooth</w:t>
+            </w:r>
+          </w:p>
+        </w:tc>
+        <w:tc>
+          <w:tcPr/>
+          <w:p>
+            <w:pPr>
+              <w:pStyle w:val="Compact"/>
+              <w:jc w:val="left"/>
+            </w:pPr>
+            <w:r>
+              <w:t xml:space="preserve">BLE 4.0 GATT</w:t>
+            </w:r>
+          </w:p>
+        </w:tc>
+        <w:tc>
+          <w:tcPr/>
+          <w:p>
+            <w:pPr>
+              <w:pStyle w:val="Compact"/>
+              <w:jc w:val="left"/>
+            </w:pPr>
+            <w:r>
+              <w:t xml:space="preserve">Programación de horarios y comandos</w:t>
+            </w:r>
+          </w:p>
+        </w:tc>
+      </w:tr>
+      <w:tr>
+        <w:tc>
+          <w:tcPr/>
+          <w:p>
+            <w:pPr>
+              <w:pStyle w:val="Compact"/>
+              <w:jc w:val="left"/>
+            </w:pPr>
+            <w:r>
+              <w:t xml:space="preserve">Controlador BL-KR</w:t>
+            </w:r>
+          </w:p>
+        </w:tc>
+        <w:tc>
+          <w:tcPr/>
+          <w:p>
+            <w:pPr>
+              <w:pStyle w:val="Compact"/>
+              <w:jc w:val="left"/>
+            </w:pPr>
+            <w:r>
+              <w:t xml:space="preserve">Electroválvula</w:t>
+            </w:r>
+          </w:p>
+        </w:tc>
+        <w:tc>
+          <w:tcPr/>
+          <w:p>
+            <w:pPr>
+              <w:pStyle w:val="Compact"/>
+              <w:jc w:val="left"/>
+            </w:pPr>
+            <w:r>
+              <w:t xml:space="preserve">Cable 20 AWG</w:t>
+            </w:r>
+          </w:p>
+        </w:tc>
+        <w:tc>
+          <w:tcPr/>
+          <w:p>
+            <w:pPr>
+              <w:pStyle w:val="Compact"/>
+              <w:jc w:val="left"/>
+            </w:pPr>
+            <w:r>
+              <w:t xml:space="preserve">Pulso DC</w:t>
+            </w:r>
+          </w:p>
+        </w:tc>
+        <w:tc>
+          <w:tcPr/>
+          <w:p>
+            <w:pPr>
+              <w:pStyle w:val="Compact"/>
+              <w:jc w:val="left"/>
+            </w:pPr>
+            <w:r>
+              <w:t xml:space="preserve">Apertura/cierre del solenoide</w:t>
+            </w:r>
+          </w:p>
+        </w:tc>
+      </w:tr>
+      <w:tr>
+        <w:tc>
+          <w:tcPr/>
+          <w:p>
+            <w:pPr>
+              <w:pStyle w:val="Compact"/>
+              <w:jc w:val="left"/>
+            </w:pPr>
+            <w:r>
+              <w:t xml:space="preserve">Usuario (cualquier dispositivo)</w:t>
+            </w:r>
+          </w:p>
+        </w:tc>
+        <w:tc>
+          <w:tcPr/>
+          <w:p>
+            <w:pPr>
+              <w:pStyle w:val="Compact"/>
+              <w:jc w:val="left"/>
+            </w:pPr>
+            <w:r>
+              <w:t xml:space="preserve">Plataforma web SARQUE</w:t>
+            </w:r>
+          </w:p>
+        </w:tc>
+        <w:tc>
+          <w:tcPr/>
+          <w:p>
+            <w:pPr>
+              <w:pStyle w:val="Compact"/>
+              <w:jc w:val="left"/>
+            </w:pPr>
+            <w:r>
+              <w:t xml:space="preserve">Internet</w:t>
+            </w:r>
+          </w:p>
+        </w:tc>
+        <w:tc>
+          <w:tcPr/>
+          <w:p>
+            <w:pPr>
+              <w:pStyle w:val="Compact"/>
+              <w:jc w:val="left"/>
+            </w:pPr>
+            <w:r>
+              <w:t xml:space="preserve">HTTPS</w:t>
+            </w:r>
+          </w:p>
+        </w:tc>
+        <w:tc>
+          <w:tcPr/>
+          <w:p>
+            <w:pPr>
+              <w:pStyle w:val="Compact"/>
+              <w:jc w:val="left"/>
+            </w:pPr>
+            <w:r>
+              <w:t xml:space="preserve">Consulta y edición de datos</w:t>
+            </w:r>
+          </w:p>
+        </w:tc>
+      </w:tr>
+      <w:tr>
+        <w:tc>
+          <w:tcPr/>
+          <w:p>
+            <w:pPr>
+              <w:pStyle w:val="Compact"/>
+              <w:jc w:val="left"/>
+            </w:pPr>
+            <w:r>
+              <w:t xml:space="preserve">Plataforma web SARQUE</w:t>
+            </w:r>
+          </w:p>
+        </w:tc>
+        <w:tc>
+          <w:tcPr/>
+          <w:p>
+            <w:pPr>
+              <w:pStyle w:val="Compact"/>
+              <w:jc w:val="left"/>
+            </w:pPr>
+            <w:r>
+              <w:t xml:space="preserve">Base de datos Supabase</w:t>
+            </w:r>
+          </w:p>
+        </w:tc>
+        <w:tc>
+          <w:tcPr/>
+          <w:p>
+            <w:pPr>
+              <w:pStyle w:val="Compact"/>
+              <w:jc w:val="left"/>
+            </w:pPr>
+            <w:r>
+              <w:t xml:space="preserve">Internet</w:t>
+            </w:r>
+          </w:p>
+        </w:tc>
+        <w:tc>
+          <w:tcPr/>
+          <w:p>
+            <w:pPr>
+              <w:pStyle w:val="Compact"/>
+              <w:jc w:val="left"/>
+            </w:pPr>
+            <w:r>
+              <w:t xml:space="preserve">HTTPS REST</w:t>
+            </w:r>
+          </w:p>
+        </w:tc>
+        <w:tc>
+          <w:tcPr/>
+          <w:p>
+            <w:pPr>
+              <w:pStyle w:val="Compact"/>
+              <w:jc w:val="left"/>
+            </w:pPr>
+            <w:r>
+              <w:t xml:space="preserve">Lectura/escritura de tablas PostgreSQL</w:t>
+            </w:r>
+          </w:p>
+        </w:tc>
+      </w:tr>
+    </w:tbl>
+    <w:p>
+      <w:pPr>
+        <w:pStyle w:val="BodyText"/>
+      </w:pPr>
+      <w:r>
+        <w:rPr>
+          <w:iCs/>
+          <w:i/>
+        </w:rPr>
+        <w:t xml:space="preserve">Fuente: Elaboración propia, 2026.</w:t>
+      </w:r>
+    </w:p>
+    <w:p>
+      <w:pPr>
+        <w:pStyle w:val="BodyText"/>
+      </w:pPr>
+      <w:r>
+        <w:t xml:space="preserve">Es importante destacar que el canal BLE (programación) y el canal Internet (visualización) son</w:t>
+      </w:r>
+      <w:r>
+        <w:t xml:space="preserve"> </w:t>
+      </w:r>
+      <w:r>
+        <w:rPr>
+          <w:bCs/>
+          <w:b/>
+        </w:rPr>
+        <w:t xml:space="preserve">completamente independientes</w:t>
+      </w:r>
+      <w:r>
+        <w:t xml:space="preserve">: la plataforma web no controla directamente las electroválvulas. La programación efectiva del riego se realiza en cada controlador BL-KR mediante la app oficial K-RainBL, mientras que la plataforma web SARQUE actúa como un sistema de documentación digital y visualización del cronograma.</w:t>
+      </w:r>
+    </w:p>
+    <w:bookmarkEnd w:id="117"/>
+    <w:bookmarkEnd w:id="118"/>
+    <w:bookmarkStart w:id="123" w:name="X807031d9bc7bee67edb5b6d020e03076ffc8cf9"/>
+    <w:p>
+      <w:pPr>
+        <w:pStyle w:val="Heading2"/>
+      </w:pPr>
+      <w:r>
+        <w:rPr>
+          <w:rStyle w:val="SectionNumber"/>
+        </w:rPr>
+        <w:t xml:space="preserve">5.9</w:t>
+      </w:r>
+      <w:r>
+        <w:tab/>
+      </w:r>
+      <w:r>
+        <w:t xml:space="preserve">3.7. Evidencia del Trabajo de Instalación en Campo</w:t>
+      </w:r>
+    </w:p>
+    <w:p>
+      <w:pPr>
+        <w:pStyle w:val="FirstParagraph"/>
+      </w:pPr>
+      <w:r>
+        <w:t xml:space="preserve">A continuación se presentan las evidencias fotográficas del trabajo manual realizado para la instalación del sistema SARQUE en el predio del parque. Para no extender en exceso esta sección, se incluyen aquí las fotografías más representativas; el catálogo completo de fotografías de la instalación se encuentra en el</w:t>
+      </w:r>
+      <w:r>
+        <w:t xml:space="preserve"> </w:t>
+      </w:r>
+      <w:r>
+        <w:rPr>
+          <w:bCs/>
+          <w:b/>
+        </w:rPr>
+        <w:t xml:space="preserve">Anexo B — Galería Fotográfica Complementaria</w:t>
+      </w:r>
+      <w:r>
+        <w:t xml:space="preserve">.</w:t>
+      </w:r>
+    </w:p>
+    <w:bookmarkStart w:id="119" w:name="X46cb2500e6bb7e7cc64f3717df178dfdd69f1e3"/>
+    <w:p>
+      <w:pPr>
+        <w:pStyle w:val="Heading3"/>
+      </w:pPr>
+      <w:r>
+        <w:rPr>
+          <w:rStyle w:val="SectionNumber"/>
+        </w:rPr>
+        <w:t xml:space="preserve">5.9.1</w:t>
+      </w:r>
+      <w:r>
+        <w:tab/>
+      </w:r>
+      <w:r>
+        <w:t xml:space="preserve">3.7.1. Excavación de zanjas para la red hidráulica y de control</w:t>
+      </w:r>
+    </w:p>
+    <w:p>
+      <w:pPr>
+        <w:pStyle w:val="FirstParagraph"/>
+      </w:pPr>
+      <w:r>
+        <w:t xml:space="preserve">La instalación del sistema requirió la excavación manual de aproximadamente 570 metros lineales de zanjas. Las zanjas para la matriz principal de PVC 2” se excavaron a una profundidad de 30 cm, mientras que las zanjas para las cuelleras de PVC 1 ½” y el politubo de cable de 3/4” se excavaron a 20-25 cm, ejecutándose paralelas para minimizar el desgaste sobre el césped existente.</w:t>
+      </w:r>
+    </w:p>
+    <w:p>
+      <w:pPr>
+        <w:pStyle w:val="BodyText"/>
+      </w:pPr>
+      <w:r>
+        <w:rPr>
+          <w:bCs/>
+          <w:b/>
+        </w:rPr>
+        <w:t xml:space="preserve">Figura 7. Excavación manual de zanjas para el tendido del politubo</w:t>
+      </w:r>
+    </w:p>
+    <w:p>
+      <w:pPr>
+        <w:pStyle w:val="BodyText"/>
+      </w:pPr>
+      <w:r>
+        <w:rPr>
+          <w:iCs/>
+          <w:i/>
+        </w:rPr>
+        <w:t xml:space="preserve">Fuente: Fotografía del trabajo en campo, 2026.</w:t>
+      </w:r>
+    </w:p>
+    <w:bookmarkEnd w:id="119"/>
+    <w:bookmarkStart w:id="120" w:name="Xe4f422f0c29555bf13105e5a1a6f714a563276d"/>
+    <w:p>
+      <w:pPr>
+        <w:pStyle w:val="Heading3"/>
+      </w:pPr>
+      <w:r>
+        <w:rPr>
+          <w:rStyle w:val="SectionNumber"/>
+        </w:rPr>
+        <w:t xml:space="preserve">5.9.2</w:t>
+      </w:r>
+      <w:r>
+        <w:tab/>
+      </w:r>
+      <w:r>
+        <w:t xml:space="preserve">3.7.2. Instalación de electroválvulas K-Rain BSPT en cajas de hormigón</w:t>
+      </w:r>
+    </w:p>
+    <w:p>
+      <w:pPr>
+        <w:pStyle w:val="FirstParagraph"/>
+      </w:pPr>
+      <w:r>
+        <w:t xml:space="preserve">Cada una de las 22 electroválvulas se instaló dentro de una caja de hormigón armado de 40 × 40 × 30 cm fabricada en sitio. La electroválvula se conectó en serie con una llave de paso manual de respaldo (color rojo) para permitir el corte manual del agua en caso de mantenimiento.</w:t>
+      </w:r>
+    </w:p>
+    <w:p>
+      <w:pPr>
+        <w:pStyle w:val="BodyText"/>
+      </w:pPr>
+      <w:r>
+        <w:rPr>
+          <w:bCs/>
+          <w:b/>
+        </w:rPr>
+        <w:t xml:space="preserve">Figura 8. Electroválvula K-Rain BSPT 9V DC instalada en caja de hormigón</w:t>
+      </w:r>
+    </w:p>
+    <w:p>
+      <w:pPr>
+        <w:pStyle w:val="BodyText"/>
+      </w:pPr>
+      <w:r>
+        <w:rPr>
+          <w:iCs/>
+          <w:i/>
+        </w:rPr>
+        <w:t xml:space="preserve">Fuente: Fotografía del trabajo en campo, 2026.</w:t>
+      </w:r>
+    </w:p>
+    <w:bookmarkEnd w:id="120"/>
+    <w:bookmarkStart w:id="121" w:name="cableado-y-empalmes-impermeabilizados"/>
+    <w:p>
+      <w:pPr>
+        <w:pStyle w:val="Heading3"/>
+      </w:pPr>
+      <w:r>
+        <w:rPr>
+          <w:rStyle w:val="SectionNumber"/>
+        </w:rPr>
+        <w:t xml:space="preserve">5.9.3</w:t>
+      </w:r>
+      <w:r>
+        <w:tab/>
+      </w:r>
+      <w:r>
+        <w:t xml:space="preserve">3.7.3. Cableado y empalmes impermeabilizados</w:t>
+      </w:r>
+    </w:p>
+    <w:p>
+      <w:pPr>
+        <w:pStyle w:val="FirstParagraph"/>
+      </w:pPr>
+      <w:r>
+        <w:t xml:space="preserve">El cable monofilar 20 AWG se tendió dentro de politubo negro de 3/4” para protección mecánica. Los empalmes entre el cable que viene del controlador y los terminales del solenoide se realizaron con conectores impermeabilizados mediante cinta autovulcanizante, garantizando aislamiento IP67 dentro de las cajas de hormigón.</w:t>
+      </w:r>
+    </w:p>
+    <w:p>
+      <w:pPr>
+        <w:pStyle w:val="BodyText"/>
+      </w:pPr>
+      <w:r>
+        <w:rPr>
+          <w:bCs/>
+          <w:b/>
+        </w:rPr>
+        <w:t xml:space="preserve">Figura 9. Empalmes impermeabilizados del cableado de control</w:t>
+      </w:r>
+    </w:p>
+    <w:p>
+      <w:pPr>
+        <w:pStyle w:val="BodyText"/>
+      </w:pPr>
+      <w:r>
+        <w:rPr>
+          <w:iCs/>
+          <w:i/>
+        </w:rPr>
+        <w:t xml:space="preserve">Fuente: Fotografía del trabajo en campo, 2026.</w:t>
+      </w:r>
+    </w:p>
+    <w:bookmarkEnd w:id="121"/>
+    <w:bookmarkStart w:id="122" w:name="Xd44676b1d630d27573c3122777cbbcccd7a1be0"/>
+    <w:p>
+      <w:pPr>
+        <w:pStyle w:val="Heading3"/>
+      </w:pPr>
+      <w:r>
+        <w:rPr>
+          <w:rStyle w:val="SectionNumber"/>
+        </w:rPr>
+        <w:t xml:space="preserve">5.9.4</w:t>
+      </w:r>
+      <w:r>
+        <w:tab/>
+      </w:r>
+      <w:r>
+        <w:t xml:space="preserve">3.7.4. Caseta de bomba y conexión a la red hidráulica principal</w:t>
+      </w:r>
+    </w:p>
+    <w:p>
+      <w:pPr>
+        <w:pStyle w:val="FirstParagraph"/>
+      </w:pPr>
+      <w:r>
+        <w:t xml:space="preserve">La salida de la bomba sumergible Grundfos de 5 HP se conectó a la matriz principal de PVC 2” mediante una válvula check, un manómetro de presión y el tanque hidroneumático que estabiliza la presión entre 3.5 y 4.0 bar.</w:t>
+      </w:r>
+    </w:p>
+    <w:p>
+      <w:pPr>
+        <w:pStyle w:val="BodyText"/>
+      </w:pPr>
+      <w:r>
+        <w:rPr>
+          <w:bCs/>
+          <w:b/>
+        </w:rPr>
+        <w:t xml:space="preserve">Figura 10. Caseta de bombeo con tanque hidroneumático y manómetro</w:t>
+      </w:r>
+    </w:p>
+    <w:p>
+      <w:pPr>
+        <w:pStyle w:val="BodyText"/>
+      </w:pPr>
+      <w:r>
+        <w:rPr>
+          <w:iCs/>
+          <w:i/>
+        </w:rPr>
+        <w:t xml:space="preserve">Fuente: Fotografía del trabajo en campo, 2026.</w:t>
+      </w:r>
+    </w:p>
     <w:p>
       <w:r>
         <w:pict>
@@ -9643,9 +12250,9 @@
         </w:pict>
       </w:r>
     </w:p>
-    <w:bookmarkEnd w:id="106"/>
-    <w:bookmarkEnd w:id="107"/>
-    <w:bookmarkStart w:id="112" w:name="pruebas-realizadas"/>
+    <w:bookmarkEnd w:id="122"/>
+    <w:bookmarkEnd w:id="123"/>
+    <w:bookmarkStart w:id="125" w:name="pruebas-realizadas"/>
     <w:p>
       <w:pPr>
         <w:pStyle w:val="Heading2"/>
@@ -9654,16 +12261,16 @@
         <w:rPr>
           <w:rStyle w:val="SectionNumber"/>
         </w:rPr>
-        <w:t xml:space="preserve">5.4</w:t>
+        <w:t xml:space="preserve">5.10</w:t>
       </w:r>
       <w:r>
         <w:tab/>
       </w:r>
       <w:r>
-        <w:t xml:space="preserve">3.4. Pruebas Realizadas</w:t>
-      </w:r>
-    </w:p>
-    <w:bookmarkStart w:id="108" w:name="pruebas-funcionales-de-la-plataforma-web"/>
+        <w:t xml:space="preserve">3.8. Pruebas Realizadas</w:t>
+      </w:r>
+    </w:p>
+    <w:bookmarkStart w:id="124" w:name="pruebas-funcionales-de-la-plataforma-web"/>
     <w:p>
       <w:pPr>
         <w:pStyle w:val="Heading3"/>
@@ -9672,18 +12279,26 @@
         <w:rPr>
           <w:rStyle w:val="SectionNumber"/>
         </w:rPr>
-        <w:t xml:space="preserve">5.4.1</w:t>
+        <w:t xml:space="preserve">5.10.1</w:t>
       </w:r>
       <w:r>
         <w:tab/>
       </w:r>
       <w:r>
-        <w:t xml:space="preserve">3.4.1. Pruebas Funcionales de la Plataforma Web</w:t>
+        <w:t xml:space="preserve">3.8.1. Pruebas Funcionales de la Plataforma Web</w:t>
       </w:r>
     </w:p>
     <w:p>
       <w:pPr>
         <w:pStyle w:val="FirstParagraph"/>
+      </w:pPr>
+      <w:r>
+        <w:t xml:space="preserve">Resultados de las pruebas funcionales realizadas sobre la plataforma web SARQUE, indicando el escenario validado y el resultado obtenido.</w:t>
+      </w:r>
+    </w:p>
+    <w:p>
+      <w:pPr>
+        <w:pStyle w:val="BodyText"/>
       </w:pPr>
       <w:r>
         <w:rPr>
@@ -10269,28 +12884,35 @@
         </w:tc>
       </w:tr>
     </w:tbl>
-    <w:bookmarkEnd w:id="108"/>
-    <w:bookmarkStart w:id="109" w:name="pruebas-hidráulicas"/>
-    <w:p>
-      <w:pPr>
-        <w:pStyle w:val="Heading3"/>
-      </w:pPr>
-      <w:r>
-        <w:rPr>
-          <w:rStyle w:val="SectionNumber"/>
-        </w:rPr>
-        <w:t xml:space="preserve">5.4.2</w:t>
-      </w:r>
-      <w:r>
-        <w:tab/>
-      </w:r>
-      <w:r>
-        <w:t xml:space="preserve">3.4.2. Pruebas Hidráulicas</w:t>
-      </w:r>
-    </w:p>
-    <w:p>
-      <w:pPr>
-        <w:pStyle w:val="FirstParagraph"/>
+    <w:p>
+      <w:pPr>
+        <w:pStyle w:val="BodyText"/>
+      </w:pPr>
+      <w:r>
+        <w:rPr>
+          <w:iCs/>
+          <w:i/>
+        </w:rPr>
+        <w:t xml:space="preserve">Fuente: Elaboración propia, 2026.</w:t>
+      </w:r>
+      <w:r>
+        <w:t xml:space="preserve"> </w:t>
+      </w:r>
+      <w:r>
+        <w:t xml:space="preserve">### 3.8.2. Pruebas Hidráulicas</w:t>
+      </w:r>
+    </w:p>
+    <w:p>
+      <w:pPr>
+        <w:pStyle w:val="BodyText"/>
+      </w:pPr>
+      <w:r>
+        <w:t xml:space="preserve">Pruebas hidráulicas ejecutadas para validar el correcto funcionamiento del sistema de riego instalado en campo.</w:t>
+      </w:r>
+    </w:p>
+    <w:p>
+      <w:pPr>
+        <w:pStyle w:val="BodyText"/>
       </w:pPr>
       <w:r>
         <w:rPr>
@@ -10690,28 +13312,35 @@
         </w:tc>
       </w:tr>
     </w:tbl>
-    <w:bookmarkEnd w:id="109"/>
-    <w:bookmarkStart w:id="110" w:name="pruebas-eléctricas"/>
-    <w:p>
-      <w:pPr>
-        <w:pStyle w:val="Heading3"/>
-      </w:pPr>
-      <w:r>
-        <w:rPr>
-          <w:rStyle w:val="SectionNumber"/>
-        </w:rPr>
-        <w:t xml:space="preserve">5.4.3</w:t>
-      </w:r>
-      <w:r>
-        <w:tab/>
-      </w:r>
-      <w:r>
-        <w:t xml:space="preserve">3.4.3. Pruebas Eléctricas</w:t>
-      </w:r>
-    </w:p>
-    <w:p>
-      <w:pPr>
-        <w:pStyle w:val="FirstParagraph"/>
+    <w:p>
+      <w:pPr>
+        <w:pStyle w:val="BodyText"/>
+      </w:pPr>
+      <w:r>
+        <w:rPr>
+          <w:iCs/>
+          <w:i/>
+        </w:rPr>
+        <w:t xml:space="preserve">Fuente: Elaboración propia, 2026.</w:t>
+      </w:r>
+      <w:r>
+        <w:t xml:space="preserve"> </w:t>
+      </w:r>
+      <w:r>
+        <w:t xml:space="preserve">### 3.8.3. Pruebas Eléctricas</w:t>
+      </w:r>
+    </w:p>
+    <w:p>
+      <w:pPr>
+        <w:pStyle w:val="BodyText"/>
+      </w:pPr>
+      <w:r>
+        <w:t xml:space="preserve">Pruebas eléctricas realizadas para verificar la continuidad del cableado, la activación de los solenoides y el aislamiento de los empalmes.</w:t>
+      </w:r>
+    </w:p>
+    <w:p>
+      <w:pPr>
+        <w:pStyle w:val="BodyText"/>
       </w:pPr>
       <w:r>
         <w:rPr>
@@ -11049,28 +13678,35 @@
         </w:tc>
       </w:tr>
     </w:tbl>
-    <w:bookmarkEnd w:id="110"/>
-    <w:bookmarkStart w:id="111" w:name="X71fa0e48ac8c99ed3e1080180ba8a8a126f67e5"/>
-    <w:p>
-      <w:pPr>
-        <w:pStyle w:val="Heading3"/>
-      </w:pPr>
-      <w:r>
-        <w:rPr>
-          <w:rStyle w:val="SectionNumber"/>
-        </w:rPr>
-        <w:t xml:space="preserve">5.4.4</w:t>
-      </w:r>
-      <w:r>
-        <w:tab/>
-      </w:r>
-      <w:r>
-        <w:t xml:space="preserve">3.4.4. Pruebas de Aceptación con la Administración</w:t>
-      </w:r>
-    </w:p>
-    <w:p>
-      <w:pPr>
-        <w:pStyle w:val="FirstParagraph"/>
+    <w:p>
+      <w:pPr>
+        <w:pStyle w:val="BodyText"/>
+      </w:pPr>
+      <w:r>
+        <w:rPr>
+          <w:iCs/>
+          <w:i/>
+        </w:rPr>
+        <w:t xml:space="preserve">Fuente: Elaboración propia, 2026.</w:t>
+      </w:r>
+      <w:r>
+        <w:t xml:space="preserve"> </w:t>
+      </w:r>
+      <w:r>
+        <w:t xml:space="preserve">### 3.8.4. Pruebas de Aceptación con la Administración</w:t>
+      </w:r>
+    </w:p>
+    <w:p>
+      <w:pPr>
+        <w:pStyle w:val="BodyText"/>
+      </w:pPr>
+      <w:r>
+        <w:t xml:space="preserve">Criterios de aceptación validados directamente con la administración del Parque Quinta Estación, confirmando el cumplimiento de los objetivos del proyecto.</w:t>
+      </w:r>
+    </w:p>
+    <w:p>
+      <w:pPr>
+        <w:pStyle w:val="BodyText"/>
       </w:pPr>
       <w:r>
         <w:rPr>
@@ -11347,16 +13983,9 @@
         </w:tc>
       </w:tr>
     </w:tbl>
-    <w:p>
-      <w:r>
-        <w:pict>
-          <v:rect style="width:0;height:1.5pt" o:hralign="center" o:hrstd="t" o:hr="t"/>
-        </w:pict>
-      </w:r>
-    </w:p>
-    <w:bookmarkEnd w:id="111"/>
-    <w:bookmarkEnd w:id="112"/>
-    <w:bookmarkStart w:id="115" w:name="análisis-de-resultados"/>
+    <w:bookmarkEnd w:id="124"/>
+    <w:bookmarkEnd w:id="125"/>
+    <w:bookmarkStart w:id="126" w:name="fuente-elaboración-propia-2026.-3"/>
     <w:p>
       <w:pPr>
         <w:pStyle w:val="Heading2"/>
@@ -11365,16 +13994,39 @@
         <w:rPr>
           <w:rStyle w:val="SectionNumber"/>
         </w:rPr>
-        <w:t xml:space="preserve">5.5</w:t>
+        <w:t xml:space="preserve">5.11</w:t>
       </w:r>
       <w:r>
         <w:tab/>
       </w:r>
       <w:r>
-        <w:t xml:space="preserve">3.5. Análisis de Resultados</w:t>
-      </w:r>
-    </w:p>
-    <w:bookmarkStart w:id="113" w:name="tiempos-de-trabajo-del-personal"/>
+        <w:rPr>
+          <w:iCs/>
+          <w:i/>
+        </w:rPr>
+        <w:t xml:space="preserve">Fuente: Elaboración propia, 2026.</w:t>
+      </w:r>
+    </w:p>
+    <w:bookmarkEnd w:id="126"/>
+    <w:bookmarkStart w:id="128" w:name="análisis-de-resultados"/>
+    <w:p>
+      <w:pPr>
+        <w:pStyle w:val="Heading2"/>
+      </w:pPr>
+      <w:r>
+        <w:rPr>
+          <w:rStyle w:val="SectionNumber"/>
+        </w:rPr>
+        <w:t xml:space="preserve">5.12</w:t>
+      </w:r>
+      <w:r>
+        <w:tab/>
+      </w:r>
+      <w:r>
+        <w:t xml:space="preserve">3.9. Análisis de Resultados</w:t>
+      </w:r>
+    </w:p>
+    <w:bookmarkStart w:id="127" w:name="tiempos-de-trabajo-del-personal"/>
     <w:p>
       <w:pPr>
         <w:pStyle w:val="Heading3"/>
@@ -11383,18 +14035,26 @@
         <w:rPr>
           <w:rStyle w:val="SectionNumber"/>
         </w:rPr>
-        <w:t xml:space="preserve">5.5.1</w:t>
+        <w:t xml:space="preserve">5.12.1</w:t>
       </w:r>
       <w:r>
         <w:tab/>
       </w:r>
       <w:r>
-        <w:t xml:space="preserve">3.5.1. Tiempos de Trabajo del Personal</w:t>
+        <w:t xml:space="preserve">3.9.1. Tiempos de Trabajo del Personal</w:t>
       </w:r>
     </w:p>
     <w:p>
       <w:pPr>
         <w:pStyle w:val="FirstParagraph"/>
+      </w:pPr>
+      <w:r>
+        <w:t xml:space="preserve">Comparativa de los tiempos invertidos por el personal en las actividades de riego antes y después de la implementación de SARQUE.</w:t>
+      </w:r>
+    </w:p>
+    <w:p>
+      <w:pPr>
+        <w:pStyle w:val="BodyText"/>
       </w:pPr>
       <w:r>
         <w:rPr>
@@ -11621,28 +14281,35 @@
         </w:tc>
       </w:tr>
     </w:tbl>
-    <w:bookmarkEnd w:id="113"/>
-    <w:bookmarkStart w:id="114" w:name="X2c023cb5f257ea6fb39390c6f965e7bbe7cf10e"/>
-    <w:p>
-      <w:pPr>
-        <w:pStyle w:val="Heading3"/>
-      </w:pPr>
-      <w:r>
-        <w:rPr>
-          <w:rStyle w:val="SectionNumber"/>
-        </w:rPr>
-        <w:t xml:space="preserve">5.5.2</w:t>
-      </w:r>
-      <w:r>
-        <w:tab/>
-      </w:r>
-      <w:r>
-        <w:t xml:space="preserve">3.5.2. Cumplimiento de Requerimientos Funcionales</w:t>
-      </w:r>
-    </w:p>
-    <w:p>
-      <w:pPr>
-        <w:pStyle w:val="FirstParagraph"/>
+    <w:p>
+      <w:pPr>
+        <w:pStyle w:val="BodyText"/>
+      </w:pPr>
+      <w:r>
+        <w:rPr>
+          <w:iCs/>
+          <w:i/>
+        </w:rPr>
+        <w:t xml:space="preserve">Fuente: Elaboración propia, 2026.</w:t>
+      </w:r>
+      <w:r>
+        <w:t xml:space="preserve"> </w:t>
+      </w:r>
+      <w:r>
+        <w:t xml:space="preserve">### 3.9.2. Cumplimiento de Requerimientos Funcionales</w:t>
+      </w:r>
+    </w:p>
+    <w:p>
+      <w:pPr>
+        <w:pStyle w:val="BodyText"/>
+      </w:pPr>
+      <w:r>
+        <w:t xml:space="preserve">Trazabilidad del cumplimiento de los nueve requerimientos funcionales definidos al inicio del proyecto.</w:t>
+      </w:r>
+    </w:p>
+    <w:p>
+      <w:pPr>
+        <w:pStyle w:val="BodyText"/>
       </w:pPr>
       <w:r>
         <w:rPr>
@@ -12048,6 +14715,247 @@
         </w:tc>
       </w:tr>
     </w:tbl>
+    <w:bookmarkEnd w:id="127"/>
+    <w:bookmarkEnd w:id="128"/>
+    <w:bookmarkStart w:id="129" w:name="fuente-elaboración-propia-2026.-4"/>
+    <w:p>
+      <w:pPr>
+        <w:pStyle w:val="Heading2"/>
+      </w:pPr>
+      <w:r>
+        <w:rPr>
+          <w:rStyle w:val="SectionNumber"/>
+        </w:rPr>
+        <w:t xml:space="preserve">5.13</w:t>
+      </w:r>
+      <w:r>
+        <w:tab/>
+      </w:r>
+      <w:r>
+        <w:rPr>
+          <w:iCs/>
+          <w:i/>
+        </w:rPr>
+        <w:t xml:space="preserve">Fuente: Elaboración propia, 2026.</w:t>
+      </w:r>
+    </w:p>
+    <w:bookmarkEnd w:id="129"/>
+    <w:bookmarkEnd w:id="130"/>
+    <w:bookmarkStart w:id="134" w:name="Xd987a5640a20f9869750fc3c927c8a5f9d9b9c3"/>
+    <w:p>
+      <w:pPr>
+        <w:pStyle w:val="Heading1"/>
+      </w:pPr>
+      <w:r>
+        <w:rPr>
+          <w:rStyle w:val="SectionNumber"/>
+        </w:rPr>
+        <w:t xml:space="preserve">6</w:t>
+      </w:r>
+      <w:r>
+        <w:tab/>
+      </w:r>
+      <w:r>
+        <w:t xml:space="preserve">CAPÍTULO IV — CONCLUSIONES Y RECOMENDACIONES</w:t>
+      </w:r>
+    </w:p>
+    <w:bookmarkStart w:id="131" w:name="conclusiones"/>
+    <w:p>
+      <w:pPr>
+        <w:pStyle w:val="Heading2"/>
+      </w:pPr>
+      <w:r>
+        <w:rPr>
+          <w:rStyle w:val="SectionNumber"/>
+        </w:rPr>
+        <w:t xml:space="preserve">6.1</w:t>
+      </w:r>
+      <w:r>
+        <w:tab/>
+      </w:r>
+      <w:r>
+        <w:t xml:space="preserve">4.1. Conclusiones</w:t>
+      </w:r>
+    </w:p>
+    <w:p>
+      <w:pPr>
+        <w:numPr>
+          <w:ilvl w:val="0"/>
+          <w:numId w:val="1023"/>
+        </w:numPr>
+      </w:pPr>
+      <w:r>
+        <w:t xml:space="preserve">El diagnóstico situacional del Parque Ecoturístico Quinta Estación confirmó que el control manual de 41 llaves de paso distribuidas en 5 hectáreas generaba pérdidas operativas cuantificables: mínimo 30 minutos diarios en desplazamientos del personal y riesgo de fugas o déficit hídrico por olvido en la apertura o cierre de llaves. El cronograma de riego semanal de alta complejidad —con entre 3 y 6 sectores diarios en franjas horarias rotativas— superaba la capacidad de gestión confiable mediante memoria humana y soporte de papel.</w:t>
+      </w:r>
+    </w:p>
+    <w:p>
+      <w:pPr>
+        <w:numPr>
+          <w:ilvl w:val="0"/>
+          <w:numId w:val="1023"/>
+        </w:numPr>
+      </w:pPr>
+      <w:r>
+        <w:t xml:space="preserve">La consolidación de los 41 puntos de riego originales en 22 estaciones controladas por 6 controladores K-Rain BL-KR (2 BL-KR2, 3 BL-KR4 y 1 BL-KR6) demostró ser una decisión técnicamente sólida, ya que optimiza el cableado (ningún solenoide a más de 30 metros del controlador correspondiente) y reduce la complejidad de mantenimiento, sin afectar la cobertura hídrica del parque.</w:t>
+      </w:r>
+    </w:p>
+    <w:p>
+      <w:pPr>
+        <w:numPr>
+          <w:ilvl w:val="0"/>
+          <w:numId w:val="1023"/>
+        </w:numPr>
+      </w:pPr>
+      <w:r>
+        <w:t xml:space="preserve">La elección de la app móvil K-RainBL como interfaz principal de programación de los controladores se justifica por la cobertura desigual de señal WiFi en el predio del parque y por la confiabilidad y simplicidad de la solución oficial del fabricante, que no requiere infraestructura adicional ni hardware complementario.</w:t>
+      </w:r>
+    </w:p>
+    <w:p>
+      <w:pPr>
+        <w:numPr>
+          <w:ilvl w:val="0"/>
+          <w:numId w:val="1023"/>
+        </w:numPr>
+      </w:pPr>
+      <w:r>
+        <w:t xml:space="preserve">La plataforma web SARQUE, desarrollada en React + TypeScript con backend Supabase, reemplazó exitosamente el cronograma en papel utilizado previamente, centralizando la documentación del sistema: catálogo de sectores, registro de los 6 controladores y sus 22 estaciones asignadas, y planificador visual del cronograma semanal accesible desde cualquier dispositivo.</w:t>
+      </w:r>
+    </w:p>
+    <w:p>
+      <w:pPr>
+        <w:numPr>
+          <w:ilvl w:val="0"/>
+          <w:numId w:val="1023"/>
+        </w:numPr>
+      </w:pPr>
+      <w:r>
+        <w:t xml:space="preserve">Las pruebas funcionales, hidráulicas, eléctricas y de aceptación validaron el cumplimiento del 100 % de los requerimientos funcionales definidos. El sistema SARQUE eliminó la necesidad de presencia física del personal para el control de las electroválvulas, liberando aproximadamente 182 horas anuales por jardinero para tareas de mayor valor agrícola y turístico.</w:t>
+      </w:r>
+    </w:p>
+    <w:bookmarkEnd w:id="131"/>
+    <w:bookmarkStart w:id="132" w:name="recomendaciones"/>
+    <w:p>
+      <w:pPr>
+        <w:pStyle w:val="Heading2"/>
+      </w:pPr>
+      <w:r>
+        <w:rPr>
+          <w:rStyle w:val="SectionNumber"/>
+        </w:rPr>
+        <w:t xml:space="preserve">6.2</w:t>
+      </w:r>
+      <w:r>
+        <w:tab/>
+      </w:r>
+      <w:r>
+        <w:t xml:space="preserve">4.2. Recomendaciones</w:t>
+      </w:r>
+    </w:p>
+    <w:p>
+      <w:pPr>
+        <w:numPr>
+          <w:ilvl w:val="0"/>
+          <w:numId w:val="1024"/>
+        </w:numPr>
+      </w:pPr>
+      <w:r>
+        <w:rPr>
+          <w:bCs/>
+          <w:b/>
+        </w:rPr>
+        <w:t xml:space="preserve">Instalar un sensor de lluvia normalmente cerrado</w:t>
+      </w:r>
+      <w:r>
+        <w:t xml:space="preserve"> </w:t>
+      </w:r>
+      <w:r>
+        <w:t xml:space="preserve">en cada controlador BL-KR, cableado al terminal amarillo correspondiente, para suspender automáticamente el riego ante lluvia detectada por el sensor. Esto eliminaría la necesidad de que el administrador desactive manualmente los programas en días lluviosos.</w:t>
+      </w:r>
+    </w:p>
+    <w:p>
+      <w:pPr>
+        <w:numPr>
+          <w:ilvl w:val="0"/>
+          <w:numId w:val="1024"/>
+        </w:numPr>
+      </w:pPr>
+      <w:r>
+        <w:rPr>
+          <w:bCs/>
+          <w:b/>
+        </w:rPr>
+        <w:t xml:space="preserve">Mantener un calendario de reemplazo de baterías</w:t>
+      </w:r>
+      <w:r>
+        <w:t xml:space="preserve"> </w:t>
+      </w:r>
+      <w:r>
+        <w:t xml:space="preserve">de los 6 controladores BL-KR (autonomía aproximada de 1 año por batería 9V alcalina), idealmente registrado en la plataforma SARQUE como recordatorio para la administración.</w:t>
+      </w:r>
+    </w:p>
+    <w:p>
+      <w:pPr>
+        <w:numPr>
+          <w:ilvl w:val="0"/>
+          <w:numId w:val="1024"/>
+        </w:numPr>
+      </w:pPr>
+      <w:r>
+        <w:rPr>
+          <w:bCs/>
+          <w:b/>
+        </w:rPr>
+        <w:t xml:space="preserve">Capacitar al menos a 2 jardineros</w:t>
+      </w:r>
+      <w:r>
+        <w:t xml:space="preserve"> </w:t>
+      </w:r>
+      <w:r>
+        <w:t xml:space="preserve">en el manejo básico de la app K-RainBL, para que la administración no sea el único punto de contacto para modificaciones del cronograma.</w:t>
+      </w:r>
+    </w:p>
+    <w:p>
+      <w:pPr>
+        <w:numPr>
+          <w:ilvl w:val="0"/>
+          <w:numId w:val="1024"/>
+        </w:numPr>
+      </w:pPr>
+      <w:r>
+        <w:rPr>
+          <w:bCs/>
+          <w:b/>
+        </w:rPr>
+        <w:t xml:space="preserve">Documentar fotográficamente la ubicación exacta de cada caja de válvula</w:t>
+      </w:r>
+      <w:r>
+        <w:t xml:space="preserve"> </w:t>
+      </w:r>
+      <w:r>
+        <w:t xml:space="preserve">en la plataforma SARQUE, facilitando la localización de electroválvulas para mantenimiento futuro especialmente durante la estación seca cuando la vegetación oculta los puntos de control.</w:t>
+      </w:r>
+    </w:p>
+    <w:p>
+      <w:pPr>
+        <w:numPr>
+          <w:ilvl w:val="0"/>
+          <w:numId w:val="1024"/>
+        </w:numPr>
+      </w:pPr>
+      <w:r>
+        <w:rPr>
+          <w:bCs/>
+          <w:b/>
+        </w:rPr>
+        <w:t xml:space="preserve">Evaluar a futuro la posibilidad de un módulo de registro manual de riegos</w:t>
+      </w:r>
+      <w:r>
+        <w:t xml:space="preserve"> </w:t>
+      </w:r>
+      <w:r>
+        <w:t xml:space="preserve">en la plataforma web, donde el jardinero pueda anotar cuándo se ejecutó cada ciclo (incluyendo eventos no programados como riegos de emergencia), generando un historial básico sin requerir hardware adicional.</w:t>
+      </w:r>
+    </w:p>
     <w:p>
       <w:r>
         <w:pict>
@@ -12055,222 +14963,544 @@
         </w:pict>
       </w:r>
     </w:p>
-    <w:bookmarkEnd w:id="114"/>
-    <w:bookmarkEnd w:id="115"/>
-    <w:bookmarkEnd w:id="116"/>
-    <w:bookmarkStart w:id="120" w:name="Xd987a5640a20f9869750fc3c927c8a5f9d9b9c3"/>
-    <w:p>
-      <w:pPr>
-        <w:pStyle w:val="Heading1"/>
+    <w:bookmarkEnd w:id="132"/>
+    <w:bookmarkStart w:id="133" w:name="bibliografía"/>
+    <w:p>
+      <w:pPr>
+        <w:pStyle w:val="Heading2"/>
       </w:pPr>
       <w:r>
         <w:rPr>
           <w:rStyle w:val="SectionNumber"/>
         </w:rPr>
-        <w:t xml:space="preserve">6</w:t>
+        <w:t xml:space="preserve">6.3</w:t>
       </w:r>
       <w:r>
         <w:tab/>
       </w:r>
       <w:r>
-        <w:t xml:space="preserve">CAPÍTULO IV — CONCLUSIONES Y RECOMENDACIONES</w:t>
-      </w:r>
-    </w:p>
-    <w:bookmarkStart w:id="117" w:name="conclusiones"/>
-    <w:p>
-      <w:pPr>
-        <w:pStyle w:val="Heading2"/>
-      </w:pPr>
-      <w:r>
-        <w:rPr>
-          <w:rStyle w:val="SectionNumber"/>
-        </w:rPr>
-        <w:t xml:space="preserve">6.1</w:t>
-      </w:r>
-      <w:r>
-        <w:tab/>
-      </w:r>
-      <w:r>
-        <w:t xml:space="preserve">4.1. Conclusiones</w:t>
+        <w:t xml:space="preserve">BIBLIOGRAFÍA</w:t>
       </w:r>
     </w:p>
     <w:p>
       <w:pPr>
         <w:numPr>
           <w:ilvl w:val="0"/>
-          <w:numId w:val="1017"/>
+          <w:numId w:val="1025"/>
         </w:numPr>
-      </w:pPr>
-      <w:r>
-        <w:t xml:space="preserve">El diagnóstico situacional del Parque Ecoturístico Quinta Estación confirmó que el control manual de 41 llaves de paso distribuidas en 5 hectáreas generaba pérdidas operativas cuantificables: mínimo 30 minutos diarios en desplazamientos del personal y riesgo de fugas o déficit hídrico por olvido en la apertura o cierre de llaves. El cronograma de riego semanal de alta complejidad —con entre 3 y 6 sectores diarios en franjas horarias rotativas— superaba la capacidad de gestión confiable mediante memoria humana y soporte de papel.</w:t>
+        <w:pStyle w:val="Compact"/>
+      </w:pPr>
+      <w:r>
+        <w:t xml:space="preserve">Bluetooth SIG. (2016).</w:t>
+      </w:r>
+      <w:r>
+        <w:t xml:space="preserve"> </w:t>
+      </w:r>
+      <w:r>
+        <w:rPr>
+          <w:iCs/>
+          <w:i/>
+        </w:rPr>
+        <w:t xml:space="preserve">Bluetooth Core Specification v4.2</w:t>
+      </w:r>
+      <w:r>
+        <w:t xml:space="preserve">. Bluetooth Special Interest Group.</w:t>
       </w:r>
     </w:p>
     <w:p>
       <w:pPr>
         <w:numPr>
           <w:ilvl w:val="0"/>
-          <w:numId w:val="1017"/>
+          <w:numId w:val="1025"/>
         </w:numPr>
-      </w:pPr>
-      <w:r>
-        <w:t xml:space="preserve">La consolidación de los 41 puntos de riego originales en 22 estaciones controladas por 6 controladores K-Rain BL-KR (2 BL-KR2, 3 BL-KR4 y 1 BL-KR6) demostró ser una decisión técnicamente sólida, ya que optimiza el cableado (ningún solenoide a más de 30 metros del controlador correspondiente) y reduce la complejidad de mantenimiento, sin afectar la cobertura hídrica del parque.</w:t>
+        <w:pStyle w:val="Compact"/>
+      </w:pPr>
+      <w:r>
+        <w:t xml:space="preserve">Booch, G., Rumbaugh, J., y Jacobson, I. (2005).</w:t>
+      </w:r>
+      <w:r>
+        <w:t xml:space="preserve"> </w:t>
+      </w:r>
+      <w:r>
+        <w:rPr>
+          <w:iCs/>
+          <w:i/>
+        </w:rPr>
+        <w:t xml:space="preserve">The Unified Modeling Language User Guide</w:t>
+      </w:r>
+      <w:r>
+        <w:t xml:space="preserve"> </w:t>
+      </w:r>
+      <w:r>
+        <w:t xml:space="preserve">(2nd ed.). Addison-Wesley.</w:t>
       </w:r>
     </w:p>
     <w:p>
       <w:pPr>
         <w:numPr>
           <w:ilvl w:val="0"/>
-          <w:numId w:val="1017"/>
+          <w:numId w:val="1025"/>
         </w:numPr>
-      </w:pPr>
-      <w:r>
-        <w:t xml:space="preserve">La elección de la app móvil K-RainBL como interfaz principal de programación de los controladores se justifica por la cobertura desigual de señal WiFi en el predio del parque y por la confiabilidad y simplicidad de la solución oficial del fabricante, que no requiere infraestructura adicional ni hardware complementario.</w:t>
+        <w:pStyle w:val="Compact"/>
+      </w:pPr>
+      <w:r>
+        <w:t xml:space="preserve">Castillo, M. (2021).</w:t>
+      </w:r>
+      <w:r>
+        <w:t xml:space="preserve"> </w:t>
+      </w:r>
+      <w:r>
+        <w:rPr>
+          <w:iCs/>
+          <w:i/>
+        </w:rPr>
+        <w:t xml:space="preserve">Sistema de control de riego automatizado para jardines botánicos</w:t>
+      </w:r>
+      <w:r>
+        <w:t xml:space="preserve">. Universidad Nacional de Colombia.</w:t>
       </w:r>
     </w:p>
     <w:p>
       <w:pPr>
         <w:numPr>
           <w:ilvl w:val="0"/>
-          <w:numId w:val="1017"/>
+          <w:numId w:val="1025"/>
         </w:numPr>
-      </w:pPr>
-      <w:r>
-        <w:t xml:space="preserve">La plataforma web SARQUE, desarrollada en React + TypeScript con backend Supabase, reemplazó exitosamente el cronograma en papel utilizado previamente, centralizando la documentación del sistema: catálogo de sectores, registro de los 6 controladores y sus 22 estaciones asignadas, y planificador visual del cronograma semanal accesible desde cualquier dispositivo.</w:t>
+        <w:pStyle w:val="Compact"/>
+      </w:pPr>
+      <w:r>
+        <w:t xml:space="preserve">Chinnathambi, K. (2023).</w:t>
+      </w:r>
+      <w:r>
+        <w:t xml:space="preserve"> </w:t>
+      </w:r>
+      <w:r>
+        <w:rPr>
+          <w:iCs/>
+          <w:i/>
+        </w:rPr>
+        <w:t xml:space="preserve">Learning React</w:t>
+      </w:r>
+      <w:r>
+        <w:t xml:space="preserve"> </w:t>
+      </w:r>
+      <w:r>
+        <w:t xml:space="preserve">(2nd ed.). O’Reilly Media.</w:t>
       </w:r>
     </w:p>
     <w:p>
       <w:pPr>
         <w:numPr>
           <w:ilvl w:val="0"/>
-          <w:numId w:val="1017"/>
+          <w:numId w:val="1025"/>
         </w:numPr>
-      </w:pPr>
-      <w:r>
-        <w:t xml:space="preserve">Las pruebas funcionales, hidráulicas, eléctricas y de aceptación validaron el cumplimiento del 100 % de los requerimientos funcionales definidos. El sistema SARQUE eliminó la necesidad de presencia física del personal para el control de las electroválvulas, liberando aproximadamente 182 horas anuales por jardinero para tareas de mayor valor agrícola y turístico.</w:t>
-      </w:r>
-    </w:p>
-    <w:bookmarkEnd w:id="117"/>
-    <w:bookmarkStart w:id="118" w:name="recomendaciones"/>
-    <w:p>
-      <w:pPr>
-        <w:pStyle w:val="Heading2"/>
-      </w:pPr>
-      <w:r>
-        <w:rPr>
-          <w:rStyle w:val="SectionNumber"/>
-        </w:rPr>
-        <w:t xml:space="preserve">6.2</w:t>
-      </w:r>
-      <w:r>
-        <w:tab/>
-      </w:r>
-      <w:r>
-        <w:t xml:space="preserve">4.2. Recomendaciones</w:t>
+        <w:pStyle w:val="Compact"/>
+      </w:pPr>
+      <w:r>
+        <w:t xml:space="preserve">Colinhacks. (2021).</w:t>
+      </w:r>
+      <w:r>
+        <w:t xml:space="preserve"> </w:t>
+      </w:r>
+      <w:r>
+        <w:rPr>
+          <w:iCs/>
+          <w:i/>
+        </w:rPr>
+        <w:t xml:space="preserve">Zod: TypeScript-first schema validation with static type inference</w:t>
+      </w:r>
+      <w:r>
+        <w:t xml:space="preserve">. GitHub. https://github.com/colinhacks/zod</w:t>
       </w:r>
     </w:p>
     <w:p>
       <w:pPr>
         <w:numPr>
           <w:ilvl w:val="0"/>
-          <w:numId w:val="1018"/>
+          <w:numId w:val="1025"/>
         </w:numPr>
-      </w:pPr>
-      <w:r>
-        <w:rPr>
-          <w:bCs/>
-          <w:b/>
-        </w:rPr>
-        <w:t xml:space="preserve">Instalar un sensor de lluvia normalmente cerrado</w:t>
+        <w:pStyle w:val="Compact"/>
+      </w:pPr>
+      <w:r>
+        <w:t xml:space="preserve">Copple, P., y Wilson, A. (2020).</w:t>
       </w:r>
       <w:r>
         <w:t xml:space="preserve"> </w:t>
       </w:r>
       <w:r>
-        <w:t xml:space="preserve">en cada controlador BL-KR, cableado al terminal amarillo correspondiente, para suspender automáticamente el riego ante lluvia detectada por el sensor. Esto eliminaría la necesidad de que el administrador desactive manualmente los programas en días lluviosos.</w:t>
+        <w:rPr>
+          <w:iCs/>
+          <w:i/>
+        </w:rPr>
+        <w:t xml:space="preserve">Supabase: The open source Firebase alternative</w:t>
+      </w:r>
+      <w:r>
+        <w:t xml:space="preserve">. Supabase Inc.</w:t>
       </w:r>
     </w:p>
     <w:p>
       <w:pPr>
         <w:numPr>
           <w:ilvl w:val="0"/>
-          <w:numId w:val="1018"/>
+          <w:numId w:val="1025"/>
         </w:numPr>
-      </w:pPr>
-      <w:r>
-        <w:rPr>
-          <w:bCs/>
-          <w:b/>
-        </w:rPr>
-        <w:t xml:space="preserve">Mantener un calendario de reemplazo de baterías</w:t>
+        <w:pStyle w:val="Compact"/>
+      </w:pPr>
+      <w:r>
+        <w:t xml:space="preserve">García, J., y López, M. (2023). Automatización del riego por zonas en parques urbanos.</w:t>
       </w:r>
       <w:r>
         <w:t xml:space="preserve"> </w:t>
       </w:r>
       <w:r>
-        <w:t xml:space="preserve">de los 6 controladores BL-KR (autonomía aproximada de 1 año por batería 9V alcalina), idealmente registrado en la plataforma SARQUE como recordatorio para la administración.</w:t>
+        <w:rPr>
+          <w:iCs/>
+          <w:i/>
+        </w:rPr>
+        <w:t xml:space="preserve">Revista de Ingeniería Ambiental</w:t>
+      </w:r>
+      <w:r>
+        <w:t xml:space="preserve">, 15(2), 45–58.</w:t>
       </w:r>
     </w:p>
     <w:p>
       <w:pPr>
         <w:numPr>
           <w:ilvl w:val="0"/>
-          <w:numId w:val="1018"/>
+          <w:numId w:val="1025"/>
         </w:numPr>
-      </w:pPr>
-      <w:r>
-        <w:rPr>
-          <w:bCs/>
-          <w:b/>
-        </w:rPr>
-        <w:t xml:space="preserve">Capacitar al menos a 2 jardineros</w:t>
+        <w:pStyle w:val="Compact"/>
+      </w:pPr>
+      <w:r>
+        <w:t xml:space="preserve">Hernández Sampieri, R. (2018).</w:t>
       </w:r>
       <w:r>
         <w:t xml:space="preserve"> </w:t>
       </w:r>
       <w:r>
-        <w:t xml:space="preserve">en el manejo básico de la app K-RainBL, para que la administración no sea el único punto de contacto para modificaciones del cronograma.</w:t>
+        <w:rPr>
+          <w:iCs/>
+          <w:i/>
+        </w:rPr>
+        <w:t xml:space="preserve">Metodología de la Investigación</w:t>
+      </w:r>
+      <w:r>
+        <w:t xml:space="preserve"> </w:t>
+      </w:r>
+      <w:r>
+        <w:t xml:space="preserve">(6ta ed.). McGraw-Hill.</w:t>
       </w:r>
     </w:p>
     <w:p>
       <w:pPr>
         <w:numPr>
           <w:ilvl w:val="0"/>
-          <w:numId w:val="1018"/>
+          <w:numId w:val="1025"/>
         </w:numPr>
-      </w:pPr>
-      <w:r>
-        <w:rPr>
-          <w:bCs/>
-          <w:b/>
-        </w:rPr>
-        <w:t xml:space="preserve">Documentar fotográficamente la ubicación exacta de cada caja de válvula</w:t>
+        <w:pStyle w:val="Compact"/>
+      </w:pPr>
+      <w:r>
+        <w:t xml:space="preserve">IBNORCA. (2004).</w:t>
       </w:r>
       <w:r>
         <w:t xml:space="preserve"> </w:t>
       </w:r>
       <w:r>
-        <w:t xml:space="preserve">en la plataforma SARQUE, facilitando la localización de electroválvulas para mantenimiento futuro especialmente durante la estación seca cuando la vegetación oculta los puntos de control.</w:t>
+        <w:rPr>
+          <w:iCs/>
+          <w:i/>
+        </w:rPr>
+        <w:t xml:space="preserve">Norma Boliviana NB 777: Instalaciones Eléctricas en Interiores</w:t>
+      </w:r>
+      <w:r>
+        <w:t xml:space="preserve">. Instituto Boliviano de Normalización y Calidad.</w:t>
       </w:r>
     </w:p>
     <w:p>
       <w:pPr>
         <w:numPr>
           <w:ilvl w:val="0"/>
-          <w:numId w:val="1018"/>
+          <w:numId w:val="1025"/>
         </w:numPr>
-      </w:pPr>
-      <w:r>
-        <w:rPr>
-          <w:bCs/>
-          <w:b/>
-        </w:rPr>
-        <w:t xml:space="preserve">Evaluar a futuro la posibilidad de un módulo de registro manual de riegos</w:t>
+        <w:pStyle w:val="Compact"/>
+      </w:pPr>
+      <w:r>
+        <w:t xml:space="preserve">Karassik, I. J. (2008).</w:t>
       </w:r>
       <w:r>
         <w:t xml:space="preserve"> </w:t>
       </w:r>
       <w:r>
-        <w:t xml:space="preserve">en la plataforma web, donde el jardinero pueda anotar cuándo se ejecutó cada ciclo (incluyendo eventos no programados como riegos de emergencia), generando un historial básico sin requerir hardware adicional.</w:t>
+        <w:rPr>
+          <w:iCs/>
+          <w:i/>
+        </w:rPr>
+        <w:t xml:space="preserve">Pump Handbook</w:t>
+      </w:r>
+      <w:r>
+        <w:t xml:space="preserve"> </w:t>
+      </w:r>
+      <w:r>
+        <w:t xml:space="preserve">(4th ed.). McGraw-Hill.</w:t>
+      </w:r>
+    </w:p>
+    <w:p>
+      <w:pPr>
+        <w:numPr>
+          <w:ilvl w:val="0"/>
+          <w:numId w:val="1025"/>
+        </w:numPr>
+        <w:pStyle w:val="Compact"/>
+      </w:pPr>
+      <w:r>
+        <w:t xml:space="preserve">K-Rain Manufacturing Corporation. (2020).</w:t>
+      </w:r>
+      <w:r>
+        <w:t xml:space="preserve"> </w:t>
+      </w:r>
+      <w:r>
+        <w:rPr>
+          <w:iCs/>
+          <w:i/>
+        </w:rPr>
+        <w:t xml:space="preserve">BL-KR Series Bluetooth Smart Battery Powered Controller — Installation Manual</w:t>
+      </w:r>
+      <w:r>
+        <w:t xml:space="preserve">. K-Rain.</w:t>
+      </w:r>
+    </w:p>
+    <w:p>
+      <w:pPr>
+        <w:numPr>
+          <w:ilvl w:val="0"/>
+          <w:numId w:val="1025"/>
+        </w:numPr>
+        <w:pStyle w:val="Compact"/>
+      </w:pPr>
+      <w:r>
+        <w:t xml:space="preserve">Martin, J. (1991).</w:t>
+      </w:r>
+      <w:r>
+        <w:t xml:space="preserve"> </w:t>
+      </w:r>
+      <w:r>
+        <w:rPr>
+          <w:iCs/>
+          <w:i/>
+        </w:rPr>
+        <w:t xml:space="preserve">Rapid Application Development</w:t>
+      </w:r>
+      <w:r>
+        <w:t xml:space="preserve">. Macmillan Publishing.</w:t>
+      </w:r>
+    </w:p>
+    <w:p>
+      <w:pPr>
+        <w:numPr>
+          <w:ilvl w:val="0"/>
+          <w:numId w:val="1025"/>
+        </w:numPr>
+        <w:pStyle w:val="Compact"/>
+      </w:pPr>
+      <w:r>
+        <w:t xml:space="preserve">Pérez, A., Ramírez, C., y Torres, F. (2022). Sistema de riego automatizado con controladores programables y sensores de humedad.</w:t>
+      </w:r>
+      <w:r>
+        <w:t xml:space="preserve"> </w:t>
+      </w:r>
+      <w:r>
+        <w:rPr>
+          <w:iCs/>
+          <w:i/>
+        </w:rPr>
+        <w:t xml:space="preserve">Revista Latinoamericana de Ingeniería</w:t>
+      </w:r>
+      <w:r>
+        <w:t xml:space="preserve">, 8(1), 12–25.</w:t>
+      </w:r>
+    </w:p>
+    <w:p>
+      <w:pPr>
+        <w:numPr>
+          <w:ilvl w:val="0"/>
+          <w:numId w:val="1025"/>
+        </w:numPr>
+        <w:pStyle w:val="Compact"/>
+      </w:pPr>
+      <w:r>
+        <w:t xml:space="preserve">Pizarro, F. (2017).</w:t>
+      </w:r>
+      <w:r>
+        <w:t xml:space="preserve"> </w:t>
+      </w:r>
+      <w:r>
+        <w:rPr>
+          <w:iCs/>
+          <w:i/>
+        </w:rPr>
+        <w:t xml:space="preserve">Riegos Localizados de Alta Frecuencia</w:t>
+      </w:r>
+      <w:r>
+        <w:t xml:space="preserve"> </w:t>
+      </w:r>
+      <w:r>
+        <w:t xml:space="preserve">(4ta ed.). Ediciones Mundi-Prensa.</w:t>
+      </w:r>
+    </w:p>
+    <w:p>
+      <w:pPr>
+        <w:numPr>
+          <w:ilvl w:val="0"/>
+          <w:numId w:val="1025"/>
+        </w:numPr>
+        <w:pStyle w:val="Compact"/>
+      </w:pPr>
+      <w:r>
+        <w:t xml:space="preserve">PostgreSQL Global Development Group. (2024).</w:t>
+      </w:r>
+      <w:r>
+        <w:t xml:space="preserve"> </w:t>
+      </w:r>
+      <w:r>
+        <w:rPr>
+          <w:iCs/>
+          <w:i/>
+        </w:rPr>
+        <w:t xml:space="preserve">PostgreSQL 16 Documentation</w:t>
+      </w:r>
+      <w:r>
+        <w:t xml:space="preserve">. https://www.postgresql.org/docs/16/</w:t>
+      </w:r>
+    </w:p>
+    <w:p>
+      <w:pPr>
+        <w:numPr>
+          <w:ilvl w:val="0"/>
+          <w:numId w:val="1025"/>
+        </w:numPr>
+        <w:pStyle w:val="Compact"/>
+      </w:pPr>
+      <w:r>
+        <w:t xml:space="preserve">Pressman, R. (2014).</w:t>
+      </w:r>
+      <w:r>
+        <w:t xml:space="preserve"> </w:t>
+      </w:r>
+      <w:r>
+        <w:rPr>
+          <w:iCs/>
+          <w:i/>
+        </w:rPr>
+        <w:t xml:space="preserve">Software Engineering: A Practitioner’s Approach</w:t>
+      </w:r>
+      <w:r>
+        <w:t xml:space="preserve"> </w:t>
+      </w:r>
+      <w:r>
+        <w:t xml:space="preserve">(8th ed.). McGraw-Hill.</w:t>
+      </w:r>
+    </w:p>
+    <w:p>
+      <w:pPr>
+        <w:numPr>
+          <w:ilvl w:val="0"/>
+          <w:numId w:val="1025"/>
+        </w:numPr>
+        <w:pStyle w:val="Compact"/>
+      </w:pPr>
+      <w:r>
+        <w:t xml:space="preserve">Shadcn. (2023).</w:t>
+      </w:r>
+      <w:r>
+        <w:t xml:space="preserve"> </w:t>
+      </w:r>
+      <w:r>
+        <w:rPr>
+          <w:iCs/>
+          <w:i/>
+        </w:rPr>
+        <w:t xml:space="preserve">shadcn/ui: Beautifully designed components built with Radix UI and Tailwind CSS</w:t>
+      </w:r>
+      <w:r>
+        <w:t xml:space="preserve">. https://ui.shadcn.com</w:t>
+      </w:r>
+    </w:p>
+    <w:p>
+      <w:pPr>
+        <w:numPr>
+          <w:ilvl w:val="0"/>
+          <w:numId w:val="1025"/>
+        </w:numPr>
+        <w:pStyle w:val="Compact"/>
+      </w:pPr>
+      <w:r>
+        <w:t xml:space="preserve">Tanner Linsley. (2020).</w:t>
+      </w:r>
+      <w:r>
+        <w:t xml:space="preserve"> </w:t>
+      </w:r>
+      <w:r>
+        <w:rPr>
+          <w:iCs/>
+          <w:i/>
+        </w:rPr>
+        <w:t xml:space="preserve">TanStack Query: Powerful asynchronous state management</w:t>
+      </w:r>
+      <w:r>
+        <w:t xml:space="preserve">. https://tanstack.com/query</w:t>
+      </w:r>
+    </w:p>
+    <w:p>
+      <w:pPr>
+        <w:numPr>
+          <w:ilvl w:val="0"/>
+          <w:numId w:val="1025"/>
+        </w:numPr>
+        <w:pStyle w:val="Compact"/>
+      </w:pPr>
+      <w:r>
+        <w:t xml:space="preserve">Yin, R. K. (2018).</w:t>
+      </w:r>
+      <w:r>
+        <w:t xml:space="preserve"> </w:t>
+      </w:r>
+      <w:r>
+        <w:rPr>
+          <w:iCs/>
+          <w:i/>
+        </w:rPr>
+        <w:t xml:space="preserve">Case Study Research and Applications</w:t>
+      </w:r>
+      <w:r>
+        <w:t xml:space="preserve"> </w:t>
+      </w:r>
+      <w:r>
+        <w:t xml:space="preserve">(6th ed.). SAGE Publications.</w:t>
+      </w:r>
+    </w:p>
+    <w:p>
+      <w:pPr>
+        <w:numPr>
+          <w:ilvl w:val="0"/>
+          <w:numId w:val="1025"/>
+        </w:numPr>
+        <w:pStyle w:val="Compact"/>
+      </w:pPr>
+      <w:r>
+        <w:t xml:space="preserve">You, E. (2021).</w:t>
+      </w:r>
+      <w:r>
+        <w:t xml:space="preserve"> </w:t>
+      </w:r>
+      <w:r>
+        <w:rPr>
+          <w:iCs/>
+          <w:i/>
+        </w:rPr>
+        <w:t xml:space="preserve">Vite: Next Generation Frontend Tooling</w:t>
+      </w:r>
+      <w:r>
+        <w:t xml:space="preserve">. https://vitejs.dev</w:t>
       </w:r>
     </w:p>
     <w:p>
@@ -12280,8 +15510,27 @@
         </w:pict>
       </w:r>
     </w:p>
-    <w:bookmarkEnd w:id="118"/>
-    <w:bookmarkStart w:id="119" w:name="bibliografía"/>
+    <w:bookmarkEnd w:id="133"/>
+    <w:bookmarkEnd w:id="134"/>
+    <w:bookmarkStart w:id="143" w:name="anexos"/>
+    <w:p>
+      <w:pPr>
+        <w:pStyle w:val="Heading1"/>
+      </w:pPr>
+      <w:r>
+        <w:rPr>
+          <w:rStyle w:val="SectionNumber"/>
+        </w:rPr>
+        <w:t xml:space="preserve">7</w:t>
+      </w:r>
+      <w:r>
+        <w:tab/>
+      </w:r>
+      <w:r>
+        <w:t xml:space="preserve">ANEXOS</w:t>
+      </w:r>
+    </w:p>
+    <w:bookmarkStart w:id="141" w:name="Xd2c4611265eaeb0b04ce9818422372b8edd59d5"/>
     <w:p>
       <w:pPr>
         <w:pStyle w:val="Heading2"/>
@@ -12290,578 +15539,12 @@
         <w:rPr>
           <w:rStyle w:val="SectionNumber"/>
         </w:rPr>
-        <w:t xml:space="preserve">6.3</w:t>
+        <w:t xml:space="preserve">7.1</w:t>
       </w:r>
       <w:r>
         <w:tab/>
       </w:r>
       <w:r>
-        <w:t xml:space="preserve">BIBLIOGRAFÍA</w:t>
-      </w:r>
-    </w:p>
-    <w:p>
-      <w:pPr>
-        <w:numPr>
-          <w:ilvl w:val="0"/>
-          <w:numId w:val="1019"/>
-        </w:numPr>
-        <w:pStyle w:val="Compact"/>
-      </w:pPr>
-      <w:r>
-        <w:t xml:space="preserve">Bluetooth SIG. (2016).</w:t>
-      </w:r>
-      <w:r>
-        <w:t xml:space="preserve"> </w:t>
-      </w:r>
-      <w:r>
-        <w:rPr>
-          <w:iCs/>
-          <w:i/>
-        </w:rPr>
-        <w:t xml:space="preserve">Bluetooth Core Specification v4.2</w:t>
-      </w:r>
-      <w:r>
-        <w:t xml:space="preserve">. Bluetooth Special Interest Group.</w:t>
-      </w:r>
-    </w:p>
-    <w:p>
-      <w:pPr>
-        <w:numPr>
-          <w:ilvl w:val="0"/>
-          <w:numId w:val="1019"/>
-        </w:numPr>
-        <w:pStyle w:val="Compact"/>
-      </w:pPr>
-      <w:r>
-        <w:t xml:space="preserve">Booch, G., Rumbaugh, J., y Jacobson, I. (2005).</w:t>
-      </w:r>
-      <w:r>
-        <w:t xml:space="preserve"> </w:t>
-      </w:r>
-      <w:r>
-        <w:rPr>
-          <w:iCs/>
-          <w:i/>
-        </w:rPr>
-        <w:t xml:space="preserve">The Unified Modeling Language User Guide</w:t>
-      </w:r>
-      <w:r>
-        <w:t xml:space="preserve"> </w:t>
-      </w:r>
-      <w:r>
-        <w:t xml:space="preserve">(2nd ed.). Addison-Wesley.</w:t>
-      </w:r>
-    </w:p>
-    <w:p>
-      <w:pPr>
-        <w:numPr>
-          <w:ilvl w:val="0"/>
-          <w:numId w:val="1019"/>
-        </w:numPr>
-        <w:pStyle w:val="Compact"/>
-      </w:pPr>
-      <w:r>
-        <w:t xml:space="preserve">Castillo, M. (2021).</w:t>
-      </w:r>
-      <w:r>
-        <w:t xml:space="preserve"> </w:t>
-      </w:r>
-      <w:r>
-        <w:rPr>
-          <w:iCs/>
-          <w:i/>
-        </w:rPr>
-        <w:t xml:space="preserve">Sistema de control de riego automatizado para jardines botánicos</w:t>
-      </w:r>
-      <w:r>
-        <w:t xml:space="preserve">. Universidad Nacional de Colombia.</w:t>
-      </w:r>
-    </w:p>
-    <w:p>
-      <w:pPr>
-        <w:numPr>
-          <w:ilvl w:val="0"/>
-          <w:numId w:val="1019"/>
-        </w:numPr>
-        <w:pStyle w:val="Compact"/>
-      </w:pPr>
-      <w:r>
-        <w:t xml:space="preserve">Chinnathambi, K. (2023).</w:t>
-      </w:r>
-      <w:r>
-        <w:t xml:space="preserve"> </w:t>
-      </w:r>
-      <w:r>
-        <w:rPr>
-          <w:iCs/>
-          <w:i/>
-        </w:rPr>
-        <w:t xml:space="preserve">Learning React</w:t>
-      </w:r>
-      <w:r>
-        <w:t xml:space="preserve"> </w:t>
-      </w:r>
-      <w:r>
-        <w:t xml:space="preserve">(2nd ed.). O’Reilly Media.</w:t>
-      </w:r>
-    </w:p>
-    <w:p>
-      <w:pPr>
-        <w:numPr>
-          <w:ilvl w:val="0"/>
-          <w:numId w:val="1019"/>
-        </w:numPr>
-        <w:pStyle w:val="Compact"/>
-      </w:pPr>
-      <w:r>
-        <w:t xml:space="preserve">Colinhacks. (2021).</w:t>
-      </w:r>
-      <w:r>
-        <w:t xml:space="preserve"> </w:t>
-      </w:r>
-      <w:r>
-        <w:rPr>
-          <w:iCs/>
-          <w:i/>
-        </w:rPr>
-        <w:t xml:space="preserve">Zod: TypeScript-first schema validation with static type inference</w:t>
-      </w:r>
-      <w:r>
-        <w:t xml:space="preserve">. GitHub. https://github.com/colinhacks/zod</w:t>
-      </w:r>
-    </w:p>
-    <w:p>
-      <w:pPr>
-        <w:numPr>
-          <w:ilvl w:val="0"/>
-          <w:numId w:val="1019"/>
-        </w:numPr>
-        <w:pStyle w:val="Compact"/>
-      </w:pPr>
-      <w:r>
-        <w:t xml:space="preserve">Copple, P., y Wilson, A. (2020).</w:t>
-      </w:r>
-      <w:r>
-        <w:t xml:space="preserve"> </w:t>
-      </w:r>
-      <w:r>
-        <w:rPr>
-          <w:iCs/>
-          <w:i/>
-        </w:rPr>
-        <w:t xml:space="preserve">Supabase: The open source Firebase alternative</w:t>
-      </w:r>
-      <w:r>
-        <w:t xml:space="preserve">. Supabase Inc.</w:t>
-      </w:r>
-    </w:p>
-    <w:p>
-      <w:pPr>
-        <w:numPr>
-          <w:ilvl w:val="0"/>
-          <w:numId w:val="1019"/>
-        </w:numPr>
-        <w:pStyle w:val="Compact"/>
-      </w:pPr>
-      <w:r>
-        <w:t xml:space="preserve">García, J., y López, M. (2023). Automatización del riego por zonas en parques urbanos.</w:t>
-      </w:r>
-      <w:r>
-        <w:t xml:space="preserve"> </w:t>
-      </w:r>
-      <w:r>
-        <w:rPr>
-          <w:iCs/>
-          <w:i/>
-        </w:rPr>
-        <w:t xml:space="preserve">Revista de Ingeniería Ambiental</w:t>
-      </w:r>
-      <w:r>
-        <w:t xml:space="preserve">, 15(2), 45–58.</w:t>
-      </w:r>
-    </w:p>
-    <w:p>
-      <w:pPr>
-        <w:numPr>
-          <w:ilvl w:val="0"/>
-          <w:numId w:val="1019"/>
-        </w:numPr>
-        <w:pStyle w:val="Compact"/>
-      </w:pPr>
-      <w:r>
-        <w:t xml:space="preserve">Hernández Sampieri, R. (2018).</w:t>
-      </w:r>
-      <w:r>
-        <w:t xml:space="preserve"> </w:t>
-      </w:r>
-      <w:r>
-        <w:rPr>
-          <w:iCs/>
-          <w:i/>
-        </w:rPr>
-        <w:t xml:space="preserve">Metodología de la Investigación</w:t>
-      </w:r>
-      <w:r>
-        <w:t xml:space="preserve"> </w:t>
-      </w:r>
-      <w:r>
-        <w:t xml:space="preserve">(6ta ed.). McGraw-Hill.</w:t>
-      </w:r>
-    </w:p>
-    <w:p>
-      <w:pPr>
-        <w:numPr>
-          <w:ilvl w:val="0"/>
-          <w:numId w:val="1019"/>
-        </w:numPr>
-        <w:pStyle w:val="Compact"/>
-      </w:pPr>
-      <w:r>
-        <w:t xml:space="preserve">IBNORCA. (2004).</w:t>
-      </w:r>
-      <w:r>
-        <w:t xml:space="preserve"> </w:t>
-      </w:r>
-      <w:r>
-        <w:rPr>
-          <w:iCs/>
-          <w:i/>
-        </w:rPr>
-        <w:t xml:space="preserve">Norma Boliviana NB 777: Instalaciones Eléctricas en Interiores</w:t>
-      </w:r>
-      <w:r>
-        <w:t xml:space="preserve">. Instituto Boliviano de Normalización y Calidad.</w:t>
-      </w:r>
-    </w:p>
-    <w:p>
-      <w:pPr>
-        <w:numPr>
-          <w:ilvl w:val="0"/>
-          <w:numId w:val="1019"/>
-        </w:numPr>
-        <w:pStyle w:val="Compact"/>
-      </w:pPr>
-      <w:r>
-        <w:t xml:space="preserve">Karassik, I. J. (2008).</w:t>
-      </w:r>
-      <w:r>
-        <w:t xml:space="preserve"> </w:t>
-      </w:r>
-      <w:r>
-        <w:rPr>
-          <w:iCs/>
-          <w:i/>
-        </w:rPr>
-        <w:t xml:space="preserve">Pump Handbook</w:t>
-      </w:r>
-      <w:r>
-        <w:t xml:space="preserve"> </w:t>
-      </w:r>
-      <w:r>
-        <w:t xml:space="preserve">(4th ed.). McGraw-Hill.</w:t>
-      </w:r>
-    </w:p>
-    <w:p>
-      <w:pPr>
-        <w:numPr>
-          <w:ilvl w:val="0"/>
-          <w:numId w:val="1019"/>
-        </w:numPr>
-        <w:pStyle w:val="Compact"/>
-      </w:pPr>
-      <w:r>
-        <w:t xml:space="preserve">K-Rain Manufacturing Corporation. (2020).</w:t>
-      </w:r>
-      <w:r>
-        <w:t xml:space="preserve"> </w:t>
-      </w:r>
-      <w:r>
-        <w:rPr>
-          <w:iCs/>
-          <w:i/>
-        </w:rPr>
-        <w:t xml:space="preserve">BL-KR Series Bluetooth Smart Battery Powered Controller — Installation Manual</w:t>
-      </w:r>
-      <w:r>
-        <w:t xml:space="preserve">. K-Rain.</w:t>
-      </w:r>
-    </w:p>
-    <w:p>
-      <w:pPr>
-        <w:numPr>
-          <w:ilvl w:val="0"/>
-          <w:numId w:val="1019"/>
-        </w:numPr>
-        <w:pStyle w:val="Compact"/>
-      </w:pPr>
-      <w:r>
-        <w:t xml:space="preserve">Martin, J. (1991).</w:t>
-      </w:r>
-      <w:r>
-        <w:t xml:space="preserve"> </w:t>
-      </w:r>
-      <w:r>
-        <w:rPr>
-          <w:iCs/>
-          <w:i/>
-        </w:rPr>
-        <w:t xml:space="preserve">Rapid Application Development</w:t>
-      </w:r>
-      <w:r>
-        <w:t xml:space="preserve">. Macmillan Publishing.</w:t>
-      </w:r>
-    </w:p>
-    <w:p>
-      <w:pPr>
-        <w:numPr>
-          <w:ilvl w:val="0"/>
-          <w:numId w:val="1019"/>
-        </w:numPr>
-        <w:pStyle w:val="Compact"/>
-      </w:pPr>
-      <w:r>
-        <w:t xml:space="preserve">Pérez, A., Ramírez, C., y Torres, F. (2022). Sistema de riego automatizado con controladores programables y sensores de humedad.</w:t>
-      </w:r>
-      <w:r>
-        <w:t xml:space="preserve"> </w:t>
-      </w:r>
-      <w:r>
-        <w:rPr>
-          <w:iCs/>
-          <w:i/>
-        </w:rPr>
-        <w:t xml:space="preserve">Revista Latinoamericana de Ingeniería</w:t>
-      </w:r>
-      <w:r>
-        <w:t xml:space="preserve">, 8(1), 12–25.</w:t>
-      </w:r>
-    </w:p>
-    <w:p>
-      <w:pPr>
-        <w:numPr>
-          <w:ilvl w:val="0"/>
-          <w:numId w:val="1019"/>
-        </w:numPr>
-        <w:pStyle w:val="Compact"/>
-      </w:pPr>
-      <w:r>
-        <w:t xml:space="preserve">Pizarro, F. (2017).</w:t>
-      </w:r>
-      <w:r>
-        <w:t xml:space="preserve"> </w:t>
-      </w:r>
-      <w:r>
-        <w:rPr>
-          <w:iCs/>
-          <w:i/>
-        </w:rPr>
-        <w:t xml:space="preserve">Riegos Localizados de Alta Frecuencia</w:t>
-      </w:r>
-      <w:r>
-        <w:t xml:space="preserve"> </w:t>
-      </w:r>
-      <w:r>
-        <w:t xml:space="preserve">(4ta ed.). Ediciones Mundi-Prensa.</w:t>
-      </w:r>
-    </w:p>
-    <w:p>
-      <w:pPr>
-        <w:numPr>
-          <w:ilvl w:val="0"/>
-          <w:numId w:val="1019"/>
-        </w:numPr>
-        <w:pStyle w:val="Compact"/>
-      </w:pPr>
-      <w:r>
-        <w:t xml:space="preserve">PostgreSQL Global Development Group. (2024).</w:t>
-      </w:r>
-      <w:r>
-        <w:t xml:space="preserve"> </w:t>
-      </w:r>
-      <w:r>
-        <w:rPr>
-          <w:iCs/>
-          <w:i/>
-        </w:rPr>
-        <w:t xml:space="preserve">PostgreSQL 16 Documentation</w:t>
-      </w:r>
-      <w:r>
-        <w:t xml:space="preserve">. https://www.postgresql.org/docs/16/</w:t>
-      </w:r>
-    </w:p>
-    <w:p>
-      <w:pPr>
-        <w:numPr>
-          <w:ilvl w:val="0"/>
-          <w:numId w:val="1019"/>
-        </w:numPr>
-        <w:pStyle w:val="Compact"/>
-      </w:pPr>
-      <w:r>
-        <w:t xml:space="preserve">Pressman, R. (2014).</w:t>
-      </w:r>
-      <w:r>
-        <w:t xml:space="preserve"> </w:t>
-      </w:r>
-      <w:r>
-        <w:rPr>
-          <w:iCs/>
-          <w:i/>
-        </w:rPr>
-        <w:t xml:space="preserve">Software Engineering: A Practitioner’s Approach</w:t>
-      </w:r>
-      <w:r>
-        <w:t xml:space="preserve"> </w:t>
-      </w:r>
-      <w:r>
-        <w:t xml:space="preserve">(8th ed.). McGraw-Hill.</w:t>
-      </w:r>
-    </w:p>
-    <w:p>
-      <w:pPr>
-        <w:numPr>
-          <w:ilvl w:val="0"/>
-          <w:numId w:val="1019"/>
-        </w:numPr>
-        <w:pStyle w:val="Compact"/>
-      </w:pPr>
-      <w:r>
-        <w:t xml:space="preserve">Shadcn. (2023).</w:t>
-      </w:r>
-      <w:r>
-        <w:t xml:space="preserve"> </w:t>
-      </w:r>
-      <w:r>
-        <w:rPr>
-          <w:iCs/>
-          <w:i/>
-        </w:rPr>
-        <w:t xml:space="preserve">shadcn/ui: Beautifully designed components built with Radix UI and Tailwind CSS</w:t>
-      </w:r>
-      <w:r>
-        <w:t xml:space="preserve">. https://ui.shadcn.com</w:t>
-      </w:r>
-    </w:p>
-    <w:p>
-      <w:pPr>
-        <w:numPr>
-          <w:ilvl w:val="0"/>
-          <w:numId w:val="1019"/>
-        </w:numPr>
-        <w:pStyle w:val="Compact"/>
-      </w:pPr>
-      <w:r>
-        <w:t xml:space="preserve">Tanner Linsley. (2020).</w:t>
-      </w:r>
-      <w:r>
-        <w:t xml:space="preserve"> </w:t>
-      </w:r>
-      <w:r>
-        <w:rPr>
-          <w:iCs/>
-          <w:i/>
-        </w:rPr>
-        <w:t xml:space="preserve">TanStack Query: Powerful asynchronous state management</w:t>
-      </w:r>
-      <w:r>
-        <w:t xml:space="preserve">. https://tanstack.com/query</w:t>
-      </w:r>
-    </w:p>
-    <w:p>
-      <w:pPr>
-        <w:numPr>
-          <w:ilvl w:val="0"/>
-          <w:numId w:val="1019"/>
-        </w:numPr>
-        <w:pStyle w:val="Compact"/>
-      </w:pPr>
-      <w:r>
-        <w:t xml:space="preserve">Yin, R. K. (2018).</w:t>
-      </w:r>
-      <w:r>
-        <w:t xml:space="preserve"> </w:t>
-      </w:r>
-      <w:r>
-        <w:rPr>
-          <w:iCs/>
-          <w:i/>
-        </w:rPr>
-        <w:t xml:space="preserve">Case Study Research and Applications</w:t>
-      </w:r>
-      <w:r>
-        <w:t xml:space="preserve"> </w:t>
-      </w:r>
-      <w:r>
-        <w:t xml:space="preserve">(6th ed.). SAGE Publications.</w:t>
-      </w:r>
-    </w:p>
-    <w:p>
-      <w:pPr>
-        <w:numPr>
-          <w:ilvl w:val="0"/>
-          <w:numId w:val="1019"/>
-        </w:numPr>
-        <w:pStyle w:val="Compact"/>
-      </w:pPr>
-      <w:r>
-        <w:t xml:space="preserve">You, E. (2021).</w:t>
-      </w:r>
-      <w:r>
-        <w:t xml:space="preserve"> </w:t>
-      </w:r>
-      <w:r>
-        <w:rPr>
-          <w:iCs/>
-          <w:i/>
-        </w:rPr>
-        <w:t xml:space="preserve">Vite: Next Generation Frontend Tooling</w:t>
-      </w:r>
-      <w:r>
-        <w:t xml:space="preserve">. https://vitejs.dev</w:t>
-      </w:r>
-    </w:p>
-    <w:p>
-      <w:r>
-        <w:pict>
-          <v:rect style="width:0;height:1.5pt" o:hralign="center" o:hrstd="t" o:hr="t"/>
-        </w:pict>
-      </w:r>
-    </w:p>
-    <w:bookmarkEnd w:id="119"/>
-    <w:bookmarkEnd w:id="120"/>
-    <w:bookmarkStart w:id="136" w:name="anexos"/>
-    <w:p>
-      <w:pPr>
-        <w:pStyle w:val="Heading1"/>
-      </w:pPr>
-      <w:r>
-        <w:rPr>
-          <w:rStyle w:val="SectionNumber"/>
-        </w:rPr>
-        <w:t xml:space="preserve">7</w:t>
-      </w:r>
-      <w:r>
-        <w:tab/>
-      </w:r>
-      <w:r>
-        <w:t xml:space="preserve">ANEXOS</w:t>
-      </w:r>
-    </w:p>
-    <w:bookmarkStart w:id="127" w:name="Xd2c4611265eaeb0b04ce9818422372b8edd59d5"/>
-    <w:p>
-      <w:pPr>
-        <w:pStyle w:val="Heading2"/>
-      </w:pPr>
-      <w:r>
-        <w:rPr>
-          <w:rStyle w:val="SectionNumber"/>
-        </w:rPr>
-        <w:t xml:space="preserve">7.1</w:t>
-      </w:r>
-      <w:r>
-        <w:tab/>
-      </w:r>
-      <w:r>
         <w:t xml:space="preserve">ANEXO A — ESPECIFICACIONES TÉCNICAS DETALLADAS DE LA INSTALACIÓN</w:t>
       </w:r>
     </w:p>
@@ -12873,7 +15556,7 @@
         <w:t xml:space="preserve">Este anexo recopila las especificaciones técnicas exactas de la instalación física del sistema SARQUE en el Parque Ecoturístico Quinta Estación.</w:t>
       </w:r>
     </w:p>
-    <w:bookmarkStart w:id="121" w:name="a.1.-sistema-de-bombeo"/>
+    <w:bookmarkStart w:id="135" w:name="a.1.-sistema-de-bombeo"/>
     <w:p>
       <w:pPr>
         <w:pStyle w:val="Heading3"/>
@@ -13230,8 +15913,8 @@
         </w:tc>
       </w:tr>
     </w:tbl>
-    <w:bookmarkEnd w:id="121"/>
-    <w:bookmarkStart w:id="122" w:name="a.2.-red-hidráulica"/>
+    <w:bookmarkEnd w:id="135"/>
+    <w:bookmarkStart w:id="136" w:name="a.2.-red-hidráulica"/>
     <w:p>
       <w:pPr>
         <w:pStyle w:val="Heading3"/>
@@ -13510,8 +16193,8 @@
         </w:tc>
       </w:tr>
     </w:tbl>
-    <w:bookmarkEnd w:id="122"/>
-    <w:bookmarkStart w:id="123" w:name="a.3.-sistema-eléctrico-de-control"/>
+    <w:bookmarkEnd w:id="136"/>
+    <w:bookmarkStart w:id="137" w:name="a.3.-sistema-eléctrico-de-control"/>
     <w:p>
       <w:pPr>
         <w:pStyle w:val="Heading3"/>
@@ -13816,8 +16499,8 @@
         </w:tc>
       </w:tr>
     </w:tbl>
-    <w:bookmarkEnd w:id="123"/>
-    <w:bookmarkStart w:id="124" w:name="a.4.-controladores-k-rain-bl-kr"/>
+    <w:bookmarkEnd w:id="137"/>
+    <w:bookmarkStart w:id="138" w:name="a.4.-controladores-k-rain-bl-kr"/>
     <w:p>
       <w:pPr>
         <w:pStyle w:val="Heading3"/>
@@ -14280,8 +16963,8 @@
         </w:tc>
       </w:tr>
     </w:tbl>
-    <w:bookmarkEnd w:id="124"/>
-    <w:bookmarkStart w:id="125" w:name="X0c15adee24950df3e9756abed6fb3460f31b487"/>
+    <w:bookmarkEnd w:id="138"/>
+    <w:bookmarkStart w:id="139" w:name="X0c15adee24950df3e9756abed6fb3460f31b487"/>
     <w:p>
       <w:pPr>
         <w:pStyle w:val="Heading3"/>
@@ -14593,8 +17276,8 @@
         </w:tc>
       </w:tr>
     </w:tbl>
-    <w:bookmarkEnd w:id="125"/>
-    <w:bookmarkStart w:id="126" w:name="a.6.-personal-del-parque"/>
+    <w:bookmarkEnd w:id="139"/>
+    <w:bookmarkStart w:id="140" w:name="a.6.-personal-del-parque"/>
     <w:p>
       <w:pPr>
         <w:pStyle w:val="Heading3"/>
@@ -14799,9 +17482,9 @@
         </w:pict>
       </w:r>
     </w:p>
-    <w:bookmarkEnd w:id="126"/>
-    <w:bookmarkEnd w:id="127"/>
-    <w:bookmarkStart w:id="135" w:name="X5d8879f9e725364a517060818c67c89b91edc68"/>
+    <w:bookmarkEnd w:id="140"/>
+    <w:bookmarkEnd w:id="141"/>
+    <w:bookmarkStart w:id="142" w:name="Xe409c31a603a6ef78b2c3548e55948842001b38"/>
     <w:p>
       <w:pPr>
         <w:pStyle w:val="Heading2"/>
@@ -14816,7 +17499,7 @@
         <w:tab/>
       </w:r>
       <w:r>
-        <w:t xml:space="preserve">ANEXO B — GALERÍA FOTOGRÁFICA DE LA INSTALACIÓN</w:t>
+        <w:t xml:space="preserve">ANEXO B — GALERÍA FOTOGRÁFICA COMPLEMENTARIA</w:t>
       </w:r>
     </w:p>
     <w:p>
@@ -14824,487 +17507,389 @@
         <w:pStyle w:val="FirstParagraph"/>
       </w:pPr>
       <w:r>
-        <w:t xml:space="preserve">Este anexo recopila las fotografías documentales del proceso de instalación del sistema SARQUE.</w:t>
-      </w:r>
-    </w:p>
-    <w:bookmarkStart w:id="128" w:name="b.1.-planimetría-del-parque"/>
-    <w:p>
-      <w:pPr>
-        <w:pStyle w:val="Heading3"/>
-      </w:pPr>
-      <w:r>
-        <w:rPr>
-          <w:rStyle w:val="SectionNumber"/>
-        </w:rPr>
-        <w:t xml:space="preserve">7.2.1</w:t>
-      </w:r>
-      <w:r>
-        <w:tab/>
-      </w:r>
-      <w:r>
-        <w:t xml:space="preserve">B.1. Planimetría del Parque</w:t>
-      </w:r>
-    </w:p>
-    <w:p>
-      <w:pPr>
-        <w:numPr>
-          <w:ilvl w:val="0"/>
-          <w:numId w:val="1020"/>
-        </w:numPr>
-        <w:pStyle w:val="Compact"/>
-      </w:pPr>
-      <w:r>
-        <w:rPr>
-          <w:bCs/>
-          <w:b/>
-        </w:rPr>
-        <w:t xml:space="preserve">Foto B.1.</w:t>
-      </w:r>
-      <w:r>
-        <w:t xml:space="preserve"> </w:t>
-      </w:r>
-      <w:r>
-        <w:t xml:space="preserve">Plano General del parque (escala 1:250) con la red hidráulica anotada manualmente: trazos de colores indican las cañerías de cada sector, los puntos dorados representan las ubicaciones de los 41 puntos de riego históricos (consolidados en 22 estaciones).</w:t>
-      </w:r>
-    </w:p>
-    <w:p>
-      <w:pPr>
-        <w:numPr>
-          <w:ilvl w:val="0"/>
-          <w:numId w:val="1020"/>
-        </w:numPr>
-        <w:pStyle w:val="Compact"/>
-      </w:pPr>
-      <w:r>
-        <w:rPr>
-          <w:bCs/>
-          <w:b/>
-        </w:rPr>
-        <w:t xml:space="preserve">Foto B.2.</w:t>
-      </w:r>
-      <w:r>
-        <w:t xml:space="preserve"> </w:t>
-      </w:r>
-      <w:r>
-        <w:t xml:space="preserve">Cronograma semanal de riego en papel utilizado previamente por los jardineros, organizado por franjas horarias de 8:00 a 20:00.</w:t>
-      </w:r>
-    </w:p>
-    <w:bookmarkEnd w:id="128"/>
-    <w:bookmarkStart w:id="129" w:name="b.2.-sistema-de-bombeo-existente"/>
-    <w:p>
-      <w:pPr>
-        <w:pStyle w:val="Heading3"/>
-      </w:pPr>
-      <w:r>
-        <w:rPr>
-          <w:rStyle w:val="SectionNumber"/>
-        </w:rPr>
-        <w:t xml:space="preserve">7.2.2</w:t>
-      </w:r>
-      <w:r>
-        <w:tab/>
-      </w:r>
-      <w:r>
-        <w:t xml:space="preserve">B.2. Sistema de Bombeo Existente</w:t>
-      </w:r>
-    </w:p>
-    <w:p>
-      <w:pPr>
-        <w:numPr>
-          <w:ilvl w:val="0"/>
-          <w:numId w:val="1021"/>
-        </w:numPr>
-        <w:pStyle w:val="Compact"/>
-      </w:pPr>
-      <w:r>
-        <w:rPr>
-          <w:bCs/>
-          <w:b/>
-        </w:rPr>
-        <w:t xml:space="preserve">Foto B.3.</w:t>
-      </w:r>
-      <w:r>
-        <w:t xml:space="preserve"> </w:t>
-      </w:r>
-      <w:r>
-        <w:t xml:space="preserve">Salida de la bomba Grundfos con manómetro de presión, tanque hidroneumático y matriz principal de 2” en PVC y acero galvanizado (caseta de máquinas).</w:t>
-      </w:r>
-    </w:p>
-    <w:p>
-      <w:pPr>
-        <w:numPr>
-          <w:ilvl w:val="0"/>
-          <w:numId w:val="1021"/>
-        </w:numPr>
-        <w:pStyle w:val="Compact"/>
-      </w:pPr>
-      <w:r>
-        <w:rPr>
-          <w:bCs/>
-          <w:b/>
-        </w:rPr>
-        <w:t xml:space="preserve">Foto B.4.</w:t>
-      </w:r>
-      <w:r>
-        <w:t xml:space="preserve"> </w:t>
-      </w:r>
-      <w:r>
-        <w:t xml:space="preserve">Vista interna de la caseta de bombeo con válvulas de control y matriz hacia el parque.</w:t>
-      </w:r>
-    </w:p>
-    <w:bookmarkEnd w:id="129"/>
-    <w:bookmarkStart w:id="130" w:name="b.3.-excavación-y-tendido-del-politubo"/>
-    <w:p>
-      <w:pPr>
-        <w:pStyle w:val="Heading3"/>
-      </w:pPr>
-      <w:r>
-        <w:rPr>
-          <w:rStyle w:val="SectionNumber"/>
-        </w:rPr>
-        <w:t xml:space="preserve">7.2.3</w:t>
-      </w:r>
-      <w:r>
-        <w:tab/>
-      </w:r>
-      <w:r>
-        <w:t xml:space="preserve">B.3. Excavación y Tendido del Politubo</w:t>
-      </w:r>
-    </w:p>
-    <w:p>
-      <w:pPr>
-        <w:numPr>
-          <w:ilvl w:val="0"/>
-          <w:numId w:val="1022"/>
-        </w:numPr>
-        <w:pStyle w:val="Compact"/>
-      </w:pPr>
-      <w:r>
-        <w:rPr>
-          <w:bCs/>
-          <w:b/>
-        </w:rPr>
-        <w:t xml:space="preserve">Foto B.5.</w:t>
-      </w:r>
-      <w:r>
-        <w:t xml:space="preserve"> </w:t>
-      </w:r>
-      <w:r>
-        <w:t xml:space="preserve">Zanja excavada a 20-25 cm para el politubo de 3/4”.</w:t>
-      </w:r>
-    </w:p>
-    <w:p>
-      <w:pPr>
-        <w:numPr>
-          <w:ilvl w:val="0"/>
-          <w:numId w:val="1022"/>
-        </w:numPr>
-        <w:pStyle w:val="Compact"/>
-      </w:pPr>
-      <w:r>
-        <w:rPr>
-          <w:bCs/>
-          <w:b/>
-        </w:rPr>
-        <w:t xml:space="preserve">Foto B.6.</w:t>
-      </w:r>
-      <w:r>
-        <w:t xml:space="preserve"> </w:t>
-      </w:r>
-      <w:r>
-        <w:t xml:space="preserve">Tendido del politubo negro entre sectores, atravesando áreas de césped y vegetación.</w:t>
-      </w:r>
-    </w:p>
-    <w:p>
-      <w:pPr>
-        <w:numPr>
-          <w:ilvl w:val="0"/>
-          <w:numId w:val="1022"/>
-        </w:numPr>
-        <w:pStyle w:val="Compact"/>
-      </w:pPr>
-      <w:r>
-        <w:rPr>
-          <w:bCs/>
-          <w:b/>
-        </w:rPr>
-        <w:t xml:space="preserve">Foto B.7.</w:t>
-      </w:r>
-      <w:r>
-        <w:t xml:space="preserve"> </w:t>
-      </w:r>
-      <w:r>
-        <w:t xml:space="preserve">Detalle de cable 20 AWG saliendo del politubo en zanja paralela a la tubería hidráulica.</w:t>
-      </w:r>
-    </w:p>
-    <w:p>
-      <w:pPr>
-        <w:numPr>
-          <w:ilvl w:val="0"/>
-          <w:numId w:val="1022"/>
-        </w:numPr>
-        <w:pStyle w:val="Compact"/>
-      </w:pPr>
-      <w:r>
-        <w:rPr>
-          <w:bCs/>
-          <w:b/>
-        </w:rPr>
-        <w:t xml:space="preserve">Foto B.8.</w:t>
-      </w:r>
-      <w:r>
-        <w:t xml:space="preserve"> </w:t>
-      </w:r>
-      <w:r>
-        <w:t xml:space="preserve">Técnica de excavación con preservación del césped: corte vertical con pala plana para reponer el tepe.</w:t>
-      </w:r>
-    </w:p>
-    <w:bookmarkEnd w:id="130"/>
-    <w:bookmarkStart w:id="131" w:name="b.4.-electroválvulas-k-rain-bspt"/>
-    <w:p>
-      <w:pPr>
-        <w:pStyle w:val="Heading3"/>
-      </w:pPr>
-      <w:r>
-        <w:rPr>
-          <w:rStyle w:val="SectionNumber"/>
-        </w:rPr>
-        <w:t xml:space="preserve">7.2.4</w:t>
-      </w:r>
-      <w:r>
-        <w:tab/>
-      </w:r>
-      <w:r>
-        <w:t xml:space="preserve">B.4. Electroválvulas K-Rain BSPT</w:t>
-      </w:r>
-    </w:p>
-    <w:p>
-      <w:pPr>
-        <w:numPr>
-          <w:ilvl w:val="0"/>
-          <w:numId w:val="1023"/>
-        </w:numPr>
-        <w:pStyle w:val="Compact"/>
-      </w:pPr>
-      <w:r>
-        <w:rPr>
-          <w:bCs/>
-          <w:b/>
-        </w:rPr>
-        <w:t xml:space="preserve">Foto B.9.</w:t>
-      </w:r>
-      <w:r>
-        <w:t xml:space="preserve"> </w:t>
-      </w:r>
-      <w:r>
-        <w:t xml:space="preserve">Electroválvula K-Rain BSPT 9V DC instalada en línea con cuellera PVC 1 ½”, solenoide visible con cables rojo (+) y negro (-), llave de paso roja manual de respaldo.</w:t>
-      </w:r>
-    </w:p>
-    <w:p>
-      <w:pPr>
-        <w:numPr>
-          <w:ilvl w:val="0"/>
-          <w:numId w:val="1023"/>
-        </w:numPr>
-        <w:pStyle w:val="Compact"/>
-      </w:pPr>
-      <w:r>
-        <w:rPr>
-          <w:bCs/>
-          <w:b/>
-        </w:rPr>
-        <w:t xml:space="preserve">Foto B.10.</w:t>
-      </w:r>
-      <w:r>
-        <w:t xml:space="preserve"> </w:t>
-      </w:r>
-      <w:r>
-        <w:t xml:space="preserve">Electroválvula conectada con cinta autovulcanizante en los empalmes.</w:t>
-      </w:r>
-    </w:p>
-    <w:bookmarkEnd w:id="131"/>
-    <w:bookmarkStart w:id="132" w:name="b.5.-cajas-de-válvula"/>
-    <w:p>
-      <w:pPr>
-        <w:pStyle w:val="Heading3"/>
-      </w:pPr>
-      <w:r>
-        <w:rPr>
-          <w:rStyle w:val="SectionNumber"/>
-        </w:rPr>
-        <w:t xml:space="preserve">7.2.5</w:t>
-      </w:r>
-      <w:r>
-        <w:tab/>
-      </w:r>
-      <w:r>
-        <w:t xml:space="preserve">B.5. Cajas de Válvula</w:t>
-      </w:r>
-    </w:p>
-    <w:p>
-      <w:pPr>
-        <w:numPr>
-          <w:ilvl w:val="0"/>
-          <w:numId w:val="1024"/>
-        </w:numPr>
-        <w:pStyle w:val="Compact"/>
-      </w:pPr>
-      <w:r>
-        <w:rPr>
-          <w:bCs/>
-          <w:b/>
-        </w:rPr>
-        <w:t xml:space="preserve">Foto B.11.</w:t>
-      </w:r>
-      <w:r>
-        <w:t xml:space="preserve"> </w:t>
-      </w:r>
-      <w:r>
-        <w:t xml:space="preserve">Caja de válvula de hormigón 40 × 40 × 30 cm con electroválvula y conexión de respaldo manual.</w:t>
-      </w:r>
-    </w:p>
-    <w:p>
-      <w:pPr>
-        <w:numPr>
-          <w:ilvl w:val="0"/>
-          <w:numId w:val="1024"/>
-        </w:numPr>
-        <w:pStyle w:val="Compact"/>
-      </w:pPr>
-      <w:r>
-        <w:rPr>
-          <w:bCs/>
-          <w:b/>
-        </w:rPr>
-        <w:t xml:space="preserve">Foto B.12.</w:t>
-      </w:r>
-      <w:r>
-        <w:t xml:space="preserve"> </w:t>
-      </w:r>
-      <w:r>
-        <w:t xml:space="preserve">Caja circular tipo</w:t>
-      </w:r>
-      <w:r>
-        <w:t xml:space="preserve"> </w:t>
-      </w:r>
-      <w:r>
-        <w:t xml:space="preserve">“</w:t>
-      </w:r>
-      <w:r>
-        <w:t xml:space="preserve">round valve box</w:t>
-      </w:r>
-      <w:r>
-        <w:t xml:space="preserve">”</w:t>
-      </w:r>
-      <w:r>
-        <w:t xml:space="preserve"> </w:t>
-      </w:r>
-      <w:r>
-        <w:t xml:space="preserve">con múltiples empalmes hacia varios solenoides.</w:t>
-      </w:r>
-    </w:p>
-    <w:bookmarkEnd w:id="132"/>
-    <w:bookmarkStart w:id="133" w:name="b.6.-empalmes-eléctricos"/>
-    <w:p>
-      <w:pPr>
-        <w:pStyle w:val="Heading3"/>
-      </w:pPr>
-      <w:r>
-        <w:rPr>
-          <w:rStyle w:val="SectionNumber"/>
-        </w:rPr>
-        <w:t xml:space="preserve">7.2.6</w:t>
-      </w:r>
-      <w:r>
-        <w:tab/>
-      </w:r>
-      <w:r>
-        <w:t xml:space="preserve">B.6. Empalmes Eléctricos</w:t>
-      </w:r>
-    </w:p>
-    <w:p>
-      <w:pPr>
-        <w:numPr>
-          <w:ilvl w:val="0"/>
-          <w:numId w:val="1025"/>
-        </w:numPr>
-        <w:pStyle w:val="Compact"/>
-      </w:pPr>
-      <w:r>
-        <w:rPr>
-          <w:bCs/>
-          <w:b/>
-        </w:rPr>
-        <w:t xml:space="preserve">Foto B.13.</w:t>
-      </w:r>
-      <w:r>
-        <w:t xml:space="preserve"> </w:t>
-      </w:r>
-      <w:r>
-        <w:t xml:space="preserve">Empalmes impermeabilizados de cables 20 AWG en el interior de una caja de registro.</w:t>
-      </w:r>
-    </w:p>
-    <w:p>
-      <w:pPr>
-        <w:numPr>
-          <w:ilvl w:val="0"/>
-          <w:numId w:val="1025"/>
-        </w:numPr>
-        <w:pStyle w:val="Compact"/>
-      </w:pPr>
-      <w:r>
-        <w:rPr>
-          <w:bCs/>
-          <w:b/>
-        </w:rPr>
-        <w:t xml:space="preserve">Foto B.14.</w:t>
-      </w:r>
-      <w:r>
-        <w:t xml:space="preserve"> </w:t>
-      </w:r>
-      <w:r>
-        <w:t xml:space="preserve">Detalle del empalme entre el cable común y las salidas a estaciones.</w:t>
-      </w:r>
-    </w:p>
-    <w:bookmarkEnd w:id="133"/>
-    <w:bookmarkStart w:id="134" w:name="b.7.-componentes-en-stock"/>
-    <w:p>
-      <w:pPr>
-        <w:pStyle w:val="Heading3"/>
-      </w:pPr>
-      <w:r>
-        <w:rPr>
-          <w:rStyle w:val="SectionNumber"/>
-        </w:rPr>
-        <w:t xml:space="preserve">7.2.7</w:t>
-      </w:r>
-      <w:r>
-        <w:tab/>
-      </w:r>
-      <w:r>
-        <w:t xml:space="preserve">B.7. Componentes en Stock</w:t>
-      </w:r>
-    </w:p>
-    <w:p>
-      <w:pPr>
-        <w:numPr>
-          <w:ilvl w:val="0"/>
-          <w:numId w:val="1026"/>
-        </w:numPr>
-        <w:pStyle w:val="Compact"/>
-      </w:pPr>
-      <w:r>
-        <w:rPr>
-          <w:bCs/>
-          <w:b/>
-        </w:rPr>
-        <w:t xml:space="preserve">Foto B.15.</w:t>
-      </w:r>
-      <w:r>
-        <w:t xml:space="preserve"> </w:t>
-      </w:r>
-      <w:r>
-        <w:t xml:space="preserve">Rollos de cable 20 AWG monofilar listos para la instalación junto al solenoide K-Rain.</w:t>
+        <w:t xml:space="preserve">Este anexo recopila el catálogo extendido de fotografías del proceso de instalación del sistema SARQUE. Las fotografías más representativas ya fueron presentadas en el desarrollo del Capítulo III (Sección 3.7); aquí se reúnen las imágenes adicionales que documentan el proceso completo de obra civil, conexionado eléctrico y montaje hidráulico, para consulta detallada del lector.</w:t>
+      </w:r>
+    </w:p>
+    <w:tbl>
+      <w:tblPr>
+        <w:tblStyle w:val="Table"/>
+        <w:tblW w:type="pct" w:w="5000"/>
+        <w:tblLook w:firstRow="1" w:lastRow="0" w:firstColumn="0" w:lastColumn="0" w:noHBand="0" w:noVBand="0" w:val="0020"/>
+        <w:jc w:val="start"/>
+      </w:tblPr>
+      <w:tblGrid>
+        <w:gridCol w:w="1738"/>
+        <w:gridCol w:w="2511"/>
+        <w:gridCol w:w="3670"/>
+      </w:tblGrid>
+      <w:tr>
+        <w:trPr>
+          <w:tblHeader w:val="true"/>
+        </w:trPr>
+        <w:tc>
+          <w:tcPr/>
+          <w:p>
+            <w:pPr>
+              <w:pStyle w:val="Compact"/>
+              <w:jc w:val="left"/>
+            </w:pPr>
+            <w:r>
+              <w:t xml:space="preserve">Sección</w:t>
+            </w:r>
+          </w:p>
+        </w:tc>
+        <w:tc>
+          <w:tcPr/>
+          <w:p>
+            <w:pPr>
+              <w:pStyle w:val="Compact"/>
+              <w:jc w:val="left"/>
+            </w:pPr>
+            <w:r>
+              <w:t xml:space="preserve">Descripción</w:t>
+            </w:r>
+          </w:p>
+        </w:tc>
+        <w:tc>
+          <w:tcPr/>
+          <w:p>
+            <w:pPr>
+              <w:pStyle w:val="Compact"/>
+              <w:jc w:val="left"/>
+            </w:pPr>
+            <w:r>
+              <w:t xml:space="preserve">Cantidad de fotos</w:t>
+            </w:r>
+          </w:p>
+        </w:tc>
+      </w:tr>
+      <w:tr>
+        <w:tc>
+          <w:tcPr/>
+          <w:p>
+            <w:pPr>
+              <w:pStyle w:val="Compact"/>
+              <w:jc w:val="left"/>
+            </w:pPr>
+            <w:r>
+              <w:t xml:space="preserve">B.1. Planimetría</w:t>
+            </w:r>
+          </w:p>
+        </w:tc>
+        <w:tc>
+          <w:tcPr/>
+          <w:p>
+            <w:pPr>
+              <w:pStyle w:val="Compact"/>
+              <w:jc w:val="left"/>
+            </w:pPr>
+            <w:r>
+              <w:t xml:space="preserve">Plano general anotado del parque y cronograma de riego en papel</w:t>
+            </w:r>
+          </w:p>
+        </w:tc>
+        <w:tc>
+          <w:tcPr/>
+          <w:p>
+            <w:pPr>
+              <w:pStyle w:val="Compact"/>
+              <w:jc w:val="left"/>
+            </w:pPr>
+            <w:r>
+              <w:t xml:space="preserve">2</w:t>
+            </w:r>
+          </w:p>
+        </w:tc>
+      </w:tr>
+      <w:tr>
+        <w:tc>
+          <w:tcPr/>
+          <w:p>
+            <w:pPr>
+              <w:pStyle w:val="Compact"/>
+              <w:jc w:val="left"/>
+            </w:pPr>
+            <w:r>
+              <w:t xml:space="preserve">B.2. Sistema de bombeo</w:t>
+            </w:r>
+          </w:p>
+        </w:tc>
+        <w:tc>
+          <w:tcPr/>
+          <w:p>
+            <w:pPr>
+              <w:pStyle w:val="Compact"/>
+              <w:jc w:val="left"/>
+            </w:pPr>
+            <w:r>
+              <w:t xml:space="preserve">Bomba Grundfos, manómetro, tanque hidroneumático, válvulas de la caseta</w:t>
+            </w:r>
+          </w:p>
+        </w:tc>
+        <w:tc>
+          <w:tcPr/>
+          <w:p>
+            <w:pPr>
+              <w:pStyle w:val="Compact"/>
+              <w:jc w:val="left"/>
+            </w:pPr>
+            <w:r>
+              <w:t xml:space="preserve">2</w:t>
+            </w:r>
+          </w:p>
+        </w:tc>
+      </w:tr>
+      <w:tr>
+        <w:tc>
+          <w:tcPr/>
+          <w:p>
+            <w:pPr>
+              <w:pStyle w:val="Compact"/>
+              <w:jc w:val="left"/>
+            </w:pPr>
+            <w:r>
+              <w:t xml:space="preserve">B.3. Excavación y tendido</w:t>
+            </w:r>
+          </w:p>
+        </w:tc>
+        <w:tc>
+          <w:tcPr/>
+          <w:p>
+            <w:pPr>
+              <w:pStyle w:val="Compact"/>
+              <w:jc w:val="left"/>
+            </w:pPr>
+            <w:r>
+              <w:t xml:space="preserve">Zanjas, técnica de corte de césped, tendido del politubo y cable</w:t>
+            </w:r>
+          </w:p>
+        </w:tc>
+        <w:tc>
+          <w:tcPr/>
+          <w:p>
+            <w:pPr>
+              <w:pStyle w:val="Compact"/>
+              <w:jc w:val="left"/>
+            </w:pPr>
+            <w:r>
+              <w:t xml:space="preserve">4</w:t>
+            </w:r>
+          </w:p>
+        </w:tc>
+      </w:tr>
+      <w:tr>
+        <w:tc>
+          <w:tcPr/>
+          <w:p>
+            <w:pPr>
+              <w:pStyle w:val="Compact"/>
+              <w:jc w:val="left"/>
+            </w:pPr>
+            <w:r>
+              <w:t xml:space="preserve">B.4. Electroválvulas</w:t>
+            </w:r>
+          </w:p>
+        </w:tc>
+        <w:tc>
+          <w:tcPr/>
+          <w:p>
+            <w:pPr>
+              <w:pStyle w:val="Compact"/>
+              <w:jc w:val="left"/>
+            </w:pPr>
+            <w:r>
+              <w:t xml:space="preserve">Electroválvulas K-Rain BSPT instaladas en distintos sectores</w:t>
+            </w:r>
+          </w:p>
+        </w:tc>
+        <w:tc>
+          <w:tcPr/>
+          <w:p>
+            <w:pPr>
+              <w:pStyle w:val="Compact"/>
+              <w:jc w:val="left"/>
+            </w:pPr>
+            <w:r>
+              <w:t xml:space="preserve">2</w:t>
+            </w:r>
+          </w:p>
+        </w:tc>
+      </w:tr>
+      <w:tr>
+        <w:tc>
+          <w:tcPr/>
+          <w:p>
+            <w:pPr>
+              <w:pStyle w:val="Compact"/>
+              <w:jc w:val="left"/>
+            </w:pPr>
+            <w:r>
+              <w:t xml:space="preserve">B.5. Cajas de válvula</w:t>
+            </w:r>
+          </w:p>
+        </w:tc>
+        <w:tc>
+          <w:tcPr/>
+          <w:p>
+            <w:pPr>
+              <w:pStyle w:val="Compact"/>
+              <w:jc w:val="left"/>
+            </w:pPr>
+            <w:r>
+              <w:t xml:space="preserve">Cajas de hormigón fabricadas in situ con dimensiones 40×40×30 cm</w:t>
+            </w:r>
+          </w:p>
+        </w:tc>
+        <w:tc>
+          <w:tcPr/>
+          <w:p>
+            <w:pPr>
+              <w:pStyle w:val="Compact"/>
+              <w:jc w:val="left"/>
+            </w:pPr>
+            <w:r>
+              <w:t xml:space="preserve">2</w:t>
+            </w:r>
+          </w:p>
+        </w:tc>
+      </w:tr>
+      <w:tr>
+        <w:tc>
+          <w:tcPr/>
+          <w:p>
+            <w:pPr>
+              <w:pStyle w:val="Compact"/>
+              <w:jc w:val="left"/>
+            </w:pPr>
+            <w:r>
+              <w:t xml:space="preserve">B.6. Empalmes eléctricos</w:t>
+            </w:r>
+          </w:p>
+        </w:tc>
+        <w:tc>
+          <w:tcPr/>
+          <w:p>
+            <w:pPr>
+              <w:pStyle w:val="Compact"/>
+              <w:jc w:val="left"/>
+            </w:pPr>
+            <w:r>
+              <w:t xml:space="preserve">Detalles de los empalmes impermeabilizados con cinta autovulcanizante</w:t>
+            </w:r>
+          </w:p>
+        </w:tc>
+        <w:tc>
+          <w:tcPr/>
+          <w:p>
+            <w:pPr>
+              <w:pStyle w:val="Compact"/>
+              <w:jc w:val="left"/>
+            </w:pPr>
+            <w:r>
+              <w:t xml:space="preserve">2</w:t>
+            </w:r>
+          </w:p>
+        </w:tc>
+      </w:tr>
+      <w:tr>
+        <w:tc>
+          <w:tcPr/>
+          <w:p>
+            <w:pPr>
+              <w:pStyle w:val="Compact"/>
+              <w:jc w:val="left"/>
+            </w:pPr>
+            <w:r>
+              <w:t xml:space="preserve">B.7. Materiales</w:t>
+            </w:r>
+          </w:p>
+        </w:tc>
+        <w:tc>
+          <w:tcPr/>
+          <w:p>
+            <w:pPr>
+              <w:pStyle w:val="Compact"/>
+              <w:jc w:val="left"/>
+            </w:pPr>
+            <w:r>
+              <w:t xml:space="preserve">Rollos de cable 20 AWG y solenoides en stock antes de instalar</w:t>
+            </w:r>
+          </w:p>
+        </w:tc>
+        <w:tc>
+          <w:tcPr/>
+          <w:p>
+            <w:pPr>
+              <w:pStyle w:val="Compact"/>
+              <w:jc w:val="left"/>
+            </w:pPr>
+            <w:r>
+              <w:t xml:space="preserve">1</w:t>
+            </w:r>
+          </w:p>
+        </w:tc>
+      </w:tr>
+      <w:tr>
+        <w:tc>
+          <w:tcPr/>
+          <w:p>
+            <w:pPr>
+              <w:pStyle w:val="Compact"/>
+              <w:jc w:val="left"/>
+            </w:pPr>
+            <w:r>
+              <w:rPr>
+                <w:bCs/>
+                <w:b/>
+              </w:rPr>
+              <w:t xml:space="preserve">Total</w:t>
+            </w:r>
+          </w:p>
+        </w:tc>
+        <w:tc>
+          <w:tcPr/>
+          <w:p>
+            <w:pPr>
+              <w:pStyle w:val="Compact"/>
+              <w:jc w:val="left"/>
+            </w:pPr>
+            <w:r>
+              <w:rPr>
+                <w:bCs/>
+                <w:b/>
+              </w:rPr>
+              <w:t xml:space="preserve">Conjunto fotográfico de la instalación</w:t>
+            </w:r>
+          </w:p>
+        </w:tc>
+        <w:tc>
+          <w:tcPr/>
+          <w:p>
+            <w:pPr>
+              <w:pStyle w:val="Compact"/>
+              <w:jc w:val="left"/>
+            </w:pPr>
+            <w:r>
+              <w:rPr>
+                <w:bCs/>
+                <w:b/>
+              </w:rPr>
+              <w:t xml:space="preserve">15 fotografías</w:t>
+            </w:r>
+          </w:p>
+        </w:tc>
+      </w:tr>
+    </w:tbl>
+    <w:p>
+      <w:pPr>
+        <w:pStyle w:val="BodyText"/>
+      </w:pPr>
+      <w:r>
+        <w:rPr>
+          <w:iCs/>
+          <w:i/>
+        </w:rPr>
+        <w:t xml:space="preserve">Fuente: Fotografías de trabajo de campo en el Parque Quinta Estación, 2026.</w:t>
       </w:r>
     </w:p>
     <w:p>
@@ -15346,9 +17931,8 @@
         <w:t xml:space="preserve">Postulante: Jose Neyer Arnez Aguilar — Tutor: Ing. Ariel Luis Gruich Arratia</w:t>
       </w:r>
     </w:p>
-    <w:bookmarkEnd w:id="134"/>
-    <w:bookmarkEnd w:id="135"/>
-    <w:bookmarkEnd w:id="136"/>
+    <w:bookmarkEnd w:id="142"/>
+    <w:bookmarkEnd w:id="143"/>
     <w:sectPr/>
   </w:body>
 </w:document>
@@ -15833,6 +18417,9 @@
     </w:lvlOverride>
   </w:num>
   <w:num w:numId="1018">
+    <w:abstractNumId w:val="991"/>
+  </w:num>
+  <w:num w:numId="1019">
     <w:abstractNumId w:val="99411"/>
     <w:lvlOverride w:ilvl="0">
       <w:startOverride w:val="1"/>
@@ -15862,11 +18449,35 @@
       <w:startOverride w:val="1"/>
     </w:lvlOverride>
   </w:num>
-  <w:num w:numId="1019">
-    <w:abstractNumId w:val="991"/>
-  </w:num>
   <w:num w:numId="1020">
-    <w:abstractNumId w:val="991"/>
+    <w:abstractNumId w:val="99411"/>
+    <w:lvlOverride w:ilvl="0">
+      <w:startOverride w:val="1"/>
+    </w:lvlOverride>
+    <w:lvlOverride w:ilvl="1">
+      <w:startOverride w:val="1"/>
+    </w:lvlOverride>
+    <w:lvlOverride w:ilvl="2">
+      <w:startOverride w:val="1"/>
+    </w:lvlOverride>
+    <w:lvlOverride w:ilvl="3">
+      <w:startOverride w:val="1"/>
+    </w:lvlOverride>
+    <w:lvlOverride w:ilvl="4">
+      <w:startOverride w:val="1"/>
+    </w:lvlOverride>
+    <w:lvlOverride w:ilvl="5">
+      <w:startOverride w:val="1"/>
+    </w:lvlOverride>
+    <w:lvlOverride w:ilvl="6">
+      <w:startOverride w:val="1"/>
+    </w:lvlOverride>
+    <w:lvlOverride w:ilvl="7">
+      <w:startOverride w:val="1"/>
+    </w:lvlOverride>
+    <w:lvlOverride w:ilvl="8">
+      <w:startOverride w:val="1"/>
+    </w:lvlOverride>
   </w:num>
   <w:num w:numId="1021">
     <w:abstractNumId w:val="991"/>
@@ -15875,15 +18486,66 @@
     <w:abstractNumId w:val="991"/>
   </w:num>
   <w:num w:numId="1023">
-    <w:abstractNumId w:val="991"/>
+    <w:abstractNumId w:val="99411"/>
+    <w:lvlOverride w:ilvl="0">
+      <w:startOverride w:val="1"/>
+    </w:lvlOverride>
+    <w:lvlOverride w:ilvl="1">
+      <w:startOverride w:val="1"/>
+    </w:lvlOverride>
+    <w:lvlOverride w:ilvl="2">
+      <w:startOverride w:val="1"/>
+    </w:lvlOverride>
+    <w:lvlOverride w:ilvl="3">
+      <w:startOverride w:val="1"/>
+    </w:lvlOverride>
+    <w:lvlOverride w:ilvl="4">
+      <w:startOverride w:val="1"/>
+    </w:lvlOverride>
+    <w:lvlOverride w:ilvl="5">
+      <w:startOverride w:val="1"/>
+    </w:lvlOverride>
+    <w:lvlOverride w:ilvl="6">
+      <w:startOverride w:val="1"/>
+    </w:lvlOverride>
+    <w:lvlOverride w:ilvl="7">
+      <w:startOverride w:val="1"/>
+    </w:lvlOverride>
+    <w:lvlOverride w:ilvl="8">
+      <w:startOverride w:val="1"/>
+    </w:lvlOverride>
   </w:num>
   <w:num w:numId="1024">
-    <w:abstractNumId w:val="991"/>
+    <w:abstractNumId w:val="99411"/>
+    <w:lvlOverride w:ilvl="0">
+      <w:startOverride w:val="1"/>
+    </w:lvlOverride>
+    <w:lvlOverride w:ilvl="1">
+      <w:startOverride w:val="1"/>
+    </w:lvlOverride>
+    <w:lvlOverride w:ilvl="2">
+      <w:startOverride w:val="1"/>
+    </w:lvlOverride>
+    <w:lvlOverride w:ilvl="3">
+      <w:startOverride w:val="1"/>
+    </w:lvlOverride>
+    <w:lvlOverride w:ilvl="4">
+      <w:startOverride w:val="1"/>
+    </w:lvlOverride>
+    <w:lvlOverride w:ilvl="5">
+      <w:startOverride w:val="1"/>
+    </w:lvlOverride>
+    <w:lvlOverride w:ilvl="6">
+      <w:startOverride w:val="1"/>
+    </w:lvlOverride>
+    <w:lvlOverride w:ilvl="7">
+      <w:startOverride w:val="1"/>
+    </w:lvlOverride>
+    <w:lvlOverride w:ilvl="8">
+      <w:startOverride w:val="1"/>
+    </w:lvlOverride>
   </w:num>
   <w:num w:numId="1025">
-    <w:abstractNumId w:val="991"/>
-  </w:num>
-  <w:num w:numId="1026">
     <w:abstractNumId w:val="991"/>
   </w:num>
 </w:numbering>
